--- a/thuc_hanh_05/BaoCao_BaiThucHanh_TKTT_Buoi_5.docx
+++ b/thuc_hanh_05/BaoCao_BaiThucHanh_TKTT_Buoi_5.docx
@@ -385,1082 +385,6 @@
         </w:rPr>
         <w:t>ÁO CÁO TÌM KIẾM</w:t>
       </w:r>
-    </w:p>
-    <w:p>
-      <w:pPr>
-        <w:pStyle w:val="ListParagraph"/>
-        <w:jc w:val="both"/>
-        <w:rPr>
-          <w:rFonts w:ascii="Times New Roman" w:hAnsi="Times New Roman" w:cs="Times New Roman"/>
-          <w:b/>
-          <w:bCs/>
-          <w:sz w:val="26"/>
-          <w:szCs w:val="26"/>
-          <w:lang w:val="en-US"/>
-        </w:rPr>
-      </w:pPr>
-    </w:p>
-    <w:p>
-      <w:pPr>
-        <w:pStyle w:val="ListParagraph"/>
-        <w:jc w:val="both"/>
-        <w:rPr>
-          <w:rFonts w:ascii="Times New Roman" w:hAnsi="Times New Roman" w:cs="Times New Roman"/>
-          <w:b/>
-          <w:bCs/>
-          <w:sz w:val="26"/>
-          <w:szCs w:val="26"/>
-          <w:lang w:val="en-US"/>
-        </w:rPr>
-      </w:pPr>
-      <w:r>
-        <w:rPr>
-          <w:rFonts w:ascii="Times New Roman" w:hAnsi="Times New Roman" w:cs="Times New Roman"/>
-          <w:b/>
-          <w:bCs/>
-          <w:sz w:val="26"/>
-          <w:szCs w:val="26"/>
-          <w:lang w:val="en-US"/>
-        </w:rPr>
-        <w:t>Truy vấn: windows xp</w:t>
-      </w:r>
-    </w:p>
-    <w:tbl>
-      <w:tblPr>
-        <w:tblW w:w="0" w:type="auto"/>
-        <w:tblCellMar>
-          <w:top w:w="15" w:type="dxa"/>
-          <w:left w:w="15" w:type="dxa"/>
-          <w:bottom w:w="15" w:type="dxa"/>
-          <w:right w:w="15" w:type="dxa"/>
-        </w:tblCellMar>
-        <w:tblLook w:val="04A0" w:firstRow="1" w:lastRow="0" w:firstColumn="1" w:lastColumn="0" w:noHBand="0" w:noVBand="1"/>
-      </w:tblPr>
-      <w:tblGrid>
-        <w:gridCol w:w="1572"/>
-        <w:gridCol w:w="2171"/>
-        <w:gridCol w:w="1795"/>
-      </w:tblGrid>
-      <w:tr>
-        <w:trPr>
-          <w:tblHeader/>
-        </w:trPr>
-        <w:tc>
-          <w:tcPr>
-            <w:tcW w:w="0" w:type="auto"/>
-            <w:tcBorders>
-              <w:right w:val="single" w:sz="6" w:space="0" w:color="DCDCDC"/>
-            </w:tcBorders>
-            <w:tcMar>
-              <w:top w:w="120" w:type="dxa"/>
-              <w:left w:w="180" w:type="dxa"/>
-              <w:bottom w:w="120" w:type="dxa"/>
-              <w:right w:w="180" w:type="dxa"/>
-            </w:tcMar>
-            <w:vAlign w:val="center"/>
-            <w:hideMark/>
-          </w:tcPr>
-          <w:p>
-            <w:pPr>
-              <w:pStyle w:val="ListParagraph"/>
-              <w:jc w:val="both"/>
-              <w:rPr>
-                <w:rFonts w:ascii="Times New Roman" w:hAnsi="Times New Roman" w:cs="Times New Roman"/>
-                <w:b/>
-                <w:bCs/>
-                <w:sz w:val="26"/>
-                <w:szCs w:val="26"/>
-                <w:lang w:val="en-US"/>
-              </w:rPr>
-            </w:pPr>
-            <w:r>
-              <w:rPr>
-                <w:rFonts w:ascii="Times New Roman" w:hAnsi="Times New Roman" w:cs="Times New Roman"/>
-                <w:b/>
-                <w:bCs/>
-                <w:sz w:val="26"/>
-                <w:szCs w:val="26"/>
-                <w:lang w:val="en-US"/>
-              </w:rPr>
-              <w:t>STT</w:t>
-            </w:r>
-          </w:p>
-        </w:tc>
-        <w:tc>
-          <w:tcPr>
-            <w:tcW w:w="0" w:type="auto"/>
-            <w:tcBorders>
-              <w:right w:val="single" w:sz="6" w:space="0" w:color="DCDCDC"/>
-            </w:tcBorders>
-            <w:tcMar>
-              <w:top w:w="120" w:type="dxa"/>
-              <w:left w:w="180" w:type="dxa"/>
-              <w:bottom w:w="120" w:type="dxa"/>
-              <w:right w:w="180" w:type="dxa"/>
-            </w:tcMar>
-            <w:vAlign w:val="center"/>
-            <w:hideMark/>
-          </w:tcPr>
-          <w:p>
-            <w:pPr>
-              <w:pStyle w:val="ListParagraph"/>
-              <w:jc w:val="both"/>
-              <w:rPr>
-                <w:rFonts w:ascii="Times New Roman" w:hAnsi="Times New Roman" w:cs="Times New Roman"/>
-                <w:b/>
-                <w:bCs/>
-                <w:sz w:val="26"/>
-                <w:szCs w:val="26"/>
-                <w:lang w:val="en-US"/>
-              </w:rPr>
-            </w:pPr>
-            <w:r>
-              <w:rPr>
-                <w:rFonts w:ascii="Times New Roman" w:hAnsi="Times New Roman" w:cs="Times New Roman"/>
-                <w:b/>
-                <w:bCs/>
-                <w:sz w:val="26"/>
-                <w:szCs w:val="26"/>
-                <w:lang w:val="en-US"/>
-              </w:rPr>
-              <w:t>Tài liệu</w:t>
-            </w:r>
-          </w:p>
-        </w:tc>
-        <w:tc>
-          <w:tcPr>
-            <w:tcW w:w="0" w:type="auto"/>
-            <w:tcBorders>
-              <w:right w:val="nil"/>
-            </w:tcBorders>
-            <w:tcMar>
-              <w:top w:w="120" w:type="dxa"/>
-              <w:left w:w="180" w:type="dxa"/>
-              <w:bottom w:w="120" w:type="dxa"/>
-              <w:right w:w="180" w:type="dxa"/>
-            </w:tcMar>
-            <w:vAlign w:val="center"/>
-            <w:hideMark/>
-          </w:tcPr>
-          <w:p>
-            <w:pPr>
-              <w:pStyle w:val="ListParagraph"/>
-              <w:jc w:val="both"/>
-              <w:rPr>
-                <w:rFonts w:ascii="Times New Roman" w:hAnsi="Times New Roman" w:cs="Times New Roman"/>
-                <w:b/>
-                <w:bCs/>
-                <w:sz w:val="26"/>
-                <w:szCs w:val="26"/>
-                <w:lang w:val="en-US"/>
-              </w:rPr>
-            </w:pPr>
-            <w:r>
-              <w:rPr>
-                <w:rFonts w:ascii="Times New Roman" w:hAnsi="Times New Roman" w:cs="Times New Roman"/>
-                <w:b/>
-                <w:bCs/>
-                <w:sz w:val="26"/>
-                <w:szCs w:val="26"/>
-                <w:lang w:val="en-US"/>
-              </w:rPr>
-              <w:t>Score</w:t>
-            </w:r>
-          </w:p>
-        </w:tc>
-      </w:tr>
-      <w:tr>
-        <w:tc>
-          <w:tcPr>
-            <w:tcW w:w="0" w:type="auto"/>
-            <w:tcBorders>
-              <w:top w:val="single" w:sz="6" w:space="0" w:color="DCDCDC"/>
-              <w:right w:val="single" w:sz="6" w:space="0" w:color="DCDCDC"/>
-            </w:tcBorders>
-            <w:tcMar>
-              <w:top w:w="120" w:type="dxa"/>
-              <w:left w:w="180" w:type="dxa"/>
-              <w:bottom w:w="120" w:type="dxa"/>
-              <w:right w:w="180" w:type="dxa"/>
-            </w:tcMar>
-            <w:vAlign w:val="center"/>
-            <w:hideMark/>
-          </w:tcPr>
-          <w:p>
-            <w:pPr>
-              <w:pStyle w:val="ListParagraph"/>
-              <w:jc w:val="both"/>
-              <w:rPr>
-                <w:rFonts w:ascii="Times New Roman" w:hAnsi="Times New Roman" w:cs="Times New Roman"/>
-                <w:sz w:val="26"/>
-                <w:szCs w:val="26"/>
-                <w:lang w:val="en-US"/>
-              </w:rPr>
-            </w:pPr>
-            <w:r>
-              <w:rPr>
-                <w:rFonts w:ascii="Times New Roman" w:hAnsi="Times New Roman" w:cs="Times New Roman"/>
-                <w:sz w:val="26"/>
-                <w:szCs w:val="26"/>
-                <w:lang w:val="en-US"/>
-              </w:rPr>
-              <w:t>1</w:t>
-            </w:r>
-          </w:p>
-        </w:tc>
-        <w:tc>
-          <w:tcPr>
-            <w:tcW w:w="0" w:type="auto"/>
-            <w:tcBorders>
-              <w:top w:val="single" w:sz="6" w:space="0" w:color="DCDCDC"/>
-              <w:right w:val="single" w:sz="6" w:space="0" w:color="DCDCDC"/>
-            </w:tcBorders>
-            <w:tcMar>
-              <w:top w:w="120" w:type="dxa"/>
-              <w:left w:w="180" w:type="dxa"/>
-              <w:bottom w:w="120" w:type="dxa"/>
-              <w:right w:w="180" w:type="dxa"/>
-            </w:tcMar>
-            <w:vAlign w:val="center"/>
-            <w:hideMark/>
-          </w:tcPr>
-          <w:p>
-            <w:pPr>
-              <w:pStyle w:val="ListParagraph"/>
-              <w:jc w:val="both"/>
-              <w:rPr>
-                <w:rFonts w:ascii="Times New Roman" w:hAnsi="Times New Roman" w:cs="Times New Roman"/>
-                <w:sz w:val="26"/>
-                <w:szCs w:val="26"/>
-                <w:lang w:val="en-US"/>
-              </w:rPr>
-            </w:pPr>
-            <w:r>
-              <w:rPr>
-                <w:rFonts w:ascii="Times New Roman" w:hAnsi="Times New Roman" w:cs="Times New Roman"/>
-                <w:sz w:val="26"/>
-                <w:szCs w:val="26"/>
-                <w:lang w:val="en-US"/>
-              </w:rPr>
-              <w:t>1003.docx</w:t>
-            </w:r>
-          </w:p>
-        </w:tc>
-        <w:tc>
-          <w:tcPr>
-            <w:tcW w:w="0" w:type="auto"/>
-            <w:tcBorders>
-              <w:top w:val="single" w:sz="6" w:space="0" w:color="DCDCDC"/>
-              <w:right w:val="nil"/>
-            </w:tcBorders>
-            <w:tcMar>
-              <w:top w:w="120" w:type="dxa"/>
-              <w:left w:w="180" w:type="dxa"/>
-              <w:bottom w:w="120" w:type="dxa"/>
-              <w:right w:w="180" w:type="dxa"/>
-            </w:tcMar>
-            <w:vAlign w:val="center"/>
-            <w:hideMark/>
-          </w:tcPr>
-          <w:p>
-            <w:pPr>
-              <w:pStyle w:val="ListParagraph"/>
-              <w:jc w:val="both"/>
-              <w:rPr>
-                <w:rFonts w:ascii="Times New Roman" w:hAnsi="Times New Roman" w:cs="Times New Roman"/>
-                <w:sz w:val="26"/>
-                <w:szCs w:val="26"/>
-                <w:lang w:val="en-US"/>
-              </w:rPr>
-            </w:pPr>
-            <w:r>
-              <w:rPr>
-                <w:rFonts w:ascii="Times New Roman" w:hAnsi="Times New Roman" w:cs="Times New Roman"/>
-                <w:sz w:val="26"/>
-                <w:szCs w:val="26"/>
-                <w:lang w:val="en-US"/>
-              </w:rPr>
-              <w:t>0.4620</w:t>
-            </w:r>
-          </w:p>
-        </w:tc>
-      </w:tr>
-      <w:tr>
-        <w:tc>
-          <w:tcPr>
-            <w:tcW w:w="0" w:type="auto"/>
-            <w:tcBorders>
-              <w:top w:val="single" w:sz="6" w:space="0" w:color="DCDCDC"/>
-              <w:right w:val="single" w:sz="6" w:space="0" w:color="DCDCDC"/>
-            </w:tcBorders>
-            <w:tcMar>
-              <w:top w:w="120" w:type="dxa"/>
-              <w:left w:w="180" w:type="dxa"/>
-              <w:bottom w:w="120" w:type="dxa"/>
-              <w:right w:w="180" w:type="dxa"/>
-            </w:tcMar>
-            <w:vAlign w:val="center"/>
-            <w:hideMark/>
-          </w:tcPr>
-          <w:p>
-            <w:pPr>
-              <w:pStyle w:val="ListParagraph"/>
-              <w:jc w:val="both"/>
-              <w:rPr>
-                <w:rFonts w:ascii="Times New Roman" w:hAnsi="Times New Roman" w:cs="Times New Roman"/>
-                <w:sz w:val="26"/>
-                <w:szCs w:val="26"/>
-                <w:lang w:val="en-US"/>
-              </w:rPr>
-            </w:pPr>
-            <w:r>
-              <w:rPr>
-                <w:rFonts w:ascii="Times New Roman" w:hAnsi="Times New Roman" w:cs="Times New Roman"/>
-                <w:sz w:val="26"/>
-                <w:szCs w:val="26"/>
-                <w:lang w:val="en-US"/>
-              </w:rPr>
-              <w:t>2</w:t>
-            </w:r>
-          </w:p>
-        </w:tc>
-        <w:tc>
-          <w:tcPr>
-            <w:tcW w:w="0" w:type="auto"/>
-            <w:tcBorders>
-              <w:top w:val="single" w:sz="6" w:space="0" w:color="DCDCDC"/>
-              <w:right w:val="single" w:sz="6" w:space="0" w:color="DCDCDC"/>
-            </w:tcBorders>
-            <w:tcMar>
-              <w:top w:w="120" w:type="dxa"/>
-              <w:left w:w="180" w:type="dxa"/>
-              <w:bottom w:w="120" w:type="dxa"/>
-              <w:right w:w="180" w:type="dxa"/>
-            </w:tcMar>
-            <w:vAlign w:val="center"/>
-            <w:hideMark/>
-          </w:tcPr>
-          <w:p>
-            <w:pPr>
-              <w:pStyle w:val="ListParagraph"/>
-              <w:jc w:val="both"/>
-              <w:rPr>
-                <w:rFonts w:ascii="Times New Roman" w:hAnsi="Times New Roman" w:cs="Times New Roman"/>
-                <w:sz w:val="26"/>
-                <w:szCs w:val="26"/>
-                <w:lang w:val="en-US"/>
-              </w:rPr>
-            </w:pPr>
-            <w:r>
-              <w:rPr>
-                <w:rFonts w:ascii="Times New Roman" w:hAnsi="Times New Roman" w:cs="Times New Roman"/>
-                <w:sz w:val="26"/>
-                <w:szCs w:val="26"/>
-                <w:lang w:val="en-US"/>
-              </w:rPr>
-              <w:t>1005.docx</w:t>
-            </w:r>
-          </w:p>
-        </w:tc>
-        <w:tc>
-          <w:tcPr>
-            <w:tcW w:w="0" w:type="auto"/>
-            <w:tcBorders>
-              <w:top w:val="single" w:sz="6" w:space="0" w:color="DCDCDC"/>
-              <w:right w:val="nil"/>
-            </w:tcBorders>
-            <w:tcMar>
-              <w:top w:w="120" w:type="dxa"/>
-              <w:left w:w="180" w:type="dxa"/>
-              <w:bottom w:w="120" w:type="dxa"/>
-              <w:right w:w="180" w:type="dxa"/>
-            </w:tcMar>
-            <w:vAlign w:val="center"/>
-            <w:hideMark/>
-          </w:tcPr>
-          <w:p>
-            <w:pPr>
-              <w:pStyle w:val="ListParagraph"/>
-              <w:jc w:val="both"/>
-              <w:rPr>
-                <w:rFonts w:ascii="Times New Roman" w:hAnsi="Times New Roman" w:cs="Times New Roman"/>
-                <w:sz w:val="26"/>
-                <w:szCs w:val="26"/>
-                <w:lang w:val="en-US"/>
-              </w:rPr>
-            </w:pPr>
-            <w:r>
-              <w:rPr>
-                <w:rFonts w:ascii="Times New Roman" w:hAnsi="Times New Roman" w:cs="Times New Roman"/>
-                <w:sz w:val="26"/>
-                <w:szCs w:val="26"/>
-                <w:lang w:val="en-US"/>
-              </w:rPr>
-              <w:t>0.3375</w:t>
-            </w:r>
-          </w:p>
-        </w:tc>
-      </w:tr>
-      <w:tr>
-        <w:tc>
-          <w:tcPr>
-            <w:tcW w:w="0" w:type="auto"/>
-            <w:tcBorders>
-              <w:top w:val="single" w:sz="6" w:space="0" w:color="DCDCDC"/>
-              <w:right w:val="single" w:sz="6" w:space="0" w:color="DCDCDC"/>
-            </w:tcBorders>
-            <w:tcMar>
-              <w:top w:w="120" w:type="dxa"/>
-              <w:left w:w="180" w:type="dxa"/>
-              <w:bottom w:w="120" w:type="dxa"/>
-              <w:right w:w="180" w:type="dxa"/>
-            </w:tcMar>
-            <w:vAlign w:val="center"/>
-            <w:hideMark/>
-          </w:tcPr>
-          <w:p>
-            <w:pPr>
-              <w:pStyle w:val="ListParagraph"/>
-              <w:jc w:val="both"/>
-              <w:rPr>
-                <w:rFonts w:ascii="Times New Roman" w:hAnsi="Times New Roman" w:cs="Times New Roman"/>
-                <w:sz w:val="26"/>
-                <w:szCs w:val="26"/>
-                <w:lang w:val="en-US"/>
-              </w:rPr>
-            </w:pPr>
-            <w:r>
-              <w:rPr>
-                <w:rFonts w:ascii="Times New Roman" w:hAnsi="Times New Roman" w:cs="Times New Roman"/>
-                <w:sz w:val="26"/>
-                <w:szCs w:val="26"/>
-                <w:lang w:val="en-US"/>
-              </w:rPr>
-              <w:t>3</w:t>
-            </w:r>
-          </w:p>
-        </w:tc>
-        <w:tc>
-          <w:tcPr>
-            <w:tcW w:w="0" w:type="auto"/>
-            <w:tcBorders>
-              <w:top w:val="single" w:sz="6" w:space="0" w:color="DCDCDC"/>
-              <w:right w:val="single" w:sz="6" w:space="0" w:color="DCDCDC"/>
-            </w:tcBorders>
-            <w:tcMar>
-              <w:top w:w="120" w:type="dxa"/>
-              <w:left w:w="180" w:type="dxa"/>
-              <w:bottom w:w="120" w:type="dxa"/>
-              <w:right w:w="180" w:type="dxa"/>
-            </w:tcMar>
-            <w:vAlign w:val="center"/>
-            <w:hideMark/>
-          </w:tcPr>
-          <w:p>
-            <w:pPr>
-              <w:pStyle w:val="ListParagraph"/>
-              <w:jc w:val="both"/>
-              <w:rPr>
-                <w:rFonts w:ascii="Times New Roman" w:hAnsi="Times New Roman" w:cs="Times New Roman"/>
-                <w:sz w:val="26"/>
-                <w:szCs w:val="26"/>
-                <w:lang w:val="en-US"/>
-              </w:rPr>
-            </w:pPr>
-            <w:r>
-              <w:rPr>
-                <w:rFonts w:ascii="Times New Roman" w:hAnsi="Times New Roman" w:cs="Times New Roman"/>
-                <w:sz w:val="26"/>
-                <w:szCs w:val="26"/>
-                <w:lang w:val="en-US"/>
-              </w:rPr>
-              <w:t>1002.docx</w:t>
-            </w:r>
-          </w:p>
-        </w:tc>
-        <w:tc>
-          <w:tcPr>
-            <w:tcW w:w="0" w:type="auto"/>
-            <w:tcBorders>
-              <w:top w:val="single" w:sz="6" w:space="0" w:color="DCDCDC"/>
-              <w:right w:val="nil"/>
-            </w:tcBorders>
-            <w:tcMar>
-              <w:top w:w="120" w:type="dxa"/>
-              <w:left w:w="180" w:type="dxa"/>
-              <w:bottom w:w="120" w:type="dxa"/>
-              <w:right w:w="180" w:type="dxa"/>
-            </w:tcMar>
-            <w:vAlign w:val="center"/>
-            <w:hideMark/>
-          </w:tcPr>
-          <w:p>
-            <w:pPr>
-              <w:pStyle w:val="ListParagraph"/>
-              <w:jc w:val="both"/>
-              <w:rPr>
-                <w:rFonts w:ascii="Times New Roman" w:hAnsi="Times New Roman" w:cs="Times New Roman"/>
-                <w:sz w:val="26"/>
-                <w:szCs w:val="26"/>
-                <w:lang w:val="en-US"/>
-              </w:rPr>
-            </w:pPr>
-            <w:r>
-              <w:rPr>
-                <w:rFonts w:ascii="Times New Roman" w:hAnsi="Times New Roman" w:cs="Times New Roman"/>
-                <w:sz w:val="26"/>
-                <w:szCs w:val="26"/>
-                <w:lang w:val="en-US"/>
-              </w:rPr>
-              <w:t>0.2681</w:t>
-            </w:r>
-          </w:p>
-        </w:tc>
-      </w:tr>
-      <w:tr>
-        <w:tc>
-          <w:tcPr>
-            <w:tcW w:w="0" w:type="auto"/>
-            <w:tcBorders>
-              <w:top w:val="single" w:sz="6" w:space="0" w:color="DCDCDC"/>
-              <w:right w:val="single" w:sz="6" w:space="0" w:color="DCDCDC"/>
-            </w:tcBorders>
-            <w:tcMar>
-              <w:top w:w="120" w:type="dxa"/>
-              <w:left w:w="180" w:type="dxa"/>
-              <w:bottom w:w="120" w:type="dxa"/>
-              <w:right w:w="180" w:type="dxa"/>
-            </w:tcMar>
-            <w:vAlign w:val="center"/>
-            <w:hideMark/>
-          </w:tcPr>
-          <w:p>
-            <w:pPr>
-              <w:pStyle w:val="ListParagraph"/>
-              <w:jc w:val="both"/>
-              <w:rPr>
-                <w:rFonts w:ascii="Times New Roman" w:hAnsi="Times New Roman" w:cs="Times New Roman"/>
-                <w:sz w:val="26"/>
-                <w:szCs w:val="26"/>
-                <w:lang w:val="en-US"/>
-              </w:rPr>
-            </w:pPr>
-            <w:r>
-              <w:rPr>
-                <w:rFonts w:ascii="Times New Roman" w:hAnsi="Times New Roman" w:cs="Times New Roman"/>
-                <w:sz w:val="26"/>
-                <w:szCs w:val="26"/>
-                <w:lang w:val="en-US"/>
-              </w:rPr>
-              <w:t>4</w:t>
-            </w:r>
-          </w:p>
-        </w:tc>
-        <w:tc>
-          <w:tcPr>
-            <w:tcW w:w="0" w:type="auto"/>
-            <w:tcBorders>
-              <w:top w:val="single" w:sz="6" w:space="0" w:color="DCDCDC"/>
-              <w:right w:val="single" w:sz="6" w:space="0" w:color="DCDCDC"/>
-            </w:tcBorders>
-            <w:tcMar>
-              <w:top w:w="120" w:type="dxa"/>
-              <w:left w:w="180" w:type="dxa"/>
-              <w:bottom w:w="120" w:type="dxa"/>
-              <w:right w:w="180" w:type="dxa"/>
-            </w:tcMar>
-            <w:vAlign w:val="center"/>
-            <w:hideMark/>
-          </w:tcPr>
-          <w:p>
-            <w:pPr>
-              <w:pStyle w:val="ListParagraph"/>
-              <w:jc w:val="both"/>
-              <w:rPr>
-                <w:rFonts w:ascii="Times New Roman" w:hAnsi="Times New Roman" w:cs="Times New Roman"/>
-                <w:sz w:val="26"/>
-                <w:szCs w:val="26"/>
-                <w:lang w:val="en-US"/>
-              </w:rPr>
-            </w:pPr>
-            <w:r>
-              <w:rPr>
-                <w:rFonts w:ascii="Times New Roman" w:hAnsi="Times New Roman" w:cs="Times New Roman"/>
-                <w:sz w:val="26"/>
-                <w:szCs w:val="26"/>
-                <w:lang w:val="en-US"/>
-              </w:rPr>
-              <w:t>1001.docx</w:t>
-            </w:r>
-          </w:p>
-        </w:tc>
-        <w:tc>
-          <w:tcPr>
-            <w:tcW w:w="0" w:type="auto"/>
-            <w:tcBorders>
-              <w:top w:val="single" w:sz="6" w:space="0" w:color="DCDCDC"/>
-              <w:right w:val="nil"/>
-            </w:tcBorders>
-            <w:tcMar>
-              <w:top w:w="120" w:type="dxa"/>
-              <w:left w:w="180" w:type="dxa"/>
-              <w:bottom w:w="120" w:type="dxa"/>
-              <w:right w:w="180" w:type="dxa"/>
-            </w:tcMar>
-            <w:vAlign w:val="center"/>
-            <w:hideMark/>
-          </w:tcPr>
-          <w:p>
-            <w:pPr>
-              <w:pStyle w:val="ListParagraph"/>
-              <w:jc w:val="both"/>
-              <w:rPr>
-                <w:rFonts w:ascii="Times New Roman" w:hAnsi="Times New Roman" w:cs="Times New Roman"/>
-                <w:sz w:val="26"/>
-                <w:szCs w:val="26"/>
-                <w:lang w:val="en-US"/>
-              </w:rPr>
-            </w:pPr>
-            <w:r>
-              <w:rPr>
-                <w:rFonts w:ascii="Times New Roman" w:hAnsi="Times New Roman" w:cs="Times New Roman"/>
-                <w:sz w:val="26"/>
-                <w:szCs w:val="26"/>
-                <w:lang w:val="en-US"/>
-              </w:rPr>
-              <w:t>0.2509</w:t>
-            </w:r>
-          </w:p>
-        </w:tc>
-      </w:tr>
-      <w:tr>
-        <w:tc>
-          <w:tcPr>
-            <w:tcW w:w="0" w:type="auto"/>
-            <w:tcBorders>
-              <w:top w:val="single" w:sz="6" w:space="0" w:color="DCDCDC"/>
-              <w:right w:val="single" w:sz="6" w:space="0" w:color="DCDCDC"/>
-            </w:tcBorders>
-            <w:tcMar>
-              <w:top w:w="120" w:type="dxa"/>
-              <w:left w:w="180" w:type="dxa"/>
-              <w:bottom w:w="120" w:type="dxa"/>
-              <w:right w:w="180" w:type="dxa"/>
-            </w:tcMar>
-            <w:vAlign w:val="center"/>
-            <w:hideMark/>
-          </w:tcPr>
-          <w:p>
-            <w:pPr>
-              <w:pStyle w:val="ListParagraph"/>
-              <w:jc w:val="both"/>
-              <w:rPr>
-                <w:rFonts w:ascii="Times New Roman" w:hAnsi="Times New Roman" w:cs="Times New Roman"/>
-                <w:sz w:val="26"/>
-                <w:szCs w:val="26"/>
-                <w:lang w:val="en-US"/>
-              </w:rPr>
-            </w:pPr>
-            <w:r>
-              <w:rPr>
-                <w:rFonts w:ascii="Times New Roman" w:hAnsi="Times New Roman" w:cs="Times New Roman"/>
-                <w:sz w:val="26"/>
-                <w:szCs w:val="26"/>
-                <w:lang w:val="en-US"/>
-              </w:rPr>
-              <w:t>5</w:t>
-            </w:r>
-          </w:p>
-        </w:tc>
-        <w:tc>
-          <w:tcPr>
-            <w:tcW w:w="0" w:type="auto"/>
-            <w:tcBorders>
-              <w:top w:val="single" w:sz="6" w:space="0" w:color="DCDCDC"/>
-              <w:right w:val="single" w:sz="6" w:space="0" w:color="DCDCDC"/>
-            </w:tcBorders>
-            <w:tcMar>
-              <w:top w:w="120" w:type="dxa"/>
-              <w:left w:w="180" w:type="dxa"/>
-              <w:bottom w:w="120" w:type="dxa"/>
-              <w:right w:w="180" w:type="dxa"/>
-            </w:tcMar>
-            <w:vAlign w:val="center"/>
-            <w:hideMark/>
-          </w:tcPr>
-          <w:p>
-            <w:pPr>
-              <w:pStyle w:val="ListParagraph"/>
-              <w:jc w:val="both"/>
-              <w:rPr>
-                <w:rFonts w:ascii="Times New Roman" w:hAnsi="Times New Roman" w:cs="Times New Roman"/>
-                <w:sz w:val="26"/>
-                <w:szCs w:val="26"/>
-                <w:lang w:val="en-US"/>
-              </w:rPr>
-            </w:pPr>
-            <w:r>
-              <w:rPr>
-                <w:rFonts w:ascii="Times New Roman" w:hAnsi="Times New Roman" w:cs="Times New Roman"/>
-                <w:sz w:val="26"/>
-                <w:szCs w:val="26"/>
-                <w:lang w:val="en-US"/>
-              </w:rPr>
-              <w:t>1008.pdf</w:t>
-            </w:r>
-          </w:p>
-        </w:tc>
-        <w:tc>
-          <w:tcPr>
-            <w:tcW w:w="0" w:type="auto"/>
-            <w:tcBorders>
-              <w:top w:val="single" w:sz="6" w:space="0" w:color="DCDCDC"/>
-              <w:right w:val="nil"/>
-            </w:tcBorders>
-            <w:tcMar>
-              <w:top w:w="120" w:type="dxa"/>
-              <w:left w:w="180" w:type="dxa"/>
-              <w:bottom w:w="120" w:type="dxa"/>
-              <w:right w:w="180" w:type="dxa"/>
-            </w:tcMar>
-            <w:vAlign w:val="center"/>
-            <w:hideMark/>
-          </w:tcPr>
-          <w:p>
-            <w:pPr>
-              <w:pStyle w:val="ListParagraph"/>
-              <w:jc w:val="both"/>
-              <w:rPr>
-                <w:rFonts w:ascii="Times New Roman" w:hAnsi="Times New Roman" w:cs="Times New Roman"/>
-                <w:sz w:val="26"/>
-                <w:szCs w:val="26"/>
-                <w:lang w:val="en-US"/>
-              </w:rPr>
-            </w:pPr>
-            <w:r>
-              <w:rPr>
-                <w:rFonts w:ascii="Times New Roman" w:hAnsi="Times New Roman" w:cs="Times New Roman"/>
-                <w:sz w:val="26"/>
-                <w:szCs w:val="26"/>
-                <w:lang w:val="en-US"/>
-              </w:rPr>
-              <w:t>0.0995</w:t>
-            </w:r>
-          </w:p>
-        </w:tc>
-      </w:tr>
-    </w:tbl>
-    <w:p>
-      <w:pPr>
-        <w:pStyle w:val="ListParagraph"/>
-        <w:jc w:val="both"/>
-        <w:rPr>
-          <w:rFonts w:ascii="Times New Roman" w:hAnsi="Times New Roman" w:cs="Times New Roman"/>
-          <w:b/>
-          <w:bCs/>
-          <w:sz w:val="26"/>
-          <w:szCs w:val="26"/>
-          <w:lang w:val="en-US"/>
-        </w:rPr>
-      </w:pPr>
-    </w:p>
-    <w:p>
-      <w:pPr>
-        <w:pStyle w:val="ListParagraph"/>
-        <w:jc w:val="both"/>
-        <w:rPr>
-          <w:rFonts w:ascii="Times New Roman" w:hAnsi="Times New Roman" w:cs="Times New Roman"/>
-          <w:b/>
-          <w:bCs/>
-          <w:sz w:val="26"/>
-          <w:szCs w:val="26"/>
-          <w:lang w:val="en-US"/>
-        </w:rPr>
-      </w:pPr>
-      <w:r>
-        <w:rPr>
-          <w:rFonts w:ascii="Times New Roman" w:hAnsi="Times New Roman" w:cs="Times New Roman"/>
-          <w:b/>
-          <w:bCs/>
-          <w:sz w:val="26"/>
-          <w:szCs w:val="26"/>
-          <w:lang w:val="en-US"/>
-        </w:rPr>
-        <w:t>Truy vấn: bảng lương công an</w:t>
-      </w:r>
-    </w:p>
-    <w:tbl>
-      <w:tblPr>
-        <w:tblW w:w="0" w:type="auto"/>
-        <w:tblCellMar>
-          <w:top w:w="15" w:type="dxa"/>
-          <w:left w:w="15" w:type="dxa"/>
-          <w:bottom w:w="15" w:type="dxa"/>
-          <w:right w:w="15" w:type="dxa"/>
-        </w:tblCellMar>
-        <w:tblLook w:val="04A0" w:firstRow="1" w:lastRow="0" w:firstColumn="1" w:lastColumn="0" w:noHBand="0" w:noVBand="1"/>
-      </w:tblPr>
-      <w:tblGrid>
-        <w:gridCol w:w="1572"/>
-        <w:gridCol w:w="2142"/>
-        <w:gridCol w:w="1795"/>
-      </w:tblGrid>
-      <w:tr>
-        <w:trPr>
-          <w:tblHeader/>
-        </w:trPr>
-        <w:tc>
-          <w:tcPr>
-            <w:tcW w:w="0" w:type="auto"/>
-            <w:tcBorders>
-              <w:right w:val="single" w:sz="6" w:space="0" w:color="DCDCDC"/>
-            </w:tcBorders>
-            <w:tcMar>
-              <w:top w:w="120" w:type="dxa"/>
-              <w:left w:w="180" w:type="dxa"/>
-              <w:bottom w:w="120" w:type="dxa"/>
-              <w:right w:w="180" w:type="dxa"/>
-            </w:tcMar>
-            <w:vAlign w:val="center"/>
-            <w:hideMark/>
-          </w:tcPr>
-          <w:p>
-            <w:pPr>
-              <w:pStyle w:val="ListParagraph"/>
-              <w:jc w:val="both"/>
-              <w:rPr>
-                <w:rFonts w:ascii="Times New Roman" w:hAnsi="Times New Roman" w:cs="Times New Roman"/>
-                <w:b/>
-                <w:bCs/>
-                <w:sz w:val="26"/>
-                <w:szCs w:val="26"/>
-                <w:lang w:val="en-US"/>
-              </w:rPr>
-            </w:pPr>
-            <w:r>
-              <w:rPr>
-                <w:rFonts w:ascii="Times New Roman" w:hAnsi="Times New Roman" w:cs="Times New Roman"/>
-                <w:b/>
-                <w:bCs/>
-                <w:sz w:val="26"/>
-                <w:szCs w:val="26"/>
-                <w:lang w:val="en-US"/>
-              </w:rPr>
-              <w:t>STT</w:t>
-            </w:r>
-          </w:p>
-        </w:tc>
-        <w:tc>
-          <w:tcPr>
-            <w:tcW w:w="0" w:type="auto"/>
-            <w:tcBorders>
-              <w:right w:val="single" w:sz="6" w:space="0" w:color="DCDCDC"/>
-            </w:tcBorders>
-            <w:tcMar>
-              <w:top w:w="120" w:type="dxa"/>
-              <w:left w:w="180" w:type="dxa"/>
-              <w:bottom w:w="120" w:type="dxa"/>
-              <w:right w:w="180" w:type="dxa"/>
-            </w:tcMar>
-            <w:vAlign w:val="center"/>
-            <w:hideMark/>
-          </w:tcPr>
-          <w:p>
-            <w:pPr>
-              <w:pStyle w:val="ListParagraph"/>
-              <w:jc w:val="both"/>
-              <w:rPr>
-                <w:rFonts w:ascii="Times New Roman" w:hAnsi="Times New Roman" w:cs="Times New Roman"/>
-                <w:b/>
-                <w:bCs/>
-                <w:sz w:val="26"/>
-                <w:szCs w:val="26"/>
-                <w:lang w:val="en-US"/>
-              </w:rPr>
-            </w:pPr>
-            <w:r>
-              <w:rPr>
-                <w:rFonts w:ascii="Times New Roman" w:hAnsi="Times New Roman" w:cs="Times New Roman"/>
-                <w:b/>
-                <w:bCs/>
-                <w:sz w:val="26"/>
-                <w:szCs w:val="26"/>
-                <w:lang w:val="en-US"/>
-              </w:rPr>
-              <w:t>Tài liệu</w:t>
-            </w:r>
-          </w:p>
-        </w:tc>
-        <w:tc>
-          <w:tcPr>
-            <w:tcW w:w="0" w:type="auto"/>
-            <w:tcBorders>
-              <w:right w:val="nil"/>
-            </w:tcBorders>
-            <w:tcMar>
-              <w:top w:w="120" w:type="dxa"/>
-              <w:left w:w="180" w:type="dxa"/>
-              <w:bottom w:w="120" w:type="dxa"/>
-              <w:right w:w="180" w:type="dxa"/>
-            </w:tcMar>
-            <w:vAlign w:val="center"/>
-            <w:hideMark/>
-          </w:tcPr>
-          <w:p>
-            <w:pPr>
-              <w:pStyle w:val="ListParagraph"/>
-              <w:jc w:val="both"/>
-              <w:rPr>
-                <w:rFonts w:ascii="Times New Roman" w:hAnsi="Times New Roman" w:cs="Times New Roman"/>
-                <w:b/>
-                <w:bCs/>
-                <w:sz w:val="26"/>
-                <w:szCs w:val="26"/>
-                <w:lang w:val="en-US"/>
-              </w:rPr>
-            </w:pPr>
-            <w:r>
-              <w:rPr>
-                <w:rFonts w:ascii="Times New Roman" w:hAnsi="Times New Roman" w:cs="Times New Roman"/>
-                <w:b/>
-                <w:bCs/>
-                <w:sz w:val="26"/>
-                <w:szCs w:val="26"/>
-                <w:lang w:val="en-US"/>
-              </w:rPr>
-              <w:t>Score</w:t>
-            </w:r>
-          </w:p>
-        </w:tc>
-      </w:tr>
-      <w:tr>
-        <w:tc>
-          <w:tcPr>
-            <w:tcW w:w="0" w:type="auto"/>
-            <w:tcBorders>
-              <w:top w:val="single" w:sz="6" w:space="0" w:color="DCDCDC"/>
-              <w:right w:val="single" w:sz="6" w:space="0" w:color="DCDCDC"/>
-            </w:tcBorders>
-            <w:tcMar>
-              <w:top w:w="120" w:type="dxa"/>
-              <w:left w:w="180" w:type="dxa"/>
-              <w:bottom w:w="120" w:type="dxa"/>
-              <w:right w:w="180" w:type="dxa"/>
-            </w:tcMar>
-            <w:vAlign w:val="center"/>
-            <w:hideMark/>
-          </w:tcPr>
-          <w:p>
-            <w:pPr>
-              <w:pStyle w:val="ListParagraph"/>
-              <w:jc w:val="both"/>
-              <w:rPr>
-                <w:rFonts w:ascii="Times New Roman" w:hAnsi="Times New Roman" w:cs="Times New Roman"/>
-                <w:sz w:val="26"/>
-                <w:szCs w:val="26"/>
-                <w:lang w:val="en-US"/>
-              </w:rPr>
-            </w:pPr>
-            <w:r>
-              <w:rPr>
-                <w:rFonts w:ascii="Times New Roman" w:hAnsi="Times New Roman" w:cs="Times New Roman"/>
-                <w:sz w:val="26"/>
-                <w:szCs w:val="26"/>
-                <w:lang w:val="en-US"/>
-              </w:rPr>
-              <w:t>1</w:t>
-            </w:r>
-          </w:p>
-        </w:tc>
-        <w:tc>
-          <w:tcPr>
-            <w:tcW w:w="0" w:type="auto"/>
-            <w:tcBorders>
-              <w:top w:val="single" w:sz="6" w:space="0" w:color="DCDCDC"/>
-              <w:right w:val="single" w:sz="6" w:space="0" w:color="DCDCDC"/>
-            </w:tcBorders>
-            <w:tcMar>
-              <w:top w:w="120" w:type="dxa"/>
-              <w:left w:w="180" w:type="dxa"/>
-              <w:bottom w:w="120" w:type="dxa"/>
-              <w:right w:w="180" w:type="dxa"/>
-            </w:tcMar>
-            <w:vAlign w:val="center"/>
-            <w:hideMark/>
-          </w:tcPr>
-          <w:p>
-            <w:pPr>
-              <w:pStyle w:val="ListParagraph"/>
-              <w:jc w:val="both"/>
-              <w:rPr>
-                <w:rFonts w:ascii="Times New Roman" w:hAnsi="Times New Roman" w:cs="Times New Roman"/>
-                <w:sz w:val="26"/>
-                <w:szCs w:val="26"/>
-                <w:lang w:val="en-US"/>
-              </w:rPr>
-            </w:pPr>
-            <w:r>
-              <w:rPr>
-                <w:rFonts w:ascii="Times New Roman" w:hAnsi="Times New Roman" w:cs="Times New Roman"/>
-                <w:sz w:val="26"/>
-                <w:szCs w:val="26"/>
-                <w:lang w:val="en-US"/>
-              </w:rPr>
-              <w:t>1012.html</w:t>
-            </w:r>
-          </w:p>
-        </w:tc>
-        <w:tc>
-          <w:tcPr>
-            <w:tcW w:w="0" w:type="auto"/>
-            <w:tcBorders>
-              <w:top w:val="single" w:sz="6" w:space="0" w:color="DCDCDC"/>
-              <w:right w:val="nil"/>
-            </w:tcBorders>
-            <w:tcMar>
-              <w:top w:w="120" w:type="dxa"/>
-              <w:left w:w="180" w:type="dxa"/>
-              <w:bottom w:w="120" w:type="dxa"/>
-              <w:right w:w="180" w:type="dxa"/>
-            </w:tcMar>
-            <w:vAlign w:val="center"/>
-            <w:hideMark/>
-          </w:tcPr>
-          <w:p>
-            <w:pPr>
-              <w:pStyle w:val="ListParagraph"/>
-              <w:jc w:val="both"/>
-              <w:rPr>
-                <w:rFonts w:ascii="Times New Roman" w:hAnsi="Times New Roman" w:cs="Times New Roman"/>
-                <w:sz w:val="26"/>
-                <w:szCs w:val="26"/>
-                <w:lang w:val="en-US"/>
-              </w:rPr>
-            </w:pPr>
-            <w:r>
-              <w:rPr>
-                <w:rFonts w:ascii="Times New Roman" w:hAnsi="Times New Roman" w:cs="Times New Roman"/>
-                <w:sz w:val="26"/>
-                <w:szCs w:val="26"/>
-                <w:lang w:val="en-US"/>
-              </w:rPr>
-              <w:t>0.4334</w:t>
-            </w:r>
-          </w:p>
-        </w:tc>
-      </w:tr>
-    </w:tbl>
-    <w:p>
-      <w:pPr>
-        <w:pStyle w:val="ListParagraph"/>
-        <w:jc w:val="both"/>
-        <w:rPr>
-          <w:rFonts w:ascii="Times New Roman" w:hAnsi="Times New Roman" w:cs="Times New Roman"/>
-          <w:sz w:val="26"/>
-          <w:szCs w:val="26"/>
-          <w:lang w:val="en-US"/>
-        </w:rPr>
-      </w:pPr>
     </w:p>
     <w:sectPr>
       <w:pgSz w:w="12240" w:h="15840"/>
@@ -2115,6 +1039,7 @@
   <w:style w:type="character" w:default="1" w:styleId="DefaultParagraphFont">
     <w:name w:val="Default Paragraph Font"/>
     <w:uiPriority w:val="1"/>
+    <w:semiHidden/>
     <w:unhideWhenUsed/>
   </w:style>
   <w:style w:type="table" w:default="1" w:styleId="TableNormal">

--- a/thuc_hanh_05/BaoCao_BaiThucHanh_TKTT_Buoi_5.docx
+++ b/thuc_hanh_05/BaoCao_BaiThucHanh_TKTT_Buoi_5.docx
@@ -353,7 +353,31 @@
     <w:p>
       <w:pPr>
         <w:pStyle w:val="ListParagraph"/>
-        <w:jc w:val="center"/>
+        <w:jc w:val="both"/>
+        <w:rPr>
+          <w:rFonts w:ascii="Times New Roman" w:hAnsi="Times New Roman" w:cs="Times New Roman"/>
+          <w:sz w:val="26"/>
+          <w:szCs w:val="26"/>
+          <w:lang w:val="en-US"/>
+        </w:rPr>
+      </w:pPr>
+    </w:p>
+    <w:p>
+      <w:pPr>
+        <w:pStyle w:val="ListParagraph"/>
+        <w:jc w:val="both"/>
+        <w:rPr>
+          <w:rFonts w:ascii="Times New Roman" w:hAnsi="Times New Roman" w:cs="Times New Roman"/>
+          <w:sz w:val="26"/>
+          <w:szCs w:val="26"/>
+          <w:lang w:val="en-US"/>
+        </w:rPr>
+      </w:pPr>
+    </w:p>
+    <w:p>
+      <w:pPr>
+        <w:pStyle w:val="ListParagraph"/>
+        <w:jc w:val="both"/>
         <w:rPr>
           <w:rFonts w:ascii="Times New Roman" w:hAnsi="Times New Roman" w:cs="Times New Roman"/>
           <w:b/>
@@ -372,19 +396,3326 @@
           <w:szCs w:val="26"/>
           <w:lang w:val="en-US"/>
         </w:rPr>
-        <w:t>B</w:t>
+        <w:t>BÁO CÁO TÌM KIẾM - CLUSTER PRUNING</w:t>
+      </w:r>
+    </w:p>
+    <w:p>
+      <w:pPr>
+        <w:pStyle w:val="ListParagraph"/>
+        <w:numPr>
+          <w:ilvl w:val="0"/>
+          <w:numId w:val="6"/>
+        </w:numPr>
+        <w:jc w:val="both"/>
+        <w:rPr>
+          <w:rFonts w:ascii="Times New Roman" w:hAnsi="Times New Roman" w:cs="Times New Roman"/>
+          <w:sz w:val="26"/>
+          <w:szCs w:val="26"/>
+          <w:lang w:val="en-US"/>
+        </w:rPr>
+      </w:pPr>
+      <w:r>
+        <w:rPr>
+          <w:rFonts w:ascii="Times New Roman" w:hAnsi="Times New Roman" w:cs="Times New Roman"/>
+          <w:sz w:val="26"/>
+          <w:szCs w:val="26"/>
+          <w:lang w:val="en-US"/>
+        </w:rPr>
+        <w:t>Số cụm mỗi tài liệu thuộc về (TOP_K): 2</w:t>
+      </w:r>
+    </w:p>
+    <w:p>
+      <w:pPr>
+        <w:pStyle w:val="ListParagraph"/>
+        <w:numPr>
+          <w:ilvl w:val="0"/>
+          <w:numId w:val="6"/>
+        </w:numPr>
+        <w:jc w:val="both"/>
+        <w:rPr>
+          <w:rFonts w:ascii="Times New Roman" w:hAnsi="Times New Roman" w:cs="Times New Roman"/>
+          <w:sz w:val="26"/>
+          <w:szCs w:val="26"/>
+          <w:lang w:val="en-US"/>
+        </w:rPr>
+      </w:pPr>
+      <w:r>
+        <w:rPr>
+          <w:rFonts w:ascii="Times New Roman" w:hAnsi="Times New Roman" w:cs="Times New Roman"/>
+          <w:sz w:val="26"/>
+          <w:szCs w:val="26"/>
+          <w:lang w:val="en-US"/>
+        </w:rPr>
+        <w:t>Số tài liệu |D|: 36 → Số leaders = √|D| = 6</w:t>
+      </w:r>
+    </w:p>
+    <w:p>
+      <w:pPr>
+        <w:pStyle w:val="ListParagraph"/>
+        <w:jc w:val="both"/>
+        <w:rPr>
+          <w:rFonts w:ascii="Times New Roman" w:hAnsi="Times New Roman" w:cs="Times New Roman"/>
+          <w:b/>
+          <w:bCs/>
+          <w:sz w:val="26"/>
+          <w:szCs w:val="26"/>
+          <w:lang w:val="en-US"/>
+        </w:rPr>
+      </w:pPr>
+    </w:p>
+    <w:p>
+      <w:pPr>
+        <w:pStyle w:val="ListParagraph"/>
+        <w:jc w:val="both"/>
+        <w:rPr>
+          <w:rFonts w:ascii="Times New Roman" w:hAnsi="Times New Roman" w:cs="Times New Roman"/>
+          <w:b/>
+          <w:bCs/>
+          <w:sz w:val="26"/>
+          <w:szCs w:val="26"/>
+          <w:lang w:val="en-US"/>
+        </w:rPr>
+      </w:pPr>
+    </w:p>
+    <w:p>
+      <w:pPr>
+        <w:pStyle w:val="ListParagraph"/>
+        <w:jc w:val="both"/>
+        <w:rPr>
+          <w:rFonts w:ascii="Times New Roman" w:hAnsi="Times New Roman" w:cs="Times New Roman"/>
+          <w:b/>
+          <w:bCs/>
+          <w:sz w:val="26"/>
+          <w:szCs w:val="26"/>
+          <w:lang w:val="en-US"/>
+        </w:rPr>
+      </w:pPr>
+      <w:r>
+        <w:rPr>
+          <w:rFonts w:ascii="Times New Roman" w:hAnsi="Times New Roman" w:cs="Times New Roman"/>
+          <w:b/>
+          <w:bCs/>
+          <w:sz w:val="26"/>
+          <w:szCs w:val="26"/>
+          <w:lang w:val="en-US"/>
+        </w:rPr>
+        <w:t>Truy vấn: lương cơ sở tăng 8% so với</w:t>
+      </w:r>
+    </w:p>
+    <w:p>
+      <w:pPr>
+        <w:pStyle w:val="ListParagraph"/>
+        <w:numPr>
+          <w:ilvl w:val="0"/>
+          <w:numId w:val="7"/>
+        </w:numPr>
+        <w:jc w:val="both"/>
+        <w:rPr>
+          <w:rFonts w:ascii="Times New Roman" w:hAnsi="Times New Roman" w:cs="Times New Roman"/>
+          <w:sz w:val="26"/>
+          <w:szCs w:val="26"/>
+          <w:lang w:val="en-US"/>
+        </w:rPr>
+      </w:pPr>
+      <w:r>
+        <w:rPr>
+          <w:rFonts w:ascii="Times New Roman" w:hAnsi="Times New Roman" w:cs="Times New Roman"/>
+          <w:b/>
+          <w:bCs/>
+          <w:sz w:val="26"/>
+          <w:szCs w:val="26"/>
+          <w:lang w:val="en-US"/>
+        </w:rPr>
+        <w:t>2 leaders gần nhất:</w:t>
       </w:r>
       <w:r>
         <w:rPr>
           <w:rFonts w:ascii="Times New Roman" w:hAnsi="Times New Roman" w:cs="Times New Roman"/>
+          <w:sz w:val="26"/>
+          <w:szCs w:val="26"/>
+          <w:lang w:val="en-US"/>
+        </w:rPr>
+        <w:t> 1002.docx (score: 0.0444), 1011.html (score: 0.0398)</w:t>
+      </w:r>
+    </w:p>
+    <w:p>
+      <w:pPr>
+        <w:pStyle w:val="ListParagraph"/>
+        <w:numPr>
+          <w:ilvl w:val="0"/>
+          <w:numId w:val="7"/>
+        </w:numPr>
+        <w:jc w:val="both"/>
+        <w:rPr>
+          <w:rFonts w:ascii="Times New Roman" w:hAnsi="Times New Roman" w:cs="Times New Roman"/>
+          <w:sz w:val="26"/>
+          <w:szCs w:val="26"/>
+          <w:lang w:val="en-US"/>
+        </w:rPr>
+      </w:pPr>
+      <w:r>
+        <w:rPr>
+          <w:rFonts w:ascii="Times New Roman" w:hAnsi="Times New Roman" w:cs="Times New Roman"/>
           <w:b/>
           <w:bCs/>
           <w:sz w:val="26"/>
           <w:szCs w:val="26"/>
           <w:lang w:val="en-US"/>
         </w:rPr>
-        <w:t>ÁO CÁO TÌM KIẾM</w:t>
+        <w:t>Số tài liệu ứng viên (Pruning):</w:t>
       </w:r>
+      <w:r>
+        <w:rPr>
+          <w:rFonts w:ascii="Times New Roman" w:hAnsi="Times New Roman" w:cs="Times New Roman"/>
+          <w:sz w:val="26"/>
+          <w:szCs w:val="26"/>
+          <w:lang w:val="en-US"/>
+        </w:rPr>
+        <w:t> 21</w:t>
+      </w:r>
+    </w:p>
+    <w:tbl>
+      <w:tblPr>
+        <w:tblW w:w="0" w:type="auto"/>
+        <w:tblCellMar>
+          <w:top w:w="15" w:type="dxa"/>
+          <w:left w:w="15" w:type="dxa"/>
+          <w:bottom w:w="15" w:type="dxa"/>
+          <w:right w:w="15" w:type="dxa"/>
+        </w:tblCellMar>
+        <w:tblLook w:val="04A0" w:firstRow="1" w:lastRow="0" w:firstColumn="1" w:lastColumn="0" w:noHBand="0" w:noVBand="1"/>
+      </w:tblPr>
+      <w:tblGrid>
+        <w:gridCol w:w="1572"/>
+        <w:gridCol w:w="2171"/>
+        <w:gridCol w:w="1795"/>
+      </w:tblGrid>
+      <w:tr>
+        <w:trPr>
+          <w:tblHeader/>
+        </w:trPr>
+        <w:tc>
+          <w:tcPr>
+            <w:tcW w:w="0" w:type="auto"/>
+            <w:tcBorders>
+              <w:right w:val="single" w:sz="6" w:space="0" w:color="DCDCDC"/>
+            </w:tcBorders>
+            <w:tcMar>
+              <w:top w:w="120" w:type="dxa"/>
+              <w:left w:w="180" w:type="dxa"/>
+              <w:bottom w:w="120" w:type="dxa"/>
+              <w:right w:w="180" w:type="dxa"/>
+            </w:tcMar>
+            <w:vAlign w:val="center"/>
+            <w:hideMark/>
+          </w:tcPr>
+          <w:p>
+            <w:pPr>
+              <w:pStyle w:val="ListParagraph"/>
+              <w:jc w:val="both"/>
+              <w:rPr>
+                <w:rFonts w:ascii="Times New Roman" w:hAnsi="Times New Roman" w:cs="Times New Roman"/>
+                <w:b/>
+                <w:bCs/>
+                <w:sz w:val="26"/>
+                <w:szCs w:val="26"/>
+                <w:lang w:val="en-US"/>
+              </w:rPr>
+            </w:pPr>
+            <w:r>
+              <w:rPr>
+                <w:rFonts w:ascii="Times New Roman" w:hAnsi="Times New Roman" w:cs="Times New Roman"/>
+                <w:b/>
+                <w:bCs/>
+                <w:sz w:val="26"/>
+                <w:szCs w:val="26"/>
+                <w:lang w:val="en-US"/>
+              </w:rPr>
+              <w:t>STT</w:t>
+            </w:r>
+          </w:p>
+        </w:tc>
+        <w:tc>
+          <w:tcPr>
+            <w:tcW w:w="0" w:type="auto"/>
+            <w:tcBorders>
+              <w:right w:val="single" w:sz="6" w:space="0" w:color="DCDCDC"/>
+            </w:tcBorders>
+            <w:tcMar>
+              <w:top w:w="120" w:type="dxa"/>
+              <w:left w:w="180" w:type="dxa"/>
+              <w:bottom w:w="120" w:type="dxa"/>
+              <w:right w:w="180" w:type="dxa"/>
+            </w:tcMar>
+            <w:vAlign w:val="center"/>
+            <w:hideMark/>
+          </w:tcPr>
+          <w:p>
+            <w:pPr>
+              <w:pStyle w:val="ListParagraph"/>
+              <w:jc w:val="both"/>
+              <w:rPr>
+                <w:rFonts w:ascii="Times New Roman" w:hAnsi="Times New Roman" w:cs="Times New Roman"/>
+                <w:b/>
+                <w:bCs/>
+                <w:sz w:val="26"/>
+                <w:szCs w:val="26"/>
+                <w:lang w:val="en-US"/>
+              </w:rPr>
+            </w:pPr>
+            <w:r>
+              <w:rPr>
+                <w:rFonts w:ascii="Times New Roman" w:hAnsi="Times New Roman" w:cs="Times New Roman"/>
+                <w:b/>
+                <w:bCs/>
+                <w:sz w:val="26"/>
+                <w:szCs w:val="26"/>
+                <w:lang w:val="en-US"/>
+              </w:rPr>
+              <w:t>Tài liệu</w:t>
+            </w:r>
+          </w:p>
+        </w:tc>
+        <w:tc>
+          <w:tcPr>
+            <w:tcW w:w="0" w:type="auto"/>
+            <w:tcBorders>
+              <w:right w:val="nil"/>
+            </w:tcBorders>
+            <w:tcMar>
+              <w:top w:w="120" w:type="dxa"/>
+              <w:left w:w="180" w:type="dxa"/>
+              <w:bottom w:w="120" w:type="dxa"/>
+              <w:right w:w="180" w:type="dxa"/>
+            </w:tcMar>
+            <w:vAlign w:val="center"/>
+            <w:hideMark/>
+          </w:tcPr>
+          <w:p>
+            <w:pPr>
+              <w:pStyle w:val="ListParagraph"/>
+              <w:jc w:val="both"/>
+              <w:rPr>
+                <w:rFonts w:ascii="Times New Roman" w:hAnsi="Times New Roman" w:cs="Times New Roman"/>
+                <w:b/>
+                <w:bCs/>
+                <w:sz w:val="26"/>
+                <w:szCs w:val="26"/>
+                <w:lang w:val="en-US"/>
+              </w:rPr>
+            </w:pPr>
+            <w:r>
+              <w:rPr>
+                <w:rFonts w:ascii="Times New Roman" w:hAnsi="Times New Roman" w:cs="Times New Roman"/>
+                <w:b/>
+                <w:bCs/>
+                <w:sz w:val="26"/>
+                <w:szCs w:val="26"/>
+                <w:lang w:val="en-US"/>
+              </w:rPr>
+              <w:t>Score</w:t>
+            </w:r>
+          </w:p>
+        </w:tc>
+      </w:tr>
+      <w:tr>
+        <w:tc>
+          <w:tcPr>
+            <w:tcW w:w="0" w:type="auto"/>
+            <w:tcBorders>
+              <w:top w:val="single" w:sz="6" w:space="0" w:color="DCDCDC"/>
+              <w:right w:val="single" w:sz="6" w:space="0" w:color="DCDCDC"/>
+            </w:tcBorders>
+            <w:tcMar>
+              <w:top w:w="120" w:type="dxa"/>
+              <w:left w:w="180" w:type="dxa"/>
+              <w:bottom w:w="120" w:type="dxa"/>
+              <w:right w:w="180" w:type="dxa"/>
+            </w:tcMar>
+            <w:vAlign w:val="center"/>
+            <w:hideMark/>
+          </w:tcPr>
+          <w:p>
+            <w:pPr>
+              <w:pStyle w:val="ListParagraph"/>
+              <w:jc w:val="both"/>
+              <w:rPr>
+                <w:rFonts w:ascii="Times New Roman" w:hAnsi="Times New Roman" w:cs="Times New Roman"/>
+                <w:sz w:val="26"/>
+                <w:szCs w:val="26"/>
+                <w:lang w:val="en-US"/>
+              </w:rPr>
+            </w:pPr>
+            <w:r>
+              <w:rPr>
+                <w:rFonts w:ascii="Times New Roman" w:hAnsi="Times New Roman" w:cs="Times New Roman"/>
+                <w:sz w:val="26"/>
+                <w:szCs w:val="26"/>
+                <w:lang w:val="en-US"/>
+              </w:rPr>
+              <w:t>1</w:t>
+            </w:r>
+          </w:p>
+        </w:tc>
+        <w:tc>
+          <w:tcPr>
+            <w:tcW w:w="0" w:type="auto"/>
+            <w:tcBorders>
+              <w:top w:val="single" w:sz="6" w:space="0" w:color="DCDCDC"/>
+              <w:right w:val="single" w:sz="6" w:space="0" w:color="DCDCDC"/>
+            </w:tcBorders>
+            <w:tcMar>
+              <w:top w:w="120" w:type="dxa"/>
+              <w:left w:w="180" w:type="dxa"/>
+              <w:bottom w:w="120" w:type="dxa"/>
+              <w:right w:w="180" w:type="dxa"/>
+            </w:tcMar>
+            <w:vAlign w:val="center"/>
+            <w:hideMark/>
+          </w:tcPr>
+          <w:p>
+            <w:pPr>
+              <w:pStyle w:val="ListParagraph"/>
+              <w:jc w:val="both"/>
+              <w:rPr>
+                <w:rFonts w:ascii="Times New Roman" w:hAnsi="Times New Roman" w:cs="Times New Roman"/>
+                <w:sz w:val="26"/>
+                <w:szCs w:val="26"/>
+                <w:lang w:val="en-US"/>
+              </w:rPr>
+            </w:pPr>
+            <w:r>
+              <w:rPr>
+                <w:rFonts w:ascii="Times New Roman" w:hAnsi="Times New Roman" w:cs="Times New Roman"/>
+                <w:sz w:val="26"/>
+                <w:szCs w:val="26"/>
+                <w:lang w:val="en-US"/>
+              </w:rPr>
+              <w:t>1012.html</w:t>
+            </w:r>
+          </w:p>
+        </w:tc>
+        <w:tc>
+          <w:tcPr>
+            <w:tcW w:w="0" w:type="auto"/>
+            <w:tcBorders>
+              <w:top w:val="single" w:sz="6" w:space="0" w:color="DCDCDC"/>
+              <w:right w:val="nil"/>
+            </w:tcBorders>
+            <w:tcMar>
+              <w:top w:w="120" w:type="dxa"/>
+              <w:left w:w="180" w:type="dxa"/>
+              <w:bottom w:w="120" w:type="dxa"/>
+              <w:right w:w="180" w:type="dxa"/>
+            </w:tcMar>
+            <w:vAlign w:val="center"/>
+            <w:hideMark/>
+          </w:tcPr>
+          <w:p>
+            <w:pPr>
+              <w:pStyle w:val="ListParagraph"/>
+              <w:jc w:val="both"/>
+              <w:rPr>
+                <w:rFonts w:ascii="Times New Roman" w:hAnsi="Times New Roman" w:cs="Times New Roman"/>
+                <w:sz w:val="26"/>
+                <w:szCs w:val="26"/>
+                <w:lang w:val="en-US"/>
+              </w:rPr>
+            </w:pPr>
+            <w:r>
+              <w:rPr>
+                <w:rFonts w:ascii="Times New Roman" w:hAnsi="Times New Roman" w:cs="Times New Roman"/>
+                <w:sz w:val="26"/>
+                <w:szCs w:val="26"/>
+                <w:lang w:val="en-US"/>
+              </w:rPr>
+              <w:t>0.4743</w:t>
+            </w:r>
+          </w:p>
+        </w:tc>
+      </w:tr>
+      <w:tr>
+        <w:tc>
+          <w:tcPr>
+            <w:tcW w:w="0" w:type="auto"/>
+            <w:tcBorders>
+              <w:top w:val="single" w:sz="6" w:space="0" w:color="DCDCDC"/>
+              <w:right w:val="single" w:sz="6" w:space="0" w:color="DCDCDC"/>
+            </w:tcBorders>
+            <w:tcMar>
+              <w:top w:w="120" w:type="dxa"/>
+              <w:left w:w="180" w:type="dxa"/>
+              <w:bottom w:w="120" w:type="dxa"/>
+              <w:right w:w="180" w:type="dxa"/>
+            </w:tcMar>
+            <w:vAlign w:val="center"/>
+            <w:hideMark/>
+          </w:tcPr>
+          <w:p>
+            <w:pPr>
+              <w:pStyle w:val="ListParagraph"/>
+              <w:jc w:val="both"/>
+              <w:rPr>
+                <w:rFonts w:ascii="Times New Roman" w:hAnsi="Times New Roman" w:cs="Times New Roman"/>
+                <w:sz w:val="26"/>
+                <w:szCs w:val="26"/>
+                <w:lang w:val="en-US"/>
+              </w:rPr>
+            </w:pPr>
+            <w:r>
+              <w:rPr>
+                <w:rFonts w:ascii="Times New Roman" w:hAnsi="Times New Roman" w:cs="Times New Roman"/>
+                <w:sz w:val="26"/>
+                <w:szCs w:val="26"/>
+                <w:lang w:val="en-US"/>
+              </w:rPr>
+              <w:t>2</w:t>
+            </w:r>
+          </w:p>
+        </w:tc>
+        <w:tc>
+          <w:tcPr>
+            <w:tcW w:w="0" w:type="auto"/>
+            <w:tcBorders>
+              <w:top w:val="single" w:sz="6" w:space="0" w:color="DCDCDC"/>
+              <w:right w:val="single" w:sz="6" w:space="0" w:color="DCDCDC"/>
+            </w:tcBorders>
+            <w:tcMar>
+              <w:top w:w="120" w:type="dxa"/>
+              <w:left w:w="180" w:type="dxa"/>
+              <w:bottom w:w="120" w:type="dxa"/>
+              <w:right w:w="180" w:type="dxa"/>
+            </w:tcMar>
+            <w:vAlign w:val="center"/>
+            <w:hideMark/>
+          </w:tcPr>
+          <w:p>
+            <w:pPr>
+              <w:pStyle w:val="ListParagraph"/>
+              <w:jc w:val="both"/>
+              <w:rPr>
+                <w:rFonts w:ascii="Times New Roman" w:hAnsi="Times New Roman" w:cs="Times New Roman"/>
+                <w:sz w:val="26"/>
+                <w:szCs w:val="26"/>
+                <w:lang w:val="en-US"/>
+              </w:rPr>
+            </w:pPr>
+            <w:r>
+              <w:rPr>
+                <w:rFonts w:ascii="Times New Roman" w:hAnsi="Times New Roman" w:cs="Times New Roman"/>
+                <w:sz w:val="26"/>
+                <w:szCs w:val="26"/>
+                <w:lang w:val="en-US"/>
+              </w:rPr>
+              <w:t>1002.docx</w:t>
+            </w:r>
+          </w:p>
+        </w:tc>
+        <w:tc>
+          <w:tcPr>
+            <w:tcW w:w="0" w:type="auto"/>
+            <w:tcBorders>
+              <w:top w:val="single" w:sz="6" w:space="0" w:color="DCDCDC"/>
+              <w:right w:val="nil"/>
+            </w:tcBorders>
+            <w:tcMar>
+              <w:top w:w="120" w:type="dxa"/>
+              <w:left w:w="180" w:type="dxa"/>
+              <w:bottom w:w="120" w:type="dxa"/>
+              <w:right w:w="180" w:type="dxa"/>
+            </w:tcMar>
+            <w:vAlign w:val="center"/>
+            <w:hideMark/>
+          </w:tcPr>
+          <w:p>
+            <w:pPr>
+              <w:pStyle w:val="ListParagraph"/>
+              <w:jc w:val="both"/>
+              <w:rPr>
+                <w:rFonts w:ascii="Times New Roman" w:hAnsi="Times New Roman" w:cs="Times New Roman"/>
+                <w:sz w:val="26"/>
+                <w:szCs w:val="26"/>
+                <w:lang w:val="en-US"/>
+              </w:rPr>
+            </w:pPr>
+            <w:r>
+              <w:rPr>
+                <w:rFonts w:ascii="Times New Roman" w:hAnsi="Times New Roman" w:cs="Times New Roman"/>
+                <w:sz w:val="26"/>
+                <w:szCs w:val="26"/>
+                <w:lang w:val="en-US"/>
+              </w:rPr>
+              <w:t>0.0444</w:t>
+            </w:r>
+          </w:p>
+        </w:tc>
+      </w:tr>
+      <w:tr>
+        <w:tc>
+          <w:tcPr>
+            <w:tcW w:w="0" w:type="auto"/>
+            <w:tcBorders>
+              <w:top w:val="single" w:sz="6" w:space="0" w:color="DCDCDC"/>
+              <w:right w:val="single" w:sz="6" w:space="0" w:color="DCDCDC"/>
+            </w:tcBorders>
+            <w:tcMar>
+              <w:top w:w="120" w:type="dxa"/>
+              <w:left w:w="180" w:type="dxa"/>
+              <w:bottom w:w="120" w:type="dxa"/>
+              <w:right w:w="180" w:type="dxa"/>
+            </w:tcMar>
+            <w:vAlign w:val="center"/>
+            <w:hideMark/>
+          </w:tcPr>
+          <w:p>
+            <w:pPr>
+              <w:pStyle w:val="ListParagraph"/>
+              <w:jc w:val="both"/>
+              <w:rPr>
+                <w:rFonts w:ascii="Times New Roman" w:hAnsi="Times New Roman" w:cs="Times New Roman"/>
+                <w:sz w:val="26"/>
+                <w:szCs w:val="26"/>
+                <w:lang w:val="en-US"/>
+              </w:rPr>
+            </w:pPr>
+            <w:r>
+              <w:rPr>
+                <w:rFonts w:ascii="Times New Roman" w:hAnsi="Times New Roman" w:cs="Times New Roman"/>
+                <w:sz w:val="26"/>
+                <w:szCs w:val="26"/>
+                <w:lang w:val="en-US"/>
+              </w:rPr>
+              <w:t>3</w:t>
+            </w:r>
+          </w:p>
+        </w:tc>
+        <w:tc>
+          <w:tcPr>
+            <w:tcW w:w="0" w:type="auto"/>
+            <w:tcBorders>
+              <w:top w:val="single" w:sz="6" w:space="0" w:color="DCDCDC"/>
+              <w:right w:val="single" w:sz="6" w:space="0" w:color="DCDCDC"/>
+            </w:tcBorders>
+            <w:tcMar>
+              <w:top w:w="120" w:type="dxa"/>
+              <w:left w:w="180" w:type="dxa"/>
+              <w:bottom w:w="120" w:type="dxa"/>
+              <w:right w:w="180" w:type="dxa"/>
+            </w:tcMar>
+            <w:vAlign w:val="center"/>
+            <w:hideMark/>
+          </w:tcPr>
+          <w:p>
+            <w:pPr>
+              <w:pStyle w:val="ListParagraph"/>
+              <w:jc w:val="both"/>
+              <w:rPr>
+                <w:rFonts w:ascii="Times New Roman" w:hAnsi="Times New Roman" w:cs="Times New Roman"/>
+                <w:sz w:val="26"/>
+                <w:szCs w:val="26"/>
+                <w:lang w:val="en-US"/>
+              </w:rPr>
+            </w:pPr>
+            <w:r>
+              <w:rPr>
+                <w:rFonts w:ascii="Times New Roman" w:hAnsi="Times New Roman" w:cs="Times New Roman"/>
+                <w:sz w:val="26"/>
+                <w:szCs w:val="26"/>
+                <w:lang w:val="en-US"/>
+              </w:rPr>
+              <w:t>1011.html</w:t>
+            </w:r>
+          </w:p>
+        </w:tc>
+        <w:tc>
+          <w:tcPr>
+            <w:tcW w:w="0" w:type="auto"/>
+            <w:tcBorders>
+              <w:top w:val="single" w:sz="6" w:space="0" w:color="DCDCDC"/>
+              <w:right w:val="nil"/>
+            </w:tcBorders>
+            <w:tcMar>
+              <w:top w:w="120" w:type="dxa"/>
+              <w:left w:w="180" w:type="dxa"/>
+              <w:bottom w:w="120" w:type="dxa"/>
+              <w:right w:w="180" w:type="dxa"/>
+            </w:tcMar>
+            <w:vAlign w:val="center"/>
+            <w:hideMark/>
+          </w:tcPr>
+          <w:p>
+            <w:pPr>
+              <w:pStyle w:val="ListParagraph"/>
+              <w:jc w:val="both"/>
+              <w:rPr>
+                <w:rFonts w:ascii="Times New Roman" w:hAnsi="Times New Roman" w:cs="Times New Roman"/>
+                <w:sz w:val="26"/>
+                <w:szCs w:val="26"/>
+                <w:lang w:val="en-US"/>
+              </w:rPr>
+            </w:pPr>
+            <w:r>
+              <w:rPr>
+                <w:rFonts w:ascii="Times New Roman" w:hAnsi="Times New Roman" w:cs="Times New Roman"/>
+                <w:sz w:val="26"/>
+                <w:szCs w:val="26"/>
+                <w:lang w:val="en-US"/>
+              </w:rPr>
+              <w:t>0.0398</w:t>
+            </w:r>
+          </w:p>
+        </w:tc>
+      </w:tr>
+      <w:tr>
+        <w:tc>
+          <w:tcPr>
+            <w:tcW w:w="0" w:type="auto"/>
+            <w:tcBorders>
+              <w:top w:val="single" w:sz="6" w:space="0" w:color="DCDCDC"/>
+              <w:right w:val="single" w:sz="6" w:space="0" w:color="DCDCDC"/>
+            </w:tcBorders>
+            <w:tcMar>
+              <w:top w:w="120" w:type="dxa"/>
+              <w:left w:w="180" w:type="dxa"/>
+              <w:bottom w:w="120" w:type="dxa"/>
+              <w:right w:w="180" w:type="dxa"/>
+            </w:tcMar>
+            <w:vAlign w:val="center"/>
+            <w:hideMark/>
+          </w:tcPr>
+          <w:p>
+            <w:pPr>
+              <w:pStyle w:val="ListParagraph"/>
+              <w:jc w:val="both"/>
+              <w:rPr>
+                <w:rFonts w:ascii="Times New Roman" w:hAnsi="Times New Roman" w:cs="Times New Roman"/>
+                <w:sz w:val="26"/>
+                <w:szCs w:val="26"/>
+                <w:lang w:val="en-US"/>
+              </w:rPr>
+            </w:pPr>
+            <w:r>
+              <w:rPr>
+                <w:rFonts w:ascii="Times New Roman" w:hAnsi="Times New Roman" w:cs="Times New Roman"/>
+                <w:sz w:val="26"/>
+                <w:szCs w:val="26"/>
+                <w:lang w:val="en-US"/>
+              </w:rPr>
+              <w:t>4</w:t>
+            </w:r>
+          </w:p>
+        </w:tc>
+        <w:tc>
+          <w:tcPr>
+            <w:tcW w:w="0" w:type="auto"/>
+            <w:tcBorders>
+              <w:top w:val="single" w:sz="6" w:space="0" w:color="DCDCDC"/>
+              <w:right w:val="single" w:sz="6" w:space="0" w:color="DCDCDC"/>
+            </w:tcBorders>
+            <w:tcMar>
+              <w:top w:w="120" w:type="dxa"/>
+              <w:left w:w="180" w:type="dxa"/>
+              <w:bottom w:w="120" w:type="dxa"/>
+              <w:right w:w="180" w:type="dxa"/>
+            </w:tcMar>
+            <w:vAlign w:val="center"/>
+            <w:hideMark/>
+          </w:tcPr>
+          <w:p>
+            <w:pPr>
+              <w:pStyle w:val="ListParagraph"/>
+              <w:jc w:val="both"/>
+              <w:rPr>
+                <w:rFonts w:ascii="Times New Roman" w:hAnsi="Times New Roman" w:cs="Times New Roman"/>
+                <w:sz w:val="26"/>
+                <w:szCs w:val="26"/>
+                <w:lang w:val="en-US"/>
+              </w:rPr>
+            </w:pPr>
+            <w:r>
+              <w:rPr>
+                <w:rFonts w:ascii="Times New Roman" w:hAnsi="Times New Roman" w:cs="Times New Roman"/>
+                <w:sz w:val="26"/>
+                <w:szCs w:val="26"/>
+                <w:lang w:val="en-US"/>
+              </w:rPr>
+              <w:t>4004.doc</w:t>
+            </w:r>
+          </w:p>
+        </w:tc>
+        <w:tc>
+          <w:tcPr>
+            <w:tcW w:w="0" w:type="auto"/>
+            <w:tcBorders>
+              <w:top w:val="single" w:sz="6" w:space="0" w:color="DCDCDC"/>
+              <w:right w:val="nil"/>
+            </w:tcBorders>
+            <w:tcMar>
+              <w:top w:w="120" w:type="dxa"/>
+              <w:left w:w="180" w:type="dxa"/>
+              <w:bottom w:w="120" w:type="dxa"/>
+              <w:right w:w="180" w:type="dxa"/>
+            </w:tcMar>
+            <w:vAlign w:val="center"/>
+            <w:hideMark/>
+          </w:tcPr>
+          <w:p>
+            <w:pPr>
+              <w:pStyle w:val="ListParagraph"/>
+              <w:jc w:val="both"/>
+              <w:rPr>
+                <w:rFonts w:ascii="Times New Roman" w:hAnsi="Times New Roman" w:cs="Times New Roman"/>
+                <w:sz w:val="26"/>
+                <w:szCs w:val="26"/>
+                <w:lang w:val="en-US"/>
+              </w:rPr>
+            </w:pPr>
+            <w:r>
+              <w:rPr>
+                <w:rFonts w:ascii="Times New Roman" w:hAnsi="Times New Roman" w:cs="Times New Roman"/>
+                <w:sz w:val="26"/>
+                <w:szCs w:val="26"/>
+                <w:lang w:val="en-US"/>
+              </w:rPr>
+              <w:t>0.0331</w:t>
+            </w:r>
+          </w:p>
+        </w:tc>
+      </w:tr>
+      <w:tr>
+        <w:tc>
+          <w:tcPr>
+            <w:tcW w:w="0" w:type="auto"/>
+            <w:tcBorders>
+              <w:top w:val="single" w:sz="6" w:space="0" w:color="DCDCDC"/>
+              <w:right w:val="single" w:sz="6" w:space="0" w:color="DCDCDC"/>
+            </w:tcBorders>
+            <w:tcMar>
+              <w:top w:w="120" w:type="dxa"/>
+              <w:left w:w="180" w:type="dxa"/>
+              <w:bottom w:w="120" w:type="dxa"/>
+              <w:right w:w="180" w:type="dxa"/>
+            </w:tcMar>
+            <w:vAlign w:val="center"/>
+            <w:hideMark/>
+          </w:tcPr>
+          <w:p>
+            <w:pPr>
+              <w:pStyle w:val="ListParagraph"/>
+              <w:jc w:val="both"/>
+              <w:rPr>
+                <w:rFonts w:ascii="Times New Roman" w:hAnsi="Times New Roman" w:cs="Times New Roman"/>
+                <w:sz w:val="26"/>
+                <w:szCs w:val="26"/>
+                <w:lang w:val="en-US"/>
+              </w:rPr>
+            </w:pPr>
+            <w:r>
+              <w:rPr>
+                <w:rFonts w:ascii="Times New Roman" w:hAnsi="Times New Roman" w:cs="Times New Roman"/>
+                <w:sz w:val="26"/>
+                <w:szCs w:val="26"/>
+                <w:lang w:val="en-US"/>
+              </w:rPr>
+              <w:t>5</w:t>
+            </w:r>
+          </w:p>
+        </w:tc>
+        <w:tc>
+          <w:tcPr>
+            <w:tcW w:w="0" w:type="auto"/>
+            <w:tcBorders>
+              <w:top w:val="single" w:sz="6" w:space="0" w:color="DCDCDC"/>
+              <w:right w:val="single" w:sz="6" w:space="0" w:color="DCDCDC"/>
+            </w:tcBorders>
+            <w:tcMar>
+              <w:top w:w="120" w:type="dxa"/>
+              <w:left w:w="180" w:type="dxa"/>
+              <w:bottom w:w="120" w:type="dxa"/>
+              <w:right w:w="180" w:type="dxa"/>
+            </w:tcMar>
+            <w:vAlign w:val="center"/>
+            <w:hideMark/>
+          </w:tcPr>
+          <w:p>
+            <w:pPr>
+              <w:pStyle w:val="ListParagraph"/>
+              <w:jc w:val="both"/>
+              <w:rPr>
+                <w:rFonts w:ascii="Times New Roman" w:hAnsi="Times New Roman" w:cs="Times New Roman"/>
+                <w:sz w:val="26"/>
+                <w:szCs w:val="26"/>
+                <w:lang w:val="en-US"/>
+              </w:rPr>
+            </w:pPr>
+            <w:r>
+              <w:rPr>
+                <w:rFonts w:ascii="Times New Roman" w:hAnsi="Times New Roman" w:cs="Times New Roman"/>
+                <w:sz w:val="26"/>
+                <w:szCs w:val="26"/>
+                <w:lang w:val="en-US"/>
+              </w:rPr>
+              <w:t>1001.docx</w:t>
+            </w:r>
+          </w:p>
+        </w:tc>
+        <w:tc>
+          <w:tcPr>
+            <w:tcW w:w="0" w:type="auto"/>
+            <w:tcBorders>
+              <w:top w:val="single" w:sz="6" w:space="0" w:color="DCDCDC"/>
+              <w:right w:val="nil"/>
+            </w:tcBorders>
+            <w:tcMar>
+              <w:top w:w="120" w:type="dxa"/>
+              <w:left w:w="180" w:type="dxa"/>
+              <w:bottom w:w="120" w:type="dxa"/>
+              <w:right w:w="180" w:type="dxa"/>
+            </w:tcMar>
+            <w:vAlign w:val="center"/>
+            <w:hideMark/>
+          </w:tcPr>
+          <w:p>
+            <w:pPr>
+              <w:pStyle w:val="ListParagraph"/>
+              <w:jc w:val="both"/>
+              <w:rPr>
+                <w:rFonts w:ascii="Times New Roman" w:hAnsi="Times New Roman" w:cs="Times New Roman"/>
+                <w:sz w:val="26"/>
+                <w:szCs w:val="26"/>
+                <w:lang w:val="en-US"/>
+              </w:rPr>
+            </w:pPr>
+            <w:r>
+              <w:rPr>
+                <w:rFonts w:ascii="Times New Roman" w:hAnsi="Times New Roman" w:cs="Times New Roman"/>
+                <w:sz w:val="26"/>
+                <w:szCs w:val="26"/>
+                <w:lang w:val="en-US"/>
+              </w:rPr>
+              <w:t>0.0237</w:t>
+            </w:r>
+          </w:p>
+        </w:tc>
+      </w:tr>
+    </w:tbl>
+    <w:p>
+      <w:pPr>
+        <w:pStyle w:val="ListParagraph"/>
+        <w:jc w:val="both"/>
+        <w:rPr>
+          <w:rFonts w:ascii="Times New Roman" w:hAnsi="Times New Roman" w:cs="Times New Roman"/>
+          <w:b/>
+          <w:bCs/>
+          <w:sz w:val="26"/>
+          <w:szCs w:val="26"/>
+          <w:lang w:val="en-US"/>
+        </w:rPr>
+      </w:pPr>
+    </w:p>
+    <w:p>
+      <w:pPr>
+        <w:pStyle w:val="ListParagraph"/>
+        <w:jc w:val="both"/>
+        <w:rPr>
+          <w:rFonts w:ascii="Times New Roman" w:hAnsi="Times New Roman" w:cs="Times New Roman"/>
+          <w:b/>
+          <w:bCs/>
+          <w:sz w:val="26"/>
+          <w:szCs w:val="26"/>
+          <w:lang w:val="en-US"/>
+        </w:rPr>
+      </w:pPr>
+    </w:p>
+    <w:p>
+      <w:pPr>
+        <w:pStyle w:val="ListParagraph"/>
+        <w:jc w:val="both"/>
+        <w:rPr>
+          <w:rFonts w:ascii="Times New Roman" w:hAnsi="Times New Roman" w:cs="Times New Roman"/>
+          <w:b/>
+          <w:bCs/>
+          <w:sz w:val="26"/>
+          <w:szCs w:val="26"/>
+          <w:lang w:val="en-US"/>
+        </w:rPr>
+      </w:pPr>
+      <w:r>
+        <w:rPr>
+          <w:rFonts w:ascii="Times New Roman" w:hAnsi="Times New Roman" w:cs="Times New Roman"/>
+          <w:b/>
+          <w:bCs/>
+          <w:sz w:val="26"/>
+          <w:szCs w:val="26"/>
+          <w:lang w:val="en-US"/>
+        </w:rPr>
+        <w:lastRenderedPageBreak/>
+        <w:t>Truy vấn: Ốc gạo Phú Đa</w:t>
+      </w:r>
+    </w:p>
+    <w:p>
+      <w:pPr>
+        <w:pStyle w:val="ListParagraph"/>
+        <w:numPr>
+          <w:ilvl w:val="0"/>
+          <w:numId w:val="8"/>
+        </w:numPr>
+        <w:jc w:val="both"/>
+        <w:rPr>
+          <w:rFonts w:ascii="Times New Roman" w:hAnsi="Times New Roman" w:cs="Times New Roman"/>
+          <w:sz w:val="26"/>
+          <w:szCs w:val="26"/>
+          <w:lang w:val="en-US"/>
+        </w:rPr>
+      </w:pPr>
+      <w:r>
+        <w:rPr>
+          <w:rFonts w:ascii="Times New Roman" w:hAnsi="Times New Roman" w:cs="Times New Roman"/>
+          <w:b/>
+          <w:bCs/>
+          <w:sz w:val="26"/>
+          <w:szCs w:val="26"/>
+          <w:lang w:val="en-US"/>
+        </w:rPr>
+        <w:t>2 leaders gần nhất:</w:t>
+      </w:r>
+      <w:r>
+        <w:rPr>
+          <w:rFonts w:ascii="Times New Roman" w:hAnsi="Times New Roman" w:cs="Times New Roman"/>
+          <w:sz w:val="26"/>
+          <w:szCs w:val="26"/>
+          <w:lang w:val="en-US"/>
+        </w:rPr>
+        <w:t> 10005.doc (score: 0.0132), 2198.doc (score: 0.0000)</w:t>
+      </w:r>
+    </w:p>
+    <w:p>
+      <w:pPr>
+        <w:pStyle w:val="ListParagraph"/>
+        <w:numPr>
+          <w:ilvl w:val="0"/>
+          <w:numId w:val="8"/>
+        </w:numPr>
+        <w:jc w:val="both"/>
+        <w:rPr>
+          <w:rFonts w:ascii="Times New Roman" w:hAnsi="Times New Roman" w:cs="Times New Roman"/>
+          <w:sz w:val="26"/>
+          <w:szCs w:val="26"/>
+          <w:lang w:val="en-US"/>
+        </w:rPr>
+      </w:pPr>
+      <w:r>
+        <w:rPr>
+          <w:rFonts w:ascii="Times New Roman" w:hAnsi="Times New Roman" w:cs="Times New Roman"/>
+          <w:b/>
+          <w:bCs/>
+          <w:sz w:val="26"/>
+          <w:szCs w:val="26"/>
+          <w:lang w:val="en-US"/>
+        </w:rPr>
+        <w:t>Số tài liệu ứng viên (Pruning):</w:t>
+      </w:r>
+      <w:r>
+        <w:rPr>
+          <w:rFonts w:ascii="Times New Roman" w:hAnsi="Times New Roman" w:cs="Times New Roman"/>
+          <w:sz w:val="26"/>
+          <w:szCs w:val="26"/>
+          <w:lang w:val="en-US"/>
+        </w:rPr>
+        <w:t> 22</w:t>
+      </w:r>
+    </w:p>
+    <w:tbl>
+      <w:tblPr>
+        <w:tblW w:w="0" w:type="auto"/>
+        <w:tblCellMar>
+          <w:top w:w="15" w:type="dxa"/>
+          <w:left w:w="15" w:type="dxa"/>
+          <w:bottom w:w="15" w:type="dxa"/>
+          <w:right w:w="15" w:type="dxa"/>
+        </w:tblCellMar>
+        <w:tblLook w:val="04A0" w:firstRow="1" w:lastRow="0" w:firstColumn="1" w:lastColumn="0" w:noHBand="0" w:noVBand="1"/>
+      </w:tblPr>
+      <w:tblGrid>
+        <w:gridCol w:w="1572"/>
+        <w:gridCol w:w="2171"/>
+        <w:gridCol w:w="1795"/>
+      </w:tblGrid>
+      <w:tr>
+        <w:trPr>
+          <w:tblHeader/>
+        </w:trPr>
+        <w:tc>
+          <w:tcPr>
+            <w:tcW w:w="0" w:type="auto"/>
+            <w:tcBorders>
+              <w:right w:val="single" w:sz="6" w:space="0" w:color="DCDCDC"/>
+            </w:tcBorders>
+            <w:tcMar>
+              <w:top w:w="120" w:type="dxa"/>
+              <w:left w:w="180" w:type="dxa"/>
+              <w:bottom w:w="120" w:type="dxa"/>
+              <w:right w:w="180" w:type="dxa"/>
+            </w:tcMar>
+            <w:vAlign w:val="center"/>
+            <w:hideMark/>
+          </w:tcPr>
+          <w:p>
+            <w:pPr>
+              <w:pStyle w:val="ListParagraph"/>
+              <w:jc w:val="both"/>
+              <w:rPr>
+                <w:rFonts w:ascii="Times New Roman" w:hAnsi="Times New Roman" w:cs="Times New Roman"/>
+                <w:b/>
+                <w:bCs/>
+                <w:sz w:val="26"/>
+                <w:szCs w:val="26"/>
+                <w:lang w:val="en-US"/>
+              </w:rPr>
+            </w:pPr>
+            <w:r>
+              <w:rPr>
+                <w:rFonts w:ascii="Times New Roman" w:hAnsi="Times New Roman" w:cs="Times New Roman"/>
+                <w:b/>
+                <w:bCs/>
+                <w:sz w:val="26"/>
+                <w:szCs w:val="26"/>
+                <w:lang w:val="en-US"/>
+              </w:rPr>
+              <w:t>STT</w:t>
+            </w:r>
+          </w:p>
+        </w:tc>
+        <w:tc>
+          <w:tcPr>
+            <w:tcW w:w="0" w:type="auto"/>
+            <w:tcBorders>
+              <w:right w:val="single" w:sz="6" w:space="0" w:color="DCDCDC"/>
+            </w:tcBorders>
+            <w:tcMar>
+              <w:top w:w="120" w:type="dxa"/>
+              <w:left w:w="180" w:type="dxa"/>
+              <w:bottom w:w="120" w:type="dxa"/>
+              <w:right w:w="180" w:type="dxa"/>
+            </w:tcMar>
+            <w:vAlign w:val="center"/>
+            <w:hideMark/>
+          </w:tcPr>
+          <w:p>
+            <w:pPr>
+              <w:pStyle w:val="ListParagraph"/>
+              <w:jc w:val="both"/>
+              <w:rPr>
+                <w:rFonts w:ascii="Times New Roman" w:hAnsi="Times New Roman" w:cs="Times New Roman"/>
+                <w:b/>
+                <w:bCs/>
+                <w:sz w:val="26"/>
+                <w:szCs w:val="26"/>
+                <w:lang w:val="en-US"/>
+              </w:rPr>
+            </w:pPr>
+            <w:r>
+              <w:rPr>
+                <w:rFonts w:ascii="Times New Roman" w:hAnsi="Times New Roman" w:cs="Times New Roman"/>
+                <w:b/>
+                <w:bCs/>
+                <w:sz w:val="26"/>
+                <w:szCs w:val="26"/>
+                <w:lang w:val="en-US"/>
+              </w:rPr>
+              <w:t>Tài liệu</w:t>
+            </w:r>
+          </w:p>
+        </w:tc>
+        <w:tc>
+          <w:tcPr>
+            <w:tcW w:w="0" w:type="auto"/>
+            <w:tcBorders>
+              <w:right w:val="nil"/>
+            </w:tcBorders>
+            <w:tcMar>
+              <w:top w:w="120" w:type="dxa"/>
+              <w:left w:w="180" w:type="dxa"/>
+              <w:bottom w:w="120" w:type="dxa"/>
+              <w:right w:w="180" w:type="dxa"/>
+            </w:tcMar>
+            <w:vAlign w:val="center"/>
+            <w:hideMark/>
+          </w:tcPr>
+          <w:p>
+            <w:pPr>
+              <w:pStyle w:val="ListParagraph"/>
+              <w:jc w:val="both"/>
+              <w:rPr>
+                <w:rFonts w:ascii="Times New Roman" w:hAnsi="Times New Roman" w:cs="Times New Roman"/>
+                <w:b/>
+                <w:bCs/>
+                <w:sz w:val="26"/>
+                <w:szCs w:val="26"/>
+                <w:lang w:val="en-US"/>
+              </w:rPr>
+            </w:pPr>
+            <w:r>
+              <w:rPr>
+                <w:rFonts w:ascii="Times New Roman" w:hAnsi="Times New Roman" w:cs="Times New Roman"/>
+                <w:b/>
+                <w:bCs/>
+                <w:sz w:val="26"/>
+                <w:szCs w:val="26"/>
+                <w:lang w:val="en-US"/>
+              </w:rPr>
+              <w:t>Score</w:t>
+            </w:r>
+          </w:p>
+        </w:tc>
+      </w:tr>
+      <w:tr>
+        <w:tc>
+          <w:tcPr>
+            <w:tcW w:w="0" w:type="auto"/>
+            <w:tcBorders>
+              <w:top w:val="single" w:sz="6" w:space="0" w:color="DCDCDC"/>
+              <w:right w:val="single" w:sz="6" w:space="0" w:color="DCDCDC"/>
+            </w:tcBorders>
+            <w:tcMar>
+              <w:top w:w="120" w:type="dxa"/>
+              <w:left w:w="180" w:type="dxa"/>
+              <w:bottom w:w="120" w:type="dxa"/>
+              <w:right w:w="180" w:type="dxa"/>
+            </w:tcMar>
+            <w:vAlign w:val="center"/>
+            <w:hideMark/>
+          </w:tcPr>
+          <w:p>
+            <w:pPr>
+              <w:pStyle w:val="ListParagraph"/>
+              <w:jc w:val="both"/>
+              <w:rPr>
+                <w:rFonts w:ascii="Times New Roman" w:hAnsi="Times New Roman" w:cs="Times New Roman"/>
+                <w:sz w:val="26"/>
+                <w:szCs w:val="26"/>
+                <w:lang w:val="en-US"/>
+              </w:rPr>
+            </w:pPr>
+            <w:r>
+              <w:rPr>
+                <w:rFonts w:ascii="Times New Roman" w:hAnsi="Times New Roman" w:cs="Times New Roman"/>
+                <w:sz w:val="26"/>
+                <w:szCs w:val="26"/>
+                <w:lang w:val="en-US"/>
+              </w:rPr>
+              <w:t>1</w:t>
+            </w:r>
+          </w:p>
+        </w:tc>
+        <w:tc>
+          <w:tcPr>
+            <w:tcW w:w="0" w:type="auto"/>
+            <w:tcBorders>
+              <w:top w:val="single" w:sz="6" w:space="0" w:color="DCDCDC"/>
+              <w:right w:val="single" w:sz="6" w:space="0" w:color="DCDCDC"/>
+            </w:tcBorders>
+            <w:tcMar>
+              <w:top w:w="120" w:type="dxa"/>
+              <w:left w:w="180" w:type="dxa"/>
+              <w:bottom w:w="120" w:type="dxa"/>
+              <w:right w:w="180" w:type="dxa"/>
+            </w:tcMar>
+            <w:vAlign w:val="center"/>
+            <w:hideMark/>
+          </w:tcPr>
+          <w:p>
+            <w:pPr>
+              <w:pStyle w:val="ListParagraph"/>
+              <w:jc w:val="both"/>
+              <w:rPr>
+                <w:rFonts w:ascii="Times New Roman" w:hAnsi="Times New Roman" w:cs="Times New Roman"/>
+                <w:sz w:val="26"/>
+                <w:szCs w:val="26"/>
+                <w:lang w:val="en-US"/>
+              </w:rPr>
+            </w:pPr>
+            <w:r>
+              <w:rPr>
+                <w:rFonts w:ascii="Times New Roman" w:hAnsi="Times New Roman" w:cs="Times New Roman"/>
+                <w:sz w:val="26"/>
+                <w:szCs w:val="26"/>
+                <w:lang w:val="en-US"/>
+              </w:rPr>
+              <w:t>10004.doc</w:t>
+            </w:r>
+          </w:p>
+        </w:tc>
+        <w:tc>
+          <w:tcPr>
+            <w:tcW w:w="0" w:type="auto"/>
+            <w:tcBorders>
+              <w:top w:val="single" w:sz="6" w:space="0" w:color="DCDCDC"/>
+              <w:right w:val="nil"/>
+            </w:tcBorders>
+            <w:tcMar>
+              <w:top w:w="120" w:type="dxa"/>
+              <w:left w:w="180" w:type="dxa"/>
+              <w:bottom w:w="120" w:type="dxa"/>
+              <w:right w:w="180" w:type="dxa"/>
+            </w:tcMar>
+            <w:vAlign w:val="center"/>
+            <w:hideMark/>
+          </w:tcPr>
+          <w:p>
+            <w:pPr>
+              <w:pStyle w:val="ListParagraph"/>
+              <w:jc w:val="both"/>
+              <w:rPr>
+                <w:rFonts w:ascii="Times New Roman" w:hAnsi="Times New Roman" w:cs="Times New Roman"/>
+                <w:sz w:val="26"/>
+                <w:szCs w:val="26"/>
+                <w:lang w:val="en-US"/>
+              </w:rPr>
+            </w:pPr>
+            <w:r>
+              <w:rPr>
+                <w:rFonts w:ascii="Times New Roman" w:hAnsi="Times New Roman" w:cs="Times New Roman"/>
+                <w:sz w:val="26"/>
+                <w:szCs w:val="26"/>
+                <w:lang w:val="en-US"/>
+              </w:rPr>
+              <w:t>0.7733</w:t>
+            </w:r>
+          </w:p>
+        </w:tc>
+      </w:tr>
+      <w:tr>
+        <w:tc>
+          <w:tcPr>
+            <w:tcW w:w="0" w:type="auto"/>
+            <w:tcBorders>
+              <w:top w:val="single" w:sz="6" w:space="0" w:color="DCDCDC"/>
+              <w:right w:val="single" w:sz="6" w:space="0" w:color="DCDCDC"/>
+            </w:tcBorders>
+            <w:tcMar>
+              <w:top w:w="120" w:type="dxa"/>
+              <w:left w:w="180" w:type="dxa"/>
+              <w:bottom w:w="120" w:type="dxa"/>
+              <w:right w:w="180" w:type="dxa"/>
+            </w:tcMar>
+            <w:vAlign w:val="center"/>
+            <w:hideMark/>
+          </w:tcPr>
+          <w:p>
+            <w:pPr>
+              <w:pStyle w:val="ListParagraph"/>
+              <w:jc w:val="both"/>
+              <w:rPr>
+                <w:rFonts w:ascii="Times New Roman" w:hAnsi="Times New Roman" w:cs="Times New Roman"/>
+                <w:sz w:val="26"/>
+                <w:szCs w:val="26"/>
+                <w:lang w:val="en-US"/>
+              </w:rPr>
+            </w:pPr>
+            <w:r>
+              <w:rPr>
+                <w:rFonts w:ascii="Times New Roman" w:hAnsi="Times New Roman" w:cs="Times New Roman"/>
+                <w:sz w:val="26"/>
+                <w:szCs w:val="26"/>
+                <w:lang w:val="en-US"/>
+              </w:rPr>
+              <w:t>2</w:t>
+            </w:r>
+          </w:p>
+        </w:tc>
+        <w:tc>
+          <w:tcPr>
+            <w:tcW w:w="0" w:type="auto"/>
+            <w:tcBorders>
+              <w:top w:val="single" w:sz="6" w:space="0" w:color="DCDCDC"/>
+              <w:right w:val="single" w:sz="6" w:space="0" w:color="DCDCDC"/>
+            </w:tcBorders>
+            <w:tcMar>
+              <w:top w:w="120" w:type="dxa"/>
+              <w:left w:w="180" w:type="dxa"/>
+              <w:bottom w:w="120" w:type="dxa"/>
+              <w:right w:w="180" w:type="dxa"/>
+            </w:tcMar>
+            <w:vAlign w:val="center"/>
+            <w:hideMark/>
+          </w:tcPr>
+          <w:p>
+            <w:pPr>
+              <w:pStyle w:val="ListParagraph"/>
+              <w:jc w:val="both"/>
+              <w:rPr>
+                <w:rFonts w:ascii="Times New Roman" w:hAnsi="Times New Roman" w:cs="Times New Roman"/>
+                <w:sz w:val="26"/>
+                <w:szCs w:val="26"/>
+                <w:lang w:val="en-US"/>
+              </w:rPr>
+            </w:pPr>
+            <w:r>
+              <w:rPr>
+                <w:rFonts w:ascii="Times New Roman" w:hAnsi="Times New Roman" w:cs="Times New Roman"/>
+                <w:sz w:val="26"/>
+                <w:szCs w:val="26"/>
+                <w:lang w:val="en-US"/>
+              </w:rPr>
+              <w:t>10005.doc</w:t>
+            </w:r>
+          </w:p>
+        </w:tc>
+        <w:tc>
+          <w:tcPr>
+            <w:tcW w:w="0" w:type="auto"/>
+            <w:tcBorders>
+              <w:top w:val="single" w:sz="6" w:space="0" w:color="DCDCDC"/>
+              <w:right w:val="nil"/>
+            </w:tcBorders>
+            <w:tcMar>
+              <w:top w:w="120" w:type="dxa"/>
+              <w:left w:w="180" w:type="dxa"/>
+              <w:bottom w:w="120" w:type="dxa"/>
+              <w:right w:w="180" w:type="dxa"/>
+            </w:tcMar>
+            <w:vAlign w:val="center"/>
+            <w:hideMark/>
+          </w:tcPr>
+          <w:p>
+            <w:pPr>
+              <w:pStyle w:val="ListParagraph"/>
+              <w:jc w:val="both"/>
+              <w:rPr>
+                <w:rFonts w:ascii="Times New Roman" w:hAnsi="Times New Roman" w:cs="Times New Roman"/>
+                <w:sz w:val="26"/>
+                <w:szCs w:val="26"/>
+                <w:lang w:val="en-US"/>
+              </w:rPr>
+            </w:pPr>
+            <w:r>
+              <w:rPr>
+                <w:rFonts w:ascii="Times New Roman" w:hAnsi="Times New Roman" w:cs="Times New Roman"/>
+                <w:sz w:val="26"/>
+                <w:szCs w:val="26"/>
+                <w:lang w:val="en-US"/>
+              </w:rPr>
+              <w:t>0.0132</w:t>
+            </w:r>
+          </w:p>
+        </w:tc>
+      </w:tr>
+    </w:tbl>
+    <w:p>
+      <w:pPr>
+        <w:pStyle w:val="ListParagraph"/>
+        <w:jc w:val="both"/>
+        <w:rPr>
+          <w:rFonts w:ascii="Times New Roman" w:hAnsi="Times New Roman" w:cs="Times New Roman"/>
+          <w:b/>
+          <w:bCs/>
+          <w:sz w:val="26"/>
+          <w:szCs w:val="26"/>
+          <w:lang w:val="en-US"/>
+        </w:rPr>
+      </w:pPr>
+    </w:p>
+    <w:p>
+      <w:pPr>
+        <w:pStyle w:val="ListParagraph"/>
+        <w:jc w:val="both"/>
+        <w:rPr>
+          <w:rFonts w:ascii="Times New Roman" w:hAnsi="Times New Roman" w:cs="Times New Roman"/>
+          <w:b/>
+          <w:bCs/>
+          <w:sz w:val="26"/>
+          <w:szCs w:val="26"/>
+          <w:lang w:val="en-US"/>
+        </w:rPr>
+      </w:pPr>
+      <w:r>
+        <w:rPr>
+          <w:rFonts w:ascii="Times New Roman" w:hAnsi="Times New Roman" w:cs="Times New Roman"/>
+          <w:b/>
+          <w:bCs/>
+          <w:sz w:val="26"/>
+          <w:szCs w:val="26"/>
+          <w:lang w:val="en-US"/>
+        </w:rPr>
+        <w:t>Truy vấn: PGS Văn Như Cương</w:t>
+      </w:r>
+    </w:p>
+    <w:p>
+      <w:pPr>
+        <w:pStyle w:val="ListParagraph"/>
+        <w:numPr>
+          <w:ilvl w:val="0"/>
+          <w:numId w:val="9"/>
+        </w:numPr>
+        <w:jc w:val="both"/>
+        <w:rPr>
+          <w:rFonts w:ascii="Times New Roman" w:hAnsi="Times New Roman" w:cs="Times New Roman"/>
+          <w:sz w:val="26"/>
+          <w:szCs w:val="26"/>
+          <w:lang w:val="en-US"/>
+        </w:rPr>
+      </w:pPr>
+      <w:r>
+        <w:rPr>
+          <w:rFonts w:ascii="Times New Roman" w:hAnsi="Times New Roman" w:cs="Times New Roman"/>
+          <w:b/>
+          <w:bCs/>
+          <w:sz w:val="26"/>
+          <w:szCs w:val="26"/>
+          <w:lang w:val="en-US"/>
+        </w:rPr>
+        <w:t>2 leaders gần nhất:</w:t>
+      </w:r>
+      <w:r>
+        <w:rPr>
+          <w:rFonts w:ascii="Times New Roman" w:hAnsi="Times New Roman" w:cs="Times New Roman"/>
+          <w:sz w:val="26"/>
+          <w:szCs w:val="26"/>
+          <w:lang w:val="en-US"/>
+        </w:rPr>
+        <w:t> 10005.doc (score: 0.0000), 2198.doc (score: 0.0000)</w:t>
+      </w:r>
+    </w:p>
+    <w:p>
+      <w:pPr>
+        <w:pStyle w:val="ListParagraph"/>
+        <w:numPr>
+          <w:ilvl w:val="0"/>
+          <w:numId w:val="9"/>
+        </w:numPr>
+        <w:jc w:val="both"/>
+        <w:rPr>
+          <w:rFonts w:ascii="Times New Roman" w:hAnsi="Times New Roman" w:cs="Times New Roman"/>
+          <w:sz w:val="26"/>
+          <w:szCs w:val="26"/>
+          <w:lang w:val="en-US"/>
+        </w:rPr>
+      </w:pPr>
+      <w:r>
+        <w:rPr>
+          <w:rFonts w:ascii="Times New Roman" w:hAnsi="Times New Roman" w:cs="Times New Roman"/>
+          <w:b/>
+          <w:bCs/>
+          <w:sz w:val="26"/>
+          <w:szCs w:val="26"/>
+          <w:lang w:val="en-US"/>
+        </w:rPr>
+        <w:t>Số tài liệu ứng viên (Pruning):</w:t>
+      </w:r>
+      <w:r>
+        <w:rPr>
+          <w:rFonts w:ascii="Times New Roman" w:hAnsi="Times New Roman" w:cs="Times New Roman"/>
+          <w:sz w:val="26"/>
+          <w:szCs w:val="26"/>
+          <w:lang w:val="en-US"/>
+        </w:rPr>
+        <w:t> 22</w:t>
+      </w:r>
+    </w:p>
+    <w:p>
+      <w:pPr>
+        <w:pStyle w:val="ListParagraph"/>
+        <w:jc w:val="both"/>
+        <w:rPr>
+          <w:rFonts w:ascii="Times New Roman" w:hAnsi="Times New Roman" w:cs="Times New Roman"/>
+          <w:sz w:val="26"/>
+          <w:szCs w:val="26"/>
+          <w:lang w:val="en-US"/>
+        </w:rPr>
+      </w:pPr>
+      <w:r>
+        <w:rPr>
+          <w:rFonts w:ascii="Times New Roman" w:hAnsi="Times New Roman" w:cs="Times New Roman"/>
+          <w:sz w:val="26"/>
+          <w:szCs w:val="26"/>
+          <w:lang w:val="en-US"/>
+        </w:rPr>
+        <w:t>| STT | Tài liệu | Score |</w:t>
+      </w:r>
+    </w:p>
+    <w:p>
+      <w:pPr>
+        <w:pStyle w:val="ListParagraph"/>
+        <w:jc w:val="both"/>
+        <w:rPr>
+          <w:rFonts w:ascii="Times New Roman" w:hAnsi="Times New Roman" w:cs="Times New Roman"/>
+          <w:sz w:val="26"/>
+          <w:szCs w:val="26"/>
+          <w:lang w:val="en-US"/>
+        </w:rPr>
+      </w:pPr>
+      <w:r>
+        <w:rPr>
+          <w:rFonts w:ascii="Times New Roman" w:hAnsi="Times New Roman" w:cs="Times New Roman"/>
+          <w:sz w:val="26"/>
+          <w:szCs w:val="26"/>
+          <w:lang w:val="en-US"/>
+        </w:rPr>
+        <w:t>|:–|:—|:—|</w:t>
+      </w:r>
+      <w:r>
+        <w:rPr>
+          <w:rFonts w:ascii="Times New Roman" w:hAnsi="Times New Roman" w:cs="Times New Roman"/>
+          <w:sz w:val="26"/>
+          <w:szCs w:val="26"/>
+          <w:lang w:val="en-US"/>
+        </w:rPr>
+        <w:br/>
+        <w:t>| 1 | 3001.doc | 0.0122 |</w:t>
+      </w:r>
+      <w:r>
+        <w:rPr>
+          <w:rFonts w:ascii="Times New Roman" w:hAnsi="Times New Roman" w:cs="Times New Roman"/>
+          <w:sz w:val="26"/>
+          <w:szCs w:val="26"/>
+          <w:lang w:val="en-US"/>
+        </w:rPr>
+        <w:br/>
+        <w:t>| 2 | 3003.doc | 0.0105 |</w:t>
+      </w:r>
+      <w:r>
+        <w:rPr>
+          <w:rFonts w:ascii="Times New Roman" w:hAnsi="Times New Roman" w:cs="Times New Roman"/>
+          <w:sz w:val="26"/>
+          <w:szCs w:val="26"/>
+          <w:lang w:val="en-US"/>
+        </w:rPr>
+        <w:br/>
+        <w:t>| 3 | 4004.doc | 0.0069 |</w:t>
+      </w:r>
+      <w:r>
+        <w:rPr>
+          <w:rFonts w:ascii="Times New Roman" w:hAnsi="Times New Roman" w:cs="Times New Roman"/>
+          <w:sz w:val="26"/>
+          <w:szCs w:val="26"/>
+          <w:lang w:val="en-US"/>
+        </w:rPr>
+        <w:br/>
+        <w:t>| 4 | 3002.doc | 0.0068 |</w:t>
+      </w:r>
+      <w:r>
+        <w:rPr>
+          <w:rFonts w:ascii="Times New Roman" w:hAnsi="Times New Roman" w:cs="Times New Roman"/>
+          <w:sz w:val="26"/>
+          <w:szCs w:val="26"/>
+          <w:lang w:val="en-US"/>
+        </w:rPr>
+        <w:br/>
+        <w:t>| 5 | 10004.doc | 0.0035 |</w:t>
+      </w:r>
+    </w:p>
+    <w:p>
+      <w:pPr>
+        <w:pStyle w:val="ListParagraph"/>
+        <w:jc w:val="both"/>
+        <w:rPr>
+          <w:rFonts w:ascii="Times New Roman" w:hAnsi="Times New Roman" w:cs="Times New Roman"/>
+          <w:b/>
+          <w:bCs/>
+          <w:sz w:val="26"/>
+          <w:szCs w:val="26"/>
+          <w:lang w:val="en-US"/>
+        </w:rPr>
+      </w:pPr>
+    </w:p>
+    <w:p>
+      <w:pPr>
+        <w:pStyle w:val="ListParagraph"/>
+        <w:jc w:val="both"/>
+        <w:rPr>
+          <w:rFonts w:ascii="Times New Roman" w:hAnsi="Times New Roman" w:cs="Times New Roman"/>
+          <w:b/>
+          <w:bCs/>
+          <w:sz w:val="26"/>
+          <w:szCs w:val="26"/>
+          <w:lang w:val="en-US"/>
+        </w:rPr>
+      </w:pPr>
+      <w:r>
+        <w:rPr>
+          <w:rFonts w:ascii="Times New Roman" w:hAnsi="Times New Roman" w:cs="Times New Roman"/>
+          <w:b/>
+          <w:bCs/>
+          <w:sz w:val="26"/>
+          <w:szCs w:val="26"/>
+          <w:lang w:val="en-US"/>
+        </w:rPr>
+        <w:t>Truy vấn: Windows XP</w:t>
+      </w:r>
+    </w:p>
+    <w:p>
+      <w:pPr>
+        <w:pStyle w:val="ListParagraph"/>
+        <w:numPr>
+          <w:ilvl w:val="0"/>
+          <w:numId w:val="10"/>
+        </w:numPr>
+        <w:jc w:val="both"/>
+        <w:rPr>
+          <w:rFonts w:ascii="Times New Roman" w:hAnsi="Times New Roman" w:cs="Times New Roman"/>
+          <w:sz w:val="26"/>
+          <w:szCs w:val="26"/>
+          <w:lang w:val="en-US"/>
+        </w:rPr>
+      </w:pPr>
+      <w:r>
+        <w:rPr>
+          <w:rFonts w:ascii="Times New Roman" w:hAnsi="Times New Roman" w:cs="Times New Roman"/>
+          <w:b/>
+          <w:bCs/>
+          <w:sz w:val="26"/>
+          <w:szCs w:val="26"/>
+          <w:lang w:val="en-US"/>
+        </w:rPr>
+        <w:t>2 leaders gần nhất:</w:t>
+      </w:r>
+      <w:r>
+        <w:rPr>
+          <w:rFonts w:ascii="Times New Roman" w:hAnsi="Times New Roman" w:cs="Times New Roman"/>
+          <w:sz w:val="26"/>
+          <w:szCs w:val="26"/>
+          <w:lang w:val="en-US"/>
+        </w:rPr>
+        <w:t> 1002.docx (score: 0.3448), 1006.pdf (score: 0.0546)</w:t>
+      </w:r>
+    </w:p>
+    <w:p>
+      <w:pPr>
+        <w:pStyle w:val="ListParagraph"/>
+        <w:numPr>
+          <w:ilvl w:val="0"/>
+          <w:numId w:val="10"/>
+        </w:numPr>
+        <w:jc w:val="both"/>
+        <w:rPr>
+          <w:rFonts w:ascii="Times New Roman" w:hAnsi="Times New Roman" w:cs="Times New Roman"/>
+          <w:sz w:val="26"/>
+          <w:szCs w:val="26"/>
+          <w:lang w:val="en-US"/>
+        </w:rPr>
+      </w:pPr>
+      <w:r>
+        <w:rPr>
+          <w:rFonts w:ascii="Times New Roman" w:hAnsi="Times New Roman" w:cs="Times New Roman"/>
+          <w:b/>
+          <w:bCs/>
+          <w:sz w:val="26"/>
+          <w:szCs w:val="26"/>
+          <w:lang w:val="en-US"/>
+        </w:rPr>
+        <w:t>Số tài liệu ứng viên (Pruning):</w:t>
+      </w:r>
+      <w:r>
+        <w:rPr>
+          <w:rFonts w:ascii="Times New Roman" w:hAnsi="Times New Roman" w:cs="Times New Roman"/>
+          <w:sz w:val="26"/>
+          <w:szCs w:val="26"/>
+          <w:lang w:val="en-US"/>
+        </w:rPr>
+        <w:t> 21</w:t>
+      </w:r>
+    </w:p>
+    <w:tbl>
+      <w:tblPr>
+        <w:tblW w:w="0" w:type="auto"/>
+        <w:tblCellMar>
+          <w:top w:w="15" w:type="dxa"/>
+          <w:left w:w="15" w:type="dxa"/>
+          <w:bottom w:w="15" w:type="dxa"/>
+          <w:right w:w="15" w:type="dxa"/>
+        </w:tblCellMar>
+        <w:tblLook w:val="04A0" w:firstRow="1" w:lastRow="0" w:firstColumn="1" w:lastColumn="0" w:noHBand="0" w:noVBand="1"/>
+      </w:tblPr>
+      <w:tblGrid>
+        <w:gridCol w:w="1572"/>
+        <w:gridCol w:w="2171"/>
+        <w:gridCol w:w="1795"/>
+      </w:tblGrid>
+      <w:tr>
+        <w:trPr>
+          <w:tblHeader/>
+        </w:trPr>
+        <w:tc>
+          <w:tcPr>
+            <w:tcW w:w="0" w:type="auto"/>
+            <w:tcBorders>
+              <w:right w:val="single" w:sz="6" w:space="0" w:color="DCDCDC"/>
+            </w:tcBorders>
+            <w:tcMar>
+              <w:top w:w="120" w:type="dxa"/>
+              <w:left w:w="180" w:type="dxa"/>
+              <w:bottom w:w="120" w:type="dxa"/>
+              <w:right w:w="180" w:type="dxa"/>
+            </w:tcMar>
+            <w:vAlign w:val="center"/>
+            <w:hideMark/>
+          </w:tcPr>
+          <w:p>
+            <w:pPr>
+              <w:pStyle w:val="ListParagraph"/>
+              <w:jc w:val="both"/>
+              <w:rPr>
+                <w:rFonts w:ascii="Times New Roman" w:hAnsi="Times New Roman" w:cs="Times New Roman"/>
+                <w:b/>
+                <w:bCs/>
+                <w:sz w:val="26"/>
+                <w:szCs w:val="26"/>
+                <w:lang w:val="en-US"/>
+              </w:rPr>
+            </w:pPr>
+            <w:r>
+              <w:rPr>
+                <w:rFonts w:ascii="Times New Roman" w:hAnsi="Times New Roman" w:cs="Times New Roman"/>
+                <w:b/>
+                <w:bCs/>
+                <w:sz w:val="26"/>
+                <w:szCs w:val="26"/>
+                <w:lang w:val="en-US"/>
+              </w:rPr>
+              <w:t>STT</w:t>
+            </w:r>
+          </w:p>
+        </w:tc>
+        <w:tc>
+          <w:tcPr>
+            <w:tcW w:w="0" w:type="auto"/>
+            <w:tcBorders>
+              <w:right w:val="single" w:sz="6" w:space="0" w:color="DCDCDC"/>
+            </w:tcBorders>
+            <w:tcMar>
+              <w:top w:w="120" w:type="dxa"/>
+              <w:left w:w="180" w:type="dxa"/>
+              <w:bottom w:w="120" w:type="dxa"/>
+              <w:right w:w="180" w:type="dxa"/>
+            </w:tcMar>
+            <w:vAlign w:val="center"/>
+            <w:hideMark/>
+          </w:tcPr>
+          <w:p>
+            <w:pPr>
+              <w:pStyle w:val="ListParagraph"/>
+              <w:jc w:val="both"/>
+              <w:rPr>
+                <w:rFonts w:ascii="Times New Roman" w:hAnsi="Times New Roman" w:cs="Times New Roman"/>
+                <w:b/>
+                <w:bCs/>
+                <w:sz w:val="26"/>
+                <w:szCs w:val="26"/>
+                <w:lang w:val="en-US"/>
+              </w:rPr>
+            </w:pPr>
+            <w:r>
+              <w:rPr>
+                <w:rFonts w:ascii="Times New Roman" w:hAnsi="Times New Roman" w:cs="Times New Roman"/>
+                <w:b/>
+                <w:bCs/>
+                <w:sz w:val="26"/>
+                <w:szCs w:val="26"/>
+                <w:lang w:val="en-US"/>
+              </w:rPr>
+              <w:t>Tài liệu</w:t>
+            </w:r>
+          </w:p>
+        </w:tc>
+        <w:tc>
+          <w:tcPr>
+            <w:tcW w:w="0" w:type="auto"/>
+            <w:tcBorders>
+              <w:right w:val="nil"/>
+            </w:tcBorders>
+            <w:tcMar>
+              <w:top w:w="120" w:type="dxa"/>
+              <w:left w:w="180" w:type="dxa"/>
+              <w:bottom w:w="120" w:type="dxa"/>
+              <w:right w:w="180" w:type="dxa"/>
+            </w:tcMar>
+            <w:vAlign w:val="center"/>
+            <w:hideMark/>
+          </w:tcPr>
+          <w:p>
+            <w:pPr>
+              <w:pStyle w:val="ListParagraph"/>
+              <w:jc w:val="both"/>
+              <w:rPr>
+                <w:rFonts w:ascii="Times New Roman" w:hAnsi="Times New Roman" w:cs="Times New Roman"/>
+                <w:b/>
+                <w:bCs/>
+                <w:sz w:val="26"/>
+                <w:szCs w:val="26"/>
+                <w:lang w:val="en-US"/>
+              </w:rPr>
+            </w:pPr>
+            <w:r>
+              <w:rPr>
+                <w:rFonts w:ascii="Times New Roman" w:hAnsi="Times New Roman" w:cs="Times New Roman"/>
+                <w:b/>
+                <w:bCs/>
+                <w:sz w:val="26"/>
+                <w:szCs w:val="26"/>
+                <w:lang w:val="en-US"/>
+              </w:rPr>
+              <w:t>Score</w:t>
+            </w:r>
+          </w:p>
+        </w:tc>
+      </w:tr>
+      <w:tr>
+        <w:tc>
+          <w:tcPr>
+            <w:tcW w:w="0" w:type="auto"/>
+            <w:tcBorders>
+              <w:top w:val="single" w:sz="6" w:space="0" w:color="DCDCDC"/>
+              <w:right w:val="single" w:sz="6" w:space="0" w:color="DCDCDC"/>
+            </w:tcBorders>
+            <w:tcMar>
+              <w:top w:w="120" w:type="dxa"/>
+              <w:left w:w="180" w:type="dxa"/>
+              <w:bottom w:w="120" w:type="dxa"/>
+              <w:right w:w="180" w:type="dxa"/>
+            </w:tcMar>
+            <w:vAlign w:val="center"/>
+            <w:hideMark/>
+          </w:tcPr>
+          <w:p>
+            <w:pPr>
+              <w:pStyle w:val="ListParagraph"/>
+              <w:jc w:val="both"/>
+              <w:rPr>
+                <w:rFonts w:ascii="Times New Roman" w:hAnsi="Times New Roman" w:cs="Times New Roman"/>
+                <w:sz w:val="26"/>
+                <w:szCs w:val="26"/>
+                <w:lang w:val="en-US"/>
+              </w:rPr>
+            </w:pPr>
+            <w:r>
+              <w:rPr>
+                <w:rFonts w:ascii="Times New Roman" w:hAnsi="Times New Roman" w:cs="Times New Roman"/>
+                <w:sz w:val="26"/>
+                <w:szCs w:val="26"/>
+                <w:lang w:val="en-US"/>
+              </w:rPr>
+              <w:t>1</w:t>
+            </w:r>
+          </w:p>
+        </w:tc>
+        <w:tc>
+          <w:tcPr>
+            <w:tcW w:w="0" w:type="auto"/>
+            <w:tcBorders>
+              <w:top w:val="single" w:sz="6" w:space="0" w:color="DCDCDC"/>
+              <w:right w:val="single" w:sz="6" w:space="0" w:color="DCDCDC"/>
+            </w:tcBorders>
+            <w:tcMar>
+              <w:top w:w="120" w:type="dxa"/>
+              <w:left w:w="180" w:type="dxa"/>
+              <w:bottom w:w="120" w:type="dxa"/>
+              <w:right w:w="180" w:type="dxa"/>
+            </w:tcMar>
+            <w:vAlign w:val="center"/>
+            <w:hideMark/>
+          </w:tcPr>
+          <w:p>
+            <w:pPr>
+              <w:pStyle w:val="ListParagraph"/>
+              <w:jc w:val="both"/>
+              <w:rPr>
+                <w:rFonts w:ascii="Times New Roman" w:hAnsi="Times New Roman" w:cs="Times New Roman"/>
+                <w:sz w:val="26"/>
+                <w:szCs w:val="26"/>
+                <w:lang w:val="en-US"/>
+              </w:rPr>
+            </w:pPr>
+            <w:r>
+              <w:rPr>
+                <w:rFonts w:ascii="Times New Roman" w:hAnsi="Times New Roman" w:cs="Times New Roman"/>
+                <w:sz w:val="26"/>
+                <w:szCs w:val="26"/>
+                <w:lang w:val="en-US"/>
+              </w:rPr>
+              <w:t>1003.docx</w:t>
+            </w:r>
+          </w:p>
+        </w:tc>
+        <w:tc>
+          <w:tcPr>
+            <w:tcW w:w="0" w:type="auto"/>
+            <w:tcBorders>
+              <w:top w:val="single" w:sz="6" w:space="0" w:color="DCDCDC"/>
+              <w:right w:val="nil"/>
+            </w:tcBorders>
+            <w:tcMar>
+              <w:top w:w="120" w:type="dxa"/>
+              <w:left w:w="180" w:type="dxa"/>
+              <w:bottom w:w="120" w:type="dxa"/>
+              <w:right w:w="180" w:type="dxa"/>
+            </w:tcMar>
+            <w:vAlign w:val="center"/>
+            <w:hideMark/>
+          </w:tcPr>
+          <w:p>
+            <w:pPr>
+              <w:pStyle w:val="ListParagraph"/>
+              <w:jc w:val="both"/>
+              <w:rPr>
+                <w:rFonts w:ascii="Times New Roman" w:hAnsi="Times New Roman" w:cs="Times New Roman"/>
+                <w:sz w:val="26"/>
+                <w:szCs w:val="26"/>
+                <w:lang w:val="en-US"/>
+              </w:rPr>
+            </w:pPr>
+            <w:r>
+              <w:rPr>
+                <w:rFonts w:ascii="Times New Roman" w:hAnsi="Times New Roman" w:cs="Times New Roman"/>
+                <w:sz w:val="26"/>
+                <w:szCs w:val="26"/>
+                <w:lang w:val="en-US"/>
+              </w:rPr>
+              <w:t>0.5377</w:t>
+            </w:r>
+          </w:p>
+        </w:tc>
+      </w:tr>
+      <w:tr>
+        <w:tc>
+          <w:tcPr>
+            <w:tcW w:w="0" w:type="auto"/>
+            <w:tcBorders>
+              <w:top w:val="single" w:sz="6" w:space="0" w:color="DCDCDC"/>
+              <w:right w:val="single" w:sz="6" w:space="0" w:color="DCDCDC"/>
+            </w:tcBorders>
+            <w:tcMar>
+              <w:top w:w="120" w:type="dxa"/>
+              <w:left w:w="180" w:type="dxa"/>
+              <w:bottom w:w="120" w:type="dxa"/>
+              <w:right w:w="180" w:type="dxa"/>
+            </w:tcMar>
+            <w:vAlign w:val="center"/>
+            <w:hideMark/>
+          </w:tcPr>
+          <w:p>
+            <w:pPr>
+              <w:pStyle w:val="ListParagraph"/>
+              <w:jc w:val="both"/>
+              <w:rPr>
+                <w:rFonts w:ascii="Times New Roman" w:hAnsi="Times New Roman" w:cs="Times New Roman"/>
+                <w:sz w:val="26"/>
+                <w:szCs w:val="26"/>
+                <w:lang w:val="en-US"/>
+              </w:rPr>
+            </w:pPr>
+            <w:r>
+              <w:rPr>
+                <w:rFonts w:ascii="Times New Roman" w:hAnsi="Times New Roman" w:cs="Times New Roman"/>
+                <w:sz w:val="26"/>
+                <w:szCs w:val="26"/>
+                <w:lang w:val="en-US"/>
+              </w:rPr>
+              <w:t>2</w:t>
+            </w:r>
+          </w:p>
+        </w:tc>
+        <w:tc>
+          <w:tcPr>
+            <w:tcW w:w="0" w:type="auto"/>
+            <w:tcBorders>
+              <w:top w:val="single" w:sz="6" w:space="0" w:color="DCDCDC"/>
+              <w:right w:val="single" w:sz="6" w:space="0" w:color="DCDCDC"/>
+            </w:tcBorders>
+            <w:tcMar>
+              <w:top w:w="120" w:type="dxa"/>
+              <w:left w:w="180" w:type="dxa"/>
+              <w:bottom w:w="120" w:type="dxa"/>
+              <w:right w:w="180" w:type="dxa"/>
+            </w:tcMar>
+            <w:vAlign w:val="center"/>
+            <w:hideMark/>
+          </w:tcPr>
+          <w:p>
+            <w:pPr>
+              <w:pStyle w:val="ListParagraph"/>
+              <w:jc w:val="both"/>
+              <w:rPr>
+                <w:rFonts w:ascii="Times New Roman" w:hAnsi="Times New Roman" w:cs="Times New Roman"/>
+                <w:sz w:val="26"/>
+                <w:szCs w:val="26"/>
+                <w:lang w:val="en-US"/>
+              </w:rPr>
+            </w:pPr>
+            <w:r>
+              <w:rPr>
+                <w:rFonts w:ascii="Times New Roman" w:hAnsi="Times New Roman" w:cs="Times New Roman"/>
+                <w:sz w:val="26"/>
+                <w:szCs w:val="26"/>
+                <w:lang w:val="en-US"/>
+              </w:rPr>
+              <w:t>1005.docx</w:t>
+            </w:r>
+          </w:p>
+        </w:tc>
+        <w:tc>
+          <w:tcPr>
+            <w:tcW w:w="0" w:type="auto"/>
+            <w:tcBorders>
+              <w:top w:val="single" w:sz="6" w:space="0" w:color="DCDCDC"/>
+              <w:right w:val="nil"/>
+            </w:tcBorders>
+            <w:tcMar>
+              <w:top w:w="120" w:type="dxa"/>
+              <w:left w:w="180" w:type="dxa"/>
+              <w:bottom w:w="120" w:type="dxa"/>
+              <w:right w:w="180" w:type="dxa"/>
+            </w:tcMar>
+            <w:vAlign w:val="center"/>
+            <w:hideMark/>
+          </w:tcPr>
+          <w:p>
+            <w:pPr>
+              <w:pStyle w:val="ListParagraph"/>
+              <w:jc w:val="both"/>
+              <w:rPr>
+                <w:rFonts w:ascii="Times New Roman" w:hAnsi="Times New Roman" w:cs="Times New Roman"/>
+                <w:sz w:val="26"/>
+                <w:szCs w:val="26"/>
+                <w:lang w:val="en-US"/>
+              </w:rPr>
+            </w:pPr>
+            <w:r>
+              <w:rPr>
+                <w:rFonts w:ascii="Times New Roman" w:hAnsi="Times New Roman" w:cs="Times New Roman"/>
+                <w:sz w:val="26"/>
+                <w:szCs w:val="26"/>
+                <w:lang w:val="en-US"/>
+              </w:rPr>
+              <w:t>0.4595</w:t>
+            </w:r>
+          </w:p>
+        </w:tc>
+      </w:tr>
+      <w:tr>
+        <w:tc>
+          <w:tcPr>
+            <w:tcW w:w="0" w:type="auto"/>
+            <w:tcBorders>
+              <w:top w:val="single" w:sz="6" w:space="0" w:color="DCDCDC"/>
+              <w:right w:val="single" w:sz="6" w:space="0" w:color="DCDCDC"/>
+            </w:tcBorders>
+            <w:tcMar>
+              <w:top w:w="120" w:type="dxa"/>
+              <w:left w:w="180" w:type="dxa"/>
+              <w:bottom w:w="120" w:type="dxa"/>
+              <w:right w:w="180" w:type="dxa"/>
+            </w:tcMar>
+            <w:vAlign w:val="center"/>
+            <w:hideMark/>
+          </w:tcPr>
+          <w:p>
+            <w:pPr>
+              <w:pStyle w:val="ListParagraph"/>
+              <w:jc w:val="both"/>
+              <w:rPr>
+                <w:rFonts w:ascii="Times New Roman" w:hAnsi="Times New Roman" w:cs="Times New Roman"/>
+                <w:sz w:val="26"/>
+                <w:szCs w:val="26"/>
+                <w:lang w:val="en-US"/>
+              </w:rPr>
+            </w:pPr>
+            <w:r>
+              <w:rPr>
+                <w:rFonts w:ascii="Times New Roman" w:hAnsi="Times New Roman" w:cs="Times New Roman"/>
+                <w:sz w:val="26"/>
+                <w:szCs w:val="26"/>
+                <w:lang w:val="en-US"/>
+              </w:rPr>
+              <w:t>3</w:t>
+            </w:r>
+          </w:p>
+        </w:tc>
+        <w:tc>
+          <w:tcPr>
+            <w:tcW w:w="0" w:type="auto"/>
+            <w:tcBorders>
+              <w:top w:val="single" w:sz="6" w:space="0" w:color="DCDCDC"/>
+              <w:right w:val="single" w:sz="6" w:space="0" w:color="DCDCDC"/>
+            </w:tcBorders>
+            <w:tcMar>
+              <w:top w:w="120" w:type="dxa"/>
+              <w:left w:w="180" w:type="dxa"/>
+              <w:bottom w:w="120" w:type="dxa"/>
+              <w:right w:w="180" w:type="dxa"/>
+            </w:tcMar>
+            <w:vAlign w:val="center"/>
+            <w:hideMark/>
+          </w:tcPr>
+          <w:p>
+            <w:pPr>
+              <w:pStyle w:val="ListParagraph"/>
+              <w:jc w:val="both"/>
+              <w:rPr>
+                <w:rFonts w:ascii="Times New Roman" w:hAnsi="Times New Roman" w:cs="Times New Roman"/>
+                <w:sz w:val="26"/>
+                <w:szCs w:val="26"/>
+                <w:lang w:val="en-US"/>
+              </w:rPr>
+            </w:pPr>
+            <w:r>
+              <w:rPr>
+                <w:rFonts w:ascii="Times New Roman" w:hAnsi="Times New Roman" w:cs="Times New Roman"/>
+                <w:sz w:val="26"/>
+                <w:szCs w:val="26"/>
+                <w:lang w:val="en-US"/>
+              </w:rPr>
+              <w:t>1001.docx</w:t>
+            </w:r>
+          </w:p>
+        </w:tc>
+        <w:tc>
+          <w:tcPr>
+            <w:tcW w:w="0" w:type="auto"/>
+            <w:tcBorders>
+              <w:top w:val="single" w:sz="6" w:space="0" w:color="DCDCDC"/>
+              <w:right w:val="nil"/>
+            </w:tcBorders>
+            <w:tcMar>
+              <w:top w:w="120" w:type="dxa"/>
+              <w:left w:w="180" w:type="dxa"/>
+              <w:bottom w:w="120" w:type="dxa"/>
+              <w:right w:w="180" w:type="dxa"/>
+            </w:tcMar>
+            <w:vAlign w:val="center"/>
+            <w:hideMark/>
+          </w:tcPr>
+          <w:p>
+            <w:pPr>
+              <w:pStyle w:val="ListParagraph"/>
+              <w:jc w:val="both"/>
+              <w:rPr>
+                <w:rFonts w:ascii="Times New Roman" w:hAnsi="Times New Roman" w:cs="Times New Roman"/>
+                <w:sz w:val="26"/>
+                <w:szCs w:val="26"/>
+                <w:lang w:val="en-US"/>
+              </w:rPr>
+            </w:pPr>
+            <w:r>
+              <w:rPr>
+                <w:rFonts w:ascii="Times New Roman" w:hAnsi="Times New Roman" w:cs="Times New Roman"/>
+                <w:sz w:val="26"/>
+                <w:szCs w:val="26"/>
+                <w:lang w:val="en-US"/>
+              </w:rPr>
+              <w:t>0.4248</w:t>
+            </w:r>
+          </w:p>
+        </w:tc>
+      </w:tr>
+      <w:tr>
+        <w:tc>
+          <w:tcPr>
+            <w:tcW w:w="0" w:type="auto"/>
+            <w:tcBorders>
+              <w:top w:val="single" w:sz="6" w:space="0" w:color="DCDCDC"/>
+              <w:right w:val="single" w:sz="6" w:space="0" w:color="DCDCDC"/>
+            </w:tcBorders>
+            <w:tcMar>
+              <w:top w:w="120" w:type="dxa"/>
+              <w:left w:w="180" w:type="dxa"/>
+              <w:bottom w:w="120" w:type="dxa"/>
+              <w:right w:w="180" w:type="dxa"/>
+            </w:tcMar>
+            <w:vAlign w:val="center"/>
+            <w:hideMark/>
+          </w:tcPr>
+          <w:p>
+            <w:pPr>
+              <w:pStyle w:val="ListParagraph"/>
+              <w:jc w:val="both"/>
+              <w:rPr>
+                <w:rFonts w:ascii="Times New Roman" w:hAnsi="Times New Roman" w:cs="Times New Roman"/>
+                <w:sz w:val="26"/>
+                <w:szCs w:val="26"/>
+                <w:lang w:val="en-US"/>
+              </w:rPr>
+            </w:pPr>
+            <w:r>
+              <w:rPr>
+                <w:rFonts w:ascii="Times New Roman" w:hAnsi="Times New Roman" w:cs="Times New Roman"/>
+                <w:sz w:val="26"/>
+                <w:szCs w:val="26"/>
+                <w:lang w:val="en-US"/>
+              </w:rPr>
+              <w:t>4</w:t>
+            </w:r>
+          </w:p>
+        </w:tc>
+        <w:tc>
+          <w:tcPr>
+            <w:tcW w:w="0" w:type="auto"/>
+            <w:tcBorders>
+              <w:top w:val="single" w:sz="6" w:space="0" w:color="DCDCDC"/>
+              <w:right w:val="single" w:sz="6" w:space="0" w:color="DCDCDC"/>
+            </w:tcBorders>
+            <w:tcMar>
+              <w:top w:w="120" w:type="dxa"/>
+              <w:left w:w="180" w:type="dxa"/>
+              <w:bottom w:w="120" w:type="dxa"/>
+              <w:right w:w="180" w:type="dxa"/>
+            </w:tcMar>
+            <w:vAlign w:val="center"/>
+            <w:hideMark/>
+          </w:tcPr>
+          <w:p>
+            <w:pPr>
+              <w:pStyle w:val="ListParagraph"/>
+              <w:jc w:val="both"/>
+              <w:rPr>
+                <w:rFonts w:ascii="Times New Roman" w:hAnsi="Times New Roman" w:cs="Times New Roman"/>
+                <w:sz w:val="26"/>
+                <w:szCs w:val="26"/>
+                <w:lang w:val="en-US"/>
+              </w:rPr>
+            </w:pPr>
+            <w:r>
+              <w:rPr>
+                <w:rFonts w:ascii="Times New Roman" w:hAnsi="Times New Roman" w:cs="Times New Roman"/>
+                <w:sz w:val="26"/>
+                <w:szCs w:val="26"/>
+                <w:lang w:val="en-US"/>
+              </w:rPr>
+              <w:t>1002.docx</w:t>
+            </w:r>
+          </w:p>
+        </w:tc>
+        <w:tc>
+          <w:tcPr>
+            <w:tcW w:w="0" w:type="auto"/>
+            <w:tcBorders>
+              <w:top w:val="single" w:sz="6" w:space="0" w:color="DCDCDC"/>
+              <w:right w:val="nil"/>
+            </w:tcBorders>
+            <w:tcMar>
+              <w:top w:w="120" w:type="dxa"/>
+              <w:left w:w="180" w:type="dxa"/>
+              <w:bottom w:w="120" w:type="dxa"/>
+              <w:right w:w="180" w:type="dxa"/>
+            </w:tcMar>
+            <w:vAlign w:val="center"/>
+            <w:hideMark/>
+          </w:tcPr>
+          <w:p>
+            <w:pPr>
+              <w:pStyle w:val="ListParagraph"/>
+              <w:jc w:val="both"/>
+              <w:rPr>
+                <w:rFonts w:ascii="Times New Roman" w:hAnsi="Times New Roman" w:cs="Times New Roman"/>
+                <w:sz w:val="26"/>
+                <w:szCs w:val="26"/>
+                <w:lang w:val="en-US"/>
+              </w:rPr>
+            </w:pPr>
+            <w:r>
+              <w:rPr>
+                <w:rFonts w:ascii="Times New Roman" w:hAnsi="Times New Roman" w:cs="Times New Roman"/>
+                <w:sz w:val="26"/>
+                <w:szCs w:val="26"/>
+                <w:lang w:val="en-US"/>
+              </w:rPr>
+              <w:t>0.3448</w:t>
+            </w:r>
+          </w:p>
+        </w:tc>
+      </w:tr>
+      <w:tr>
+        <w:tc>
+          <w:tcPr>
+            <w:tcW w:w="0" w:type="auto"/>
+            <w:tcBorders>
+              <w:top w:val="single" w:sz="6" w:space="0" w:color="DCDCDC"/>
+              <w:right w:val="single" w:sz="6" w:space="0" w:color="DCDCDC"/>
+            </w:tcBorders>
+            <w:tcMar>
+              <w:top w:w="120" w:type="dxa"/>
+              <w:left w:w="180" w:type="dxa"/>
+              <w:bottom w:w="120" w:type="dxa"/>
+              <w:right w:w="180" w:type="dxa"/>
+            </w:tcMar>
+            <w:vAlign w:val="center"/>
+            <w:hideMark/>
+          </w:tcPr>
+          <w:p>
+            <w:pPr>
+              <w:pStyle w:val="ListParagraph"/>
+              <w:jc w:val="both"/>
+              <w:rPr>
+                <w:rFonts w:ascii="Times New Roman" w:hAnsi="Times New Roman" w:cs="Times New Roman"/>
+                <w:sz w:val="26"/>
+                <w:szCs w:val="26"/>
+                <w:lang w:val="en-US"/>
+              </w:rPr>
+            </w:pPr>
+            <w:r>
+              <w:rPr>
+                <w:rFonts w:ascii="Times New Roman" w:hAnsi="Times New Roman" w:cs="Times New Roman"/>
+                <w:sz w:val="26"/>
+                <w:szCs w:val="26"/>
+                <w:lang w:val="en-US"/>
+              </w:rPr>
+              <w:t>5</w:t>
+            </w:r>
+          </w:p>
+        </w:tc>
+        <w:tc>
+          <w:tcPr>
+            <w:tcW w:w="0" w:type="auto"/>
+            <w:tcBorders>
+              <w:top w:val="single" w:sz="6" w:space="0" w:color="DCDCDC"/>
+              <w:right w:val="single" w:sz="6" w:space="0" w:color="DCDCDC"/>
+            </w:tcBorders>
+            <w:tcMar>
+              <w:top w:w="120" w:type="dxa"/>
+              <w:left w:w="180" w:type="dxa"/>
+              <w:bottom w:w="120" w:type="dxa"/>
+              <w:right w:w="180" w:type="dxa"/>
+            </w:tcMar>
+            <w:vAlign w:val="center"/>
+            <w:hideMark/>
+          </w:tcPr>
+          <w:p>
+            <w:pPr>
+              <w:pStyle w:val="ListParagraph"/>
+              <w:jc w:val="both"/>
+              <w:rPr>
+                <w:rFonts w:ascii="Times New Roman" w:hAnsi="Times New Roman" w:cs="Times New Roman"/>
+                <w:sz w:val="26"/>
+                <w:szCs w:val="26"/>
+                <w:lang w:val="en-US"/>
+              </w:rPr>
+            </w:pPr>
+            <w:r>
+              <w:rPr>
+                <w:rFonts w:ascii="Times New Roman" w:hAnsi="Times New Roman" w:cs="Times New Roman"/>
+                <w:sz w:val="26"/>
+                <w:szCs w:val="26"/>
+                <w:lang w:val="en-US"/>
+              </w:rPr>
+              <w:t>1008.pdf</w:t>
+            </w:r>
+          </w:p>
+        </w:tc>
+        <w:tc>
+          <w:tcPr>
+            <w:tcW w:w="0" w:type="auto"/>
+            <w:tcBorders>
+              <w:top w:val="single" w:sz="6" w:space="0" w:color="DCDCDC"/>
+              <w:right w:val="nil"/>
+            </w:tcBorders>
+            <w:tcMar>
+              <w:top w:w="120" w:type="dxa"/>
+              <w:left w:w="180" w:type="dxa"/>
+              <w:bottom w:w="120" w:type="dxa"/>
+              <w:right w:w="180" w:type="dxa"/>
+            </w:tcMar>
+            <w:vAlign w:val="center"/>
+            <w:hideMark/>
+          </w:tcPr>
+          <w:p>
+            <w:pPr>
+              <w:pStyle w:val="ListParagraph"/>
+              <w:jc w:val="both"/>
+              <w:rPr>
+                <w:rFonts w:ascii="Times New Roman" w:hAnsi="Times New Roman" w:cs="Times New Roman"/>
+                <w:sz w:val="26"/>
+                <w:szCs w:val="26"/>
+                <w:lang w:val="en-US"/>
+              </w:rPr>
+            </w:pPr>
+            <w:r>
+              <w:rPr>
+                <w:rFonts w:ascii="Times New Roman" w:hAnsi="Times New Roman" w:cs="Times New Roman"/>
+                <w:sz w:val="26"/>
+                <w:szCs w:val="26"/>
+                <w:lang w:val="en-US"/>
+              </w:rPr>
+              <w:t>0.0657</w:t>
+            </w:r>
+          </w:p>
+        </w:tc>
+      </w:tr>
+    </w:tbl>
+    <w:p>
+      <w:pPr>
+        <w:pStyle w:val="ListParagraph"/>
+        <w:jc w:val="both"/>
+        <w:rPr>
+          <w:rFonts w:ascii="Times New Roman" w:hAnsi="Times New Roman" w:cs="Times New Roman"/>
+          <w:b/>
+          <w:bCs/>
+          <w:sz w:val="26"/>
+          <w:szCs w:val="26"/>
+          <w:lang w:val="en-US"/>
+        </w:rPr>
+      </w:pPr>
+    </w:p>
+    <w:p>
+      <w:pPr>
+        <w:pStyle w:val="ListParagraph"/>
+        <w:jc w:val="both"/>
+        <w:rPr>
+          <w:rFonts w:ascii="Times New Roman" w:hAnsi="Times New Roman" w:cs="Times New Roman"/>
+          <w:b/>
+          <w:bCs/>
+          <w:sz w:val="26"/>
+          <w:szCs w:val="26"/>
+          <w:lang w:val="en-US"/>
+        </w:rPr>
+      </w:pPr>
+    </w:p>
+    <w:p>
+      <w:pPr>
+        <w:pStyle w:val="ListParagraph"/>
+        <w:jc w:val="both"/>
+        <w:rPr>
+          <w:rFonts w:ascii="Times New Roman" w:hAnsi="Times New Roman" w:cs="Times New Roman"/>
+          <w:b/>
+          <w:bCs/>
+          <w:sz w:val="26"/>
+          <w:szCs w:val="26"/>
+          <w:lang w:val="en-US"/>
+        </w:rPr>
+      </w:pPr>
+    </w:p>
+    <w:p>
+      <w:pPr>
+        <w:pStyle w:val="ListParagraph"/>
+        <w:jc w:val="both"/>
+        <w:rPr>
+          <w:rFonts w:ascii="Times New Roman" w:hAnsi="Times New Roman" w:cs="Times New Roman"/>
+          <w:b/>
+          <w:bCs/>
+          <w:sz w:val="26"/>
+          <w:szCs w:val="26"/>
+          <w:lang w:val="en-US"/>
+        </w:rPr>
+      </w:pPr>
+      <w:r>
+        <w:rPr>
+          <w:rFonts w:ascii="Times New Roman" w:hAnsi="Times New Roman" w:cs="Times New Roman"/>
+          <w:b/>
+          <w:bCs/>
+          <w:sz w:val="26"/>
+          <w:szCs w:val="26"/>
+          <w:lang w:val="en-US"/>
+        </w:rPr>
+        <w:t>Truy vấn: Advanced Uninstall Pro cung cấp</w:t>
+      </w:r>
+    </w:p>
+    <w:p>
+      <w:pPr>
+        <w:pStyle w:val="ListParagraph"/>
+        <w:numPr>
+          <w:ilvl w:val="0"/>
+          <w:numId w:val="11"/>
+        </w:numPr>
+        <w:jc w:val="both"/>
+        <w:rPr>
+          <w:rFonts w:ascii="Times New Roman" w:hAnsi="Times New Roman" w:cs="Times New Roman"/>
+          <w:sz w:val="26"/>
+          <w:szCs w:val="26"/>
+          <w:lang w:val="en-US"/>
+        </w:rPr>
+      </w:pPr>
+      <w:r>
+        <w:rPr>
+          <w:rFonts w:ascii="Times New Roman" w:hAnsi="Times New Roman" w:cs="Times New Roman"/>
+          <w:b/>
+          <w:bCs/>
+          <w:sz w:val="26"/>
+          <w:szCs w:val="26"/>
+          <w:lang w:val="en-US"/>
+        </w:rPr>
+        <w:t>2 leaders gần nhất:</w:t>
+      </w:r>
+      <w:r>
+        <w:rPr>
+          <w:rFonts w:ascii="Times New Roman" w:hAnsi="Times New Roman" w:cs="Times New Roman"/>
+          <w:sz w:val="26"/>
+          <w:szCs w:val="26"/>
+          <w:lang w:val="en-US"/>
+        </w:rPr>
+        <w:t> 1010.pdf (score: 0.0623), 1002.docx (score: 0.0250)</w:t>
+      </w:r>
+    </w:p>
+    <w:p>
+      <w:pPr>
+        <w:pStyle w:val="ListParagraph"/>
+        <w:numPr>
+          <w:ilvl w:val="0"/>
+          <w:numId w:val="11"/>
+        </w:numPr>
+        <w:jc w:val="both"/>
+        <w:rPr>
+          <w:rFonts w:ascii="Times New Roman" w:hAnsi="Times New Roman" w:cs="Times New Roman"/>
+          <w:sz w:val="26"/>
+          <w:szCs w:val="26"/>
+          <w:lang w:val="en-US"/>
+        </w:rPr>
+      </w:pPr>
+      <w:r>
+        <w:rPr>
+          <w:rFonts w:ascii="Times New Roman" w:hAnsi="Times New Roman" w:cs="Times New Roman"/>
+          <w:b/>
+          <w:bCs/>
+          <w:sz w:val="26"/>
+          <w:szCs w:val="26"/>
+          <w:lang w:val="en-US"/>
+        </w:rPr>
+        <w:t>Số tài liệu ứng viên (Pruning):</w:t>
+      </w:r>
+      <w:r>
+        <w:rPr>
+          <w:rFonts w:ascii="Times New Roman" w:hAnsi="Times New Roman" w:cs="Times New Roman"/>
+          <w:sz w:val="26"/>
+          <w:szCs w:val="26"/>
+          <w:lang w:val="en-US"/>
+        </w:rPr>
+        <w:t> 21</w:t>
+      </w:r>
+    </w:p>
+    <w:tbl>
+      <w:tblPr>
+        <w:tblW w:w="0" w:type="auto"/>
+        <w:tblCellMar>
+          <w:top w:w="15" w:type="dxa"/>
+          <w:left w:w="15" w:type="dxa"/>
+          <w:bottom w:w="15" w:type="dxa"/>
+          <w:right w:w="15" w:type="dxa"/>
+        </w:tblCellMar>
+        <w:tblLook w:val="04A0" w:firstRow="1" w:lastRow="0" w:firstColumn="1" w:lastColumn="0" w:noHBand="0" w:noVBand="1"/>
+      </w:tblPr>
+      <w:tblGrid>
+        <w:gridCol w:w="1572"/>
+        <w:gridCol w:w="2171"/>
+        <w:gridCol w:w="1795"/>
+      </w:tblGrid>
+      <w:tr>
+        <w:trPr>
+          <w:tblHeader/>
+        </w:trPr>
+        <w:tc>
+          <w:tcPr>
+            <w:tcW w:w="0" w:type="auto"/>
+            <w:tcBorders>
+              <w:right w:val="single" w:sz="6" w:space="0" w:color="DCDCDC"/>
+            </w:tcBorders>
+            <w:tcMar>
+              <w:top w:w="120" w:type="dxa"/>
+              <w:left w:w="180" w:type="dxa"/>
+              <w:bottom w:w="120" w:type="dxa"/>
+              <w:right w:w="180" w:type="dxa"/>
+            </w:tcMar>
+            <w:vAlign w:val="center"/>
+            <w:hideMark/>
+          </w:tcPr>
+          <w:p>
+            <w:pPr>
+              <w:pStyle w:val="ListParagraph"/>
+              <w:jc w:val="both"/>
+              <w:rPr>
+                <w:rFonts w:ascii="Times New Roman" w:hAnsi="Times New Roman" w:cs="Times New Roman"/>
+                <w:b/>
+                <w:bCs/>
+                <w:sz w:val="26"/>
+                <w:szCs w:val="26"/>
+                <w:lang w:val="en-US"/>
+              </w:rPr>
+            </w:pPr>
+            <w:r>
+              <w:rPr>
+                <w:rFonts w:ascii="Times New Roman" w:hAnsi="Times New Roman" w:cs="Times New Roman"/>
+                <w:b/>
+                <w:bCs/>
+                <w:sz w:val="26"/>
+                <w:szCs w:val="26"/>
+                <w:lang w:val="en-US"/>
+              </w:rPr>
+              <w:t>STT</w:t>
+            </w:r>
+          </w:p>
+        </w:tc>
+        <w:tc>
+          <w:tcPr>
+            <w:tcW w:w="0" w:type="auto"/>
+            <w:tcBorders>
+              <w:right w:val="single" w:sz="6" w:space="0" w:color="DCDCDC"/>
+            </w:tcBorders>
+            <w:tcMar>
+              <w:top w:w="120" w:type="dxa"/>
+              <w:left w:w="180" w:type="dxa"/>
+              <w:bottom w:w="120" w:type="dxa"/>
+              <w:right w:w="180" w:type="dxa"/>
+            </w:tcMar>
+            <w:vAlign w:val="center"/>
+            <w:hideMark/>
+          </w:tcPr>
+          <w:p>
+            <w:pPr>
+              <w:pStyle w:val="ListParagraph"/>
+              <w:jc w:val="both"/>
+              <w:rPr>
+                <w:rFonts w:ascii="Times New Roman" w:hAnsi="Times New Roman" w:cs="Times New Roman"/>
+                <w:b/>
+                <w:bCs/>
+                <w:sz w:val="26"/>
+                <w:szCs w:val="26"/>
+                <w:lang w:val="en-US"/>
+              </w:rPr>
+            </w:pPr>
+            <w:r>
+              <w:rPr>
+                <w:rFonts w:ascii="Times New Roman" w:hAnsi="Times New Roman" w:cs="Times New Roman"/>
+                <w:b/>
+                <w:bCs/>
+                <w:sz w:val="26"/>
+                <w:szCs w:val="26"/>
+                <w:lang w:val="en-US"/>
+              </w:rPr>
+              <w:t>Tài liệu</w:t>
+            </w:r>
+          </w:p>
+        </w:tc>
+        <w:tc>
+          <w:tcPr>
+            <w:tcW w:w="0" w:type="auto"/>
+            <w:tcBorders>
+              <w:right w:val="nil"/>
+            </w:tcBorders>
+            <w:tcMar>
+              <w:top w:w="120" w:type="dxa"/>
+              <w:left w:w="180" w:type="dxa"/>
+              <w:bottom w:w="120" w:type="dxa"/>
+              <w:right w:w="180" w:type="dxa"/>
+            </w:tcMar>
+            <w:vAlign w:val="center"/>
+            <w:hideMark/>
+          </w:tcPr>
+          <w:p>
+            <w:pPr>
+              <w:pStyle w:val="ListParagraph"/>
+              <w:jc w:val="both"/>
+              <w:rPr>
+                <w:rFonts w:ascii="Times New Roman" w:hAnsi="Times New Roman" w:cs="Times New Roman"/>
+                <w:b/>
+                <w:bCs/>
+                <w:sz w:val="26"/>
+                <w:szCs w:val="26"/>
+                <w:lang w:val="en-US"/>
+              </w:rPr>
+            </w:pPr>
+            <w:r>
+              <w:rPr>
+                <w:rFonts w:ascii="Times New Roman" w:hAnsi="Times New Roman" w:cs="Times New Roman"/>
+                <w:b/>
+                <w:bCs/>
+                <w:sz w:val="26"/>
+                <w:szCs w:val="26"/>
+                <w:lang w:val="en-US"/>
+              </w:rPr>
+              <w:t>Score</w:t>
+            </w:r>
+          </w:p>
+        </w:tc>
+      </w:tr>
+      <w:tr>
+        <w:tc>
+          <w:tcPr>
+            <w:tcW w:w="0" w:type="auto"/>
+            <w:tcBorders>
+              <w:top w:val="single" w:sz="6" w:space="0" w:color="DCDCDC"/>
+              <w:right w:val="single" w:sz="6" w:space="0" w:color="DCDCDC"/>
+            </w:tcBorders>
+            <w:tcMar>
+              <w:top w:w="120" w:type="dxa"/>
+              <w:left w:w="180" w:type="dxa"/>
+              <w:bottom w:w="120" w:type="dxa"/>
+              <w:right w:w="180" w:type="dxa"/>
+            </w:tcMar>
+            <w:vAlign w:val="center"/>
+            <w:hideMark/>
+          </w:tcPr>
+          <w:p>
+            <w:pPr>
+              <w:pStyle w:val="ListParagraph"/>
+              <w:jc w:val="both"/>
+              <w:rPr>
+                <w:rFonts w:ascii="Times New Roman" w:hAnsi="Times New Roman" w:cs="Times New Roman"/>
+                <w:sz w:val="26"/>
+                <w:szCs w:val="26"/>
+                <w:lang w:val="en-US"/>
+              </w:rPr>
+            </w:pPr>
+            <w:r>
+              <w:rPr>
+                <w:rFonts w:ascii="Times New Roman" w:hAnsi="Times New Roman" w:cs="Times New Roman"/>
+                <w:sz w:val="26"/>
+                <w:szCs w:val="26"/>
+                <w:lang w:val="en-US"/>
+              </w:rPr>
+              <w:t>1</w:t>
+            </w:r>
+          </w:p>
+        </w:tc>
+        <w:tc>
+          <w:tcPr>
+            <w:tcW w:w="0" w:type="auto"/>
+            <w:tcBorders>
+              <w:top w:val="single" w:sz="6" w:space="0" w:color="DCDCDC"/>
+              <w:right w:val="single" w:sz="6" w:space="0" w:color="DCDCDC"/>
+            </w:tcBorders>
+            <w:tcMar>
+              <w:top w:w="120" w:type="dxa"/>
+              <w:left w:w="180" w:type="dxa"/>
+              <w:bottom w:w="120" w:type="dxa"/>
+              <w:right w:w="180" w:type="dxa"/>
+            </w:tcMar>
+            <w:vAlign w:val="center"/>
+            <w:hideMark/>
+          </w:tcPr>
+          <w:p>
+            <w:pPr>
+              <w:pStyle w:val="ListParagraph"/>
+              <w:jc w:val="both"/>
+              <w:rPr>
+                <w:rFonts w:ascii="Times New Roman" w:hAnsi="Times New Roman" w:cs="Times New Roman"/>
+                <w:sz w:val="26"/>
+                <w:szCs w:val="26"/>
+                <w:lang w:val="en-US"/>
+              </w:rPr>
+            </w:pPr>
+            <w:r>
+              <w:rPr>
+                <w:rFonts w:ascii="Times New Roman" w:hAnsi="Times New Roman" w:cs="Times New Roman"/>
+                <w:sz w:val="26"/>
+                <w:szCs w:val="26"/>
+                <w:lang w:val="en-US"/>
+              </w:rPr>
+              <w:t>1008.pdf</w:t>
+            </w:r>
+          </w:p>
+        </w:tc>
+        <w:tc>
+          <w:tcPr>
+            <w:tcW w:w="0" w:type="auto"/>
+            <w:tcBorders>
+              <w:top w:val="single" w:sz="6" w:space="0" w:color="DCDCDC"/>
+              <w:right w:val="nil"/>
+            </w:tcBorders>
+            <w:tcMar>
+              <w:top w:w="120" w:type="dxa"/>
+              <w:left w:w="180" w:type="dxa"/>
+              <w:bottom w:w="120" w:type="dxa"/>
+              <w:right w:w="180" w:type="dxa"/>
+            </w:tcMar>
+            <w:vAlign w:val="center"/>
+            <w:hideMark/>
+          </w:tcPr>
+          <w:p>
+            <w:pPr>
+              <w:pStyle w:val="ListParagraph"/>
+              <w:jc w:val="both"/>
+              <w:rPr>
+                <w:rFonts w:ascii="Times New Roman" w:hAnsi="Times New Roman" w:cs="Times New Roman"/>
+                <w:sz w:val="26"/>
+                <w:szCs w:val="26"/>
+                <w:lang w:val="en-US"/>
+              </w:rPr>
+            </w:pPr>
+            <w:r>
+              <w:rPr>
+                <w:rFonts w:ascii="Times New Roman" w:hAnsi="Times New Roman" w:cs="Times New Roman"/>
+                <w:sz w:val="26"/>
+                <w:szCs w:val="26"/>
+                <w:lang w:val="en-US"/>
+              </w:rPr>
+              <w:t>0.3331</w:t>
+            </w:r>
+          </w:p>
+        </w:tc>
+      </w:tr>
+      <w:tr>
+        <w:tc>
+          <w:tcPr>
+            <w:tcW w:w="0" w:type="auto"/>
+            <w:tcBorders>
+              <w:top w:val="single" w:sz="6" w:space="0" w:color="DCDCDC"/>
+              <w:right w:val="single" w:sz="6" w:space="0" w:color="DCDCDC"/>
+            </w:tcBorders>
+            <w:tcMar>
+              <w:top w:w="120" w:type="dxa"/>
+              <w:left w:w="180" w:type="dxa"/>
+              <w:bottom w:w="120" w:type="dxa"/>
+              <w:right w:w="180" w:type="dxa"/>
+            </w:tcMar>
+            <w:vAlign w:val="center"/>
+            <w:hideMark/>
+          </w:tcPr>
+          <w:p>
+            <w:pPr>
+              <w:pStyle w:val="ListParagraph"/>
+              <w:jc w:val="both"/>
+              <w:rPr>
+                <w:rFonts w:ascii="Times New Roman" w:hAnsi="Times New Roman" w:cs="Times New Roman"/>
+                <w:sz w:val="26"/>
+                <w:szCs w:val="26"/>
+                <w:lang w:val="en-US"/>
+              </w:rPr>
+            </w:pPr>
+            <w:r>
+              <w:rPr>
+                <w:rFonts w:ascii="Times New Roman" w:hAnsi="Times New Roman" w:cs="Times New Roman"/>
+                <w:sz w:val="26"/>
+                <w:szCs w:val="26"/>
+                <w:lang w:val="en-US"/>
+              </w:rPr>
+              <w:t>2</w:t>
+            </w:r>
+          </w:p>
+        </w:tc>
+        <w:tc>
+          <w:tcPr>
+            <w:tcW w:w="0" w:type="auto"/>
+            <w:tcBorders>
+              <w:top w:val="single" w:sz="6" w:space="0" w:color="DCDCDC"/>
+              <w:right w:val="single" w:sz="6" w:space="0" w:color="DCDCDC"/>
+            </w:tcBorders>
+            <w:tcMar>
+              <w:top w:w="120" w:type="dxa"/>
+              <w:left w:w="180" w:type="dxa"/>
+              <w:bottom w:w="120" w:type="dxa"/>
+              <w:right w:w="180" w:type="dxa"/>
+            </w:tcMar>
+            <w:vAlign w:val="center"/>
+            <w:hideMark/>
+          </w:tcPr>
+          <w:p>
+            <w:pPr>
+              <w:pStyle w:val="ListParagraph"/>
+              <w:jc w:val="both"/>
+              <w:rPr>
+                <w:rFonts w:ascii="Times New Roman" w:hAnsi="Times New Roman" w:cs="Times New Roman"/>
+                <w:sz w:val="26"/>
+                <w:szCs w:val="26"/>
+                <w:lang w:val="en-US"/>
+              </w:rPr>
+            </w:pPr>
+            <w:r>
+              <w:rPr>
+                <w:rFonts w:ascii="Times New Roman" w:hAnsi="Times New Roman" w:cs="Times New Roman"/>
+                <w:sz w:val="26"/>
+                <w:szCs w:val="26"/>
+                <w:lang w:val="en-US"/>
+              </w:rPr>
+              <w:t>1009.pdf</w:t>
+            </w:r>
+          </w:p>
+        </w:tc>
+        <w:tc>
+          <w:tcPr>
+            <w:tcW w:w="0" w:type="auto"/>
+            <w:tcBorders>
+              <w:top w:val="single" w:sz="6" w:space="0" w:color="DCDCDC"/>
+              <w:right w:val="nil"/>
+            </w:tcBorders>
+            <w:tcMar>
+              <w:top w:w="120" w:type="dxa"/>
+              <w:left w:w="180" w:type="dxa"/>
+              <w:bottom w:w="120" w:type="dxa"/>
+              <w:right w:w="180" w:type="dxa"/>
+            </w:tcMar>
+            <w:vAlign w:val="center"/>
+            <w:hideMark/>
+          </w:tcPr>
+          <w:p>
+            <w:pPr>
+              <w:pStyle w:val="ListParagraph"/>
+              <w:jc w:val="both"/>
+              <w:rPr>
+                <w:rFonts w:ascii="Times New Roman" w:hAnsi="Times New Roman" w:cs="Times New Roman"/>
+                <w:sz w:val="26"/>
+                <w:szCs w:val="26"/>
+                <w:lang w:val="en-US"/>
+              </w:rPr>
+            </w:pPr>
+            <w:r>
+              <w:rPr>
+                <w:rFonts w:ascii="Times New Roman" w:hAnsi="Times New Roman" w:cs="Times New Roman"/>
+                <w:sz w:val="26"/>
+                <w:szCs w:val="26"/>
+                <w:lang w:val="en-US"/>
+              </w:rPr>
+              <w:t>0.0829</w:t>
+            </w:r>
+          </w:p>
+        </w:tc>
+      </w:tr>
+      <w:tr>
+        <w:tc>
+          <w:tcPr>
+            <w:tcW w:w="0" w:type="auto"/>
+            <w:tcBorders>
+              <w:top w:val="single" w:sz="6" w:space="0" w:color="DCDCDC"/>
+              <w:right w:val="single" w:sz="6" w:space="0" w:color="DCDCDC"/>
+            </w:tcBorders>
+            <w:tcMar>
+              <w:top w:w="120" w:type="dxa"/>
+              <w:left w:w="180" w:type="dxa"/>
+              <w:bottom w:w="120" w:type="dxa"/>
+              <w:right w:w="180" w:type="dxa"/>
+            </w:tcMar>
+            <w:vAlign w:val="center"/>
+            <w:hideMark/>
+          </w:tcPr>
+          <w:p>
+            <w:pPr>
+              <w:pStyle w:val="ListParagraph"/>
+              <w:jc w:val="both"/>
+              <w:rPr>
+                <w:rFonts w:ascii="Times New Roman" w:hAnsi="Times New Roman" w:cs="Times New Roman"/>
+                <w:sz w:val="26"/>
+                <w:szCs w:val="26"/>
+                <w:lang w:val="en-US"/>
+              </w:rPr>
+            </w:pPr>
+            <w:r>
+              <w:rPr>
+                <w:rFonts w:ascii="Times New Roman" w:hAnsi="Times New Roman" w:cs="Times New Roman"/>
+                <w:sz w:val="26"/>
+                <w:szCs w:val="26"/>
+                <w:lang w:val="en-US"/>
+              </w:rPr>
+              <w:t>3</w:t>
+            </w:r>
+          </w:p>
+        </w:tc>
+        <w:tc>
+          <w:tcPr>
+            <w:tcW w:w="0" w:type="auto"/>
+            <w:tcBorders>
+              <w:top w:val="single" w:sz="6" w:space="0" w:color="DCDCDC"/>
+              <w:right w:val="single" w:sz="6" w:space="0" w:color="DCDCDC"/>
+            </w:tcBorders>
+            <w:tcMar>
+              <w:top w:w="120" w:type="dxa"/>
+              <w:left w:w="180" w:type="dxa"/>
+              <w:bottom w:w="120" w:type="dxa"/>
+              <w:right w:w="180" w:type="dxa"/>
+            </w:tcMar>
+            <w:vAlign w:val="center"/>
+            <w:hideMark/>
+          </w:tcPr>
+          <w:p>
+            <w:pPr>
+              <w:pStyle w:val="ListParagraph"/>
+              <w:jc w:val="both"/>
+              <w:rPr>
+                <w:rFonts w:ascii="Times New Roman" w:hAnsi="Times New Roman" w:cs="Times New Roman"/>
+                <w:sz w:val="26"/>
+                <w:szCs w:val="26"/>
+                <w:lang w:val="en-US"/>
+              </w:rPr>
+            </w:pPr>
+            <w:r>
+              <w:rPr>
+                <w:rFonts w:ascii="Times New Roman" w:hAnsi="Times New Roman" w:cs="Times New Roman"/>
+                <w:sz w:val="26"/>
+                <w:szCs w:val="26"/>
+                <w:lang w:val="en-US"/>
+              </w:rPr>
+              <w:t>1010.pdf</w:t>
+            </w:r>
+          </w:p>
+        </w:tc>
+        <w:tc>
+          <w:tcPr>
+            <w:tcW w:w="0" w:type="auto"/>
+            <w:tcBorders>
+              <w:top w:val="single" w:sz="6" w:space="0" w:color="DCDCDC"/>
+              <w:right w:val="nil"/>
+            </w:tcBorders>
+            <w:tcMar>
+              <w:top w:w="120" w:type="dxa"/>
+              <w:left w:w="180" w:type="dxa"/>
+              <w:bottom w:w="120" w:type="dxa"/>
+              <w:right w:w="180" w:type="dxa"/>
+            </w:tcMar>
+            <w:vAlign w:val="center"/>
+            <w:hideMark/>
+          </w:tcPr>
+          <w:p>
+            <w:pPr>
+              <w:pStyle w:val="ListParagraph"/>
+              <w:jc w:val="both"/>
+              <w:rPr>
+                <w:rFonts w:ascii="Times New Roman" w:hAnsi="Times New Roman" w:cs="Times New Roman"/>
+                <w:sz w:val="26"/>
+                <w:szCs w:val="26"/>
+                <w:lang w:val="en-US"/>
+              </w:rPr>
+            </w:pPr>
+            <w:r>
+              <w:rPr>
+                <w:rFonts w:ascii="Times New Roman" w:hAnsi="Times New Roman" w:cs="Times New Roman"/>
+                <w:sz w:val="26"/>
+                <w:szCs w:val="26"/>
+                <w:lang w:val="en-US"/>
+              </w:rPr>
+              <w:t>0.0623</w:t>
+            </w:r>
+          </w:p>
+        </w:tc>
+      </w:tr>
+      <w:tr>
+        <w:tc>
+          <w:tcPr>
+            <w:tcW w:w="0" w:type="auto"/>
+            <w:tcBorders>
+              <w:top w:val="single" w:sz="6" w:space="0" w:color="DCDCDC"/>
+              <w:right w:val="single" w:sz="6" w:space="0" w:color="DCDCDC"/>
+            </w:tcBorders>
+            <w:tcMar>
+              <w:top w:w="120" w:type="dxa"/>
+              <w:left w:w="180" w:type="dxa"/>
+              <w:bottom w:w="120" w:type="dxa"/>
+              <w:right w:w="180" w:type="dxa"/>
+            </w:tcMar>
+            <w:vAlign w:val="center"/>
+            <w:hideMark/>
+          </w:tcPr>
+          <w:p>
+            <w:pPr>
+              <w:pStyle w:val="ListParagraph"/>
+              <w:jc w:val="both"/>
+              <w:rPr>
+                <w:rFonts w:ascii="Times New Roman" w:hAnsi="Times New Roman" w:cs="Times New Roman"/>
+                <w:sz w:val="26"/>
+                <w:szCs w:val="26"/>
+                <w:lang w:val="en-US"/>
+              </w:rPr>
+            </w:pPr>
+            <w:r>
+              <w:rPr>
+                <w:rFonts w:ascii="Times New Roman" w:hAnsi="Times New Roman" w:cs="Times New Roman"/>
+                <w:sz w:val="26"/>
+                <w:szCs w:val="26"/>
+                <w:lang w:val="en-US"/>
+              </w:rPr>
+              <w:t>4</w:t>
+            </w:r>
+          </w:p>
+        </w:tc>
+        <w:tc>
+          <w:tcPr>
+            <w:tcW w:w="0" w:type="auto"/>
+            <w:tcBorders>
+              <w:top w:val="single" w:sz="6" w:space="0" w:color="DCDCDC"/>
+              <w:right w:val="single" w:sz="6" w:space="0" w:color="DCDCDC"/>
+            </w:tcBorders>
+            <w:tcMar>
+              <w:top w:w="120" w:type="dxa"/>
+              <w:left w:w="180" w:type="dxa"/>
+              <w:bottom w:w="120" w:type="dxa"/>
+              <w:right w:w="180" w:type="dxa"/>
+            </w:tcMar>
+            <w:vAlign w:val="center"/>
+            <w:hideMark/>
+          </w:tcPr>
+          <w:p>
+            <w:pPr>
+              <w:pStyle w:val="ListParagraph"/>
+              <w:jc w:val="both"/>
+              <w:rPr>
+                <w:rFonts w:ascii="Times New Roman" w:hAnsi="Times New Roman" w:cs="Times New Roman"/>
+                <w:sz w:val="26"/>
+                <w:szCs w:val="26"/>
+                <w:lang w:val="en-US"/>
+              </w:rPr>
+            </w:pPr>
+            <w:r>
+              <w:rPr>
+                <w:rFonts w:ascii="Times New Roman" w:hAnsi="Times New Roman" w:cs="Times New Roman"/>
+                <w:sz w:val="26"/>
+                <w:szCs w:val="26"/>
+                <w:lang w:val="en-US"/>
+              </w:rPr>
+              <w:t>1002.docx</w:t>
+            </w:r>
+          </w:p>
+        </w:tc>
+        <w:tc>
+          <w:tcPr>
+            <w:tcW w:w="0" w:type="auto"/>
+            <w:tcBorders>
+              <w:top w:val="single" w:sz="6" w:space="0" w:color="DCDCDC"/>
+              <w:right w:val="nil"/>
+            </w:tcBorders>
+            <w:tcMar>
+              <w:top w:w="120" w:type="dxa"/>
+              <w:left w:w="180" w:type="dxa"/>
+              <w:bottom w:w="120" w:type="dxa"/>
+              <w:right w:w="180" w:type="dxa"/>
+            </w:tcMar>
+            <w:vAlign w:val="center"/>
+            <w:hideMark/>
+          </w:tcPr>
+          <w:p>
+            <w:pPr>
+              <w:pStyle w:val="ListParagraph"/>
+              <w:jc w:val="both"/>
+              <w:rPr>
+                <w:rFonts w:ascii="Times New Roman" w:hAnsi="Times New Roman" w:cs="Times New Roman"/>
+                <w:sz w:val="26"/>
+                <w:szCs w:val="26"/>
+                <w:lang w:val="en-US"/>
+              </w:rPr>
+            </w:pPr>
+            <w:r>
+              <w:rPr>
+                <w:rFonts w:ascii="Times New Roman" w:hAnsi="Times New Roman" w:cs="Times New Roman"/>
+                <w:sz w:val="26"/>
+                <w:szCs w:val="26"/>
+                <w:lang w:val="en-US"/>
+              </w:rPr>
+              <w:t>0.0250</w:t>
+            </w:r>
+          </w:p>
+        </w:tc>
+      </w:tr>
+      <w:tr>
+        <w:tc>
+          <w:tcPr>
+            <w:tcW w:w="0" w:type="auto"/>
+            <w:tcBorders>
+              <w:top w:val="single" w:sz="6" w:space="0" w:color="DCDCDC"/>
+              <w:right w:val="single" w:sz="6" w:space="0" w:color="DCDCDC"/>
+            </w:tcBorders>
+            <w:tcMar>
+              <w:top w:w="120" w:type="dxa"/>
+              <w:left w:w="180" w:type="dxa"/>
+              <w:bottom w:w="120" w:type="dxa"/>
+              <w:right w:w="180" w:type="dxa"/>
+            </w:tcMar>
+            <w:vAlign w:val="center"/>
+            <w:hideMark/>
+          </w:tcPr>
+          <w:p>
+            <w:pPr>
+              <w:pStyle w:val="ListParagraph"/>
+              <w:jc w:val="both"/>
+              <w:rPr>
+                <w:rFonts w:ascii="Times New Roman" w:hAnsi="Times New Roman" w:cs="Times New Roman"/>
+                <w:sz w:val="26"/>
+                <w:szCs w:val="26"/>
+                <w:lang w:val="en-US"/>
+              </w:rPr>
+            </w:pPr>
+            <w:r>
+              <w:rPr>
+                <w:rFonts w:ascii="Times New Roman" w:hAnsi="Times New Roman" w:cs="Times New Roman"/>
+                <w:sz w:val="26"/>
+                <w:szCs w:val="26"/>
+                <w:lang w:val="en-US"/>
+              </w:rPr>
+              <w:t>5</w:t>
+            </w:r>
+          </w:p>
+        </w:tc>
+        <w:tc>
+          <w:tcPr>
+            <w:tcW w:w="0" w:type="auto"/>
+            <w:tcBorders>
+              <w:top w:val="single" w:sz="6" w:space="0" w:color="DCDCDC"/>
+              <w:right w:val="single" w:sz="6" w:space="0" w:color="DCDCDC"/>
+            </w:tcBorders>
+            <w:tcMar>
+              <w:top w:w="120" w:type="dxa"/>
+              <w:left w:w="180" w:type="dxa"/>
+              <w:bottom w:w="120" w:type="dxa"/>
+              <w:right w:w="180" w:type="dxa"/>
+            </w:tcMar>
+            <w:vAlign w:val="center"/>
+            <w:hideMark/>
+          </w:tcPr>
+          <w:p>
+            <w:pPr>
+              <w:pStyle w:val="ListParagraph"/>
+              <w:jc w:val="both"/>
+              <w:rPr>
+                <w:rFonts w:ascii="Times New Roman" w:hAnsi="Times New Roman" w:cs="Times New Roman"/>
+                <w:sz w:val="26"/>
+                <w:szCs w:val="26"/>
+                <w:lang w:val="en-US"/>
+              </w:rPr>
+            </w:pPr>
+            <w:r>
+              <w:rPr>
+                <w:rFonts w:ascii="Times New Roman" w:hAnsi="Times New Roman" w:cs="Times New Roman"/>
+                <w:sz w:val="26"/>
+                <w:szCs w:val="26"/>
+                <w:lang w:val="en-US"/>
+              </w:rPr>
+              <w:t>1006.pdf</w:t>
+            </w:r>
+          </w:p>
+        </w:tc>
+        <w:tc>
+          <w:tcPr>
+            <w:tcW w:w="0" w:type="auto"/>
+            <w:tcBorders>
+              <w:top w:val="single" w:sz="6" w:space="0" w:color="DCDCDC"/>
+              <w:right w:val="nil"/>
+            </w:tcBorders>
+            <w:tcMar>
+              <w:top w:w="120" w:type="dxa"/>
+              <w:left w:w="180" w:type="dxa"/>
+              <w:bottom w:w="120" w:type="dxa"/>
+              <w:right w:w="180" w:type="dxa"/>
+            </w:tcMar>
+            <w:vAlign w:val="center"/>
+            <w:hideMark/>
+          </w:tcPr>
+          <w:p>
+            <w:pPr>
+              <w:pStyle w:val="ListParagraph"/>
+              <w:jc w:val="both"/>
+              <w:rPr>
+                <w:rFonts w:ascii="Times New Roman" w:hAnsi="Times New Roman" w:cs="Times New Roman"/>
+                <w:sz w:val="26"/>
+                <w:szCs w:val="26"/>
+                <w:lang w:val="en-US"/>
+              </w:rPr>
+            </w:pPr>
+            <w:r>
+              <w:rPr>
+                <w:rFonts w:ascii="Times New Roman" w:hAnsi="Times New Roman" w:cs="Times New Roman"/>
+                <w:sz w:val="26"/>
+                <w:szCs w:val="26"/>
+                <w:lang w:val="en-US"/>
+              </w:rPr>
+              <w:t>0.0240</w:t>
+            </w:r>
+          </w:p>
+        </w:tc>
+      </w:tr>
+    </w:tbl>
+    <w:p>
+      <w:pPr>
+        <w:pStyle w:val="ListParagraph"/>
+        <w:jc w:val="both"/>
+        <w:rPr>
+          <w:rFonts w:ascii="Times New Roman" w:hAnsi="Times New Roman" w:cs="Times New Roman"/>
+          <w:sz w:val="26"/>
+          <w:szCs w:val="26"/>
+          <w:lang w:val="en-US"/>
+        </w:rPr>
+      </w:pPr>
     </w:p>
     <w:sectPr>
       <w:pgSz w:w="12240" w:h="15840"/>
@@ -399,6 +3730,453 @@
 <file path=word/numbering.xml><?xml version="1.0" encoding="utf-8"?>
 <w:numbering xmlns:wpc="http://schemas.microsoft.com/office/word/2010/wordprocessingCanvas" xmlns:cx="http://schemas.microsoft.com/office/drawing/2014/chartex" xmlns:cx1="http://schemas.microsoft.com/office/drawing/2015/9/8/chartex" xmlns:cx2="http://schemas.microsoft.com/office/drawing/2015/10/21/chartex" xmlns:cx3="http://schemas.microsoft.com/office/drawing/2016/5/9/chartex" xmlns:cx4="http://schemas.microsoft.com/office/drawing/2016/5/10/chartex" xmlns:cx5="http://schemas.microsoft.com/office/drawing/2016/5/11/chartex" xmlns:cx6="http://schemas.microsoft.com/office/drawing/2016/5/12/chartex" xmlns:cx7="http://schemas.microsoft.com/office/drawing/2016/5/13/chartex" xmlns:cx8="http://schemas.microsoft.com/office/drawing/2016/5/14/chartex" xmlns:mc="http://schemas.openxmlformats.org/markup-compatibility/2006" xmlns:aink="http://schemas.microsoft.com/office/drawing/2016/ink" xmlns:am3d="http://schemas.microsoft.com/office/drawing/2017/model3d" xmlns:o="urn:schemas-microsoft-com:office:office" xmlns:oel="http://schemas.microsoft.com/office/2019/extlst" xmlns:r="http://schemas.openxmlformats.org/officeDocument/2006/relationships" xmlns:m="http://schemas.openxmlformats.org/officeDocument/2006/math" xmlns:v="urn:schemas-microsoft-com:vml" xmlns:wp14="http://schemas.microsoft.com/office/word/2010/wordprocessingDrawing" xmlns:wp="http://schemas.openxmlformats.org/drawingml/2006/wordprocessingDrawing" xmlns:w10="urn:schemas-microsoft-com:office:word" xmlns:w="http://schemas.openxmlformats.org/wordprocessingml/2006/main" xmlns:w14="http://schemas.microsoft.com/office/word/2010/wordml" xmlns:w15="http://schemas.microsoft.com/office/word/2012/wordml" xmlns:w16cex="http://schemas.microsoft.com/office/word/2018/wordml/cex" xmlns:w16cid="http://schemas.microsoft.com/office/word/2016/wordml/cid" xmlns:w16="http://schemas.microsoft.com/office/word/2018/wordml" xmlns:w16du="http://schemas.microsoft.com/office/word/2023/wordml/word16du" xmlns:w16sdtdh="http://schemas.microsoft.com/office/word/2020/wordml/sdtdatahash" xmlns:w16sdtfl="http://schemas.microsoft.com/office/word/2024/wordml/sdtformatlock" xmlns:w16se="http://schemas.microsoft.com/office/word/2015/wordml/symex" xmlns:wpg="http://schemas.microsoft.com/office/word/2010/wordprocessingGroup" xmlns:wpi="http://schemas.microsoft.com/office/word/2010/wordprocessingInk" xmlns:wne="http://schemas.microsoft.com/office/word/2006/wordml" xmlns:wps="http://schemas.microsoft.com/office/word/2010/wordprocessingShape" mc:Ignorable="w14 w15 w16se w16cid w16 w16cex w16sdtdh w16sdtfl w16du wp14">
   <w:abstractNum w:abstractNumId="0" w15:restartNumberingAfterBreak="0">
+    <w:nsid w:val="056532F0"/>
+    <w:multiLevelType w:val="multilevel"/>
+    <w:tmpl w:val="C0EE1658"/>
+    <w:lvl w:ilvl="0">
+      <w:start w:val="1"/>
+      <w:numFmt w:val="bullet"/>
+      <w:lvlText w:val=""/>
+      <w:lvlJc w:val="left"/>
+      <w:pPr>
+        <w:tabs>
+          <w:tab w:val="num" w:pos="720"/>
+        </w:tabs>
+        <w:ind w:left="720" w:hanging="360"/>
+      </w:pPr>
+      <w:rPr>
+        <w:rFonts w:ascii="Symbol" w:hAnsi="Symbol" w:hint="default"/>
+        <w:sz w:val="20"/>
+      </w:rPr>
+    </w:lvl>
+    <w:lvl w:ilvl="1" w:tentative="1">
+      <w:start w:val="1"/>
+      <w:numFmt w:val="bullet"/>
+      <w:lvlText w:val="o"/>
+      <w:lvlJc w:val="left"/>
+      <w:pPr>
+        <w:tabs>
+          <w:tab w:val="num" w:pos="1440"/>
+        </w:tabs>
+        <w:ind w:left="1440" w:hanging="360"/>
+      </w:pPr>
+      <w:rPr>
+        <w:rFonts w:ascii="Courier New" w:hAnsi="Courier New" w:hint="default"/>
+        <w:sz w:val="20"/>
+      </w:rPr>
+    </w:lvl>
+    <w:lvl w:ilvl="2" w:tentative="1">
+      <w:start w:val="1"/>
+      <w:numFmt w:val="bullet"/>
+      <w:lvlText w:val=""/>
+      <w:lvlJc w:val="left"/>
+      <w:pPr>
+        <w:tabs>
+          <w:tab w:val="num" w:pos="2160"/>
+        </w:tabs>
+        <w:ind w:left="2160" w:hanging="360"/>
+      </w:pPr>
+      <w:rPr>
+        <w:rFonts w:ascii="Wingdings" w:hAnsi="Wingdings" w:hint="default"/>
+        <w:sz w:val="20"/>
+      </w:rPr>
+    </w:lvl>
+    <w:lvl w:ilvl="3" w:tentative="1">
+      <w:start w:val="1"/>
+      <w:numFmt w:val="bullet"/>
+      <w:lvlText w:val=""/>
+      <w:lvlJc w:val="left"/>
+      <w:pPr>
+        <w:tabs>
+          <w:tab w:val="num" w:pos="2880"/>
+        </w:tabs>
+        <w:ind w:left="2880" w:hanging="360"/>
+      </w:pPr>
+      <w:rPr>
+        <w:rFonts w:ascii="Wingdings" w:hAnsi="Wingdings" w:hint="default"/>
+        <w:sz w:val="20"/>
+      </w:rPr>
+    </w:lvl>
+    <w:lvl w:ilvl="4" w:tentative="1">
+      <w:start w:val="1"/>
+      <w:numFmt w:val="bullet"/>
+      <w:lvlText w:val=""/>
+      <w:lvlJc w:val="left"/>
+      <w:pPr>
+        <w:tabs>
+          <w:tab w:val="num" w:pos="3600"/>
+        </w:tabs>
+        <w:ind w:left="3600" w:hanging="360"/>
+      </w:pPr>
+      <w:rPr>
+        <w:rFonts w:ascii="Wingdings" w:hAnsi="Wingdings" w:hint="default"/>
+        <w:sz w:val="20"/>
+      </w:rPr>
+    </w:lvl>
+    <w:lvl w:ilvl="5" w:tentative="1">
+      <w:start w:val="1"/>
+      <w:numFmt w:val="bullet"/>
+      <w:lvlText w:val=""/>
+      <w:lvlJc w:val="left"/>
+      <w:pPr>
+        <w:tabs>
+          <w:tab w:val="num" w:pos="4320"/>
+        </w:tabs>
+        <w:ind w:left="4320" w:hanging="360"/>
+      </w:pPr>
+      <w:rPr>
+        <w:rFonts w:ascii="Wingdings" w:hAnsi="Wingdings" w:hint="default"/>
+        <w:sz w:val="20"/>
+      </w:rPr>
+    </w:lvl>
+    <w:lvl w:ilvl="6" w:tentative="1">
+      <w:start w:val="1"/>
+      <w:numFmt w:val="bullet"/>
+      <w:lvlText w:val=""/>
+      <w:lvlJc w:val="left"/>
+      <w:pPr>
+        <w:tabs>
+          <w:tab w:val="num" w:pos="5040"/>
+        </w:tabs>
+        <w:ind w:left="5040" w:hanging="360"/>
+      </w:pPr>
+      <w:rPr>
+        <w:rFonts w:ascii="Wingdings" w:hAnsi="Wingdings" w:hint="default"/>
+        <w:sz w:val="20"/>
+      </w:rPr>
+    </w:lvl>
+    <w:lvl w:ilvl="7" w:tentative="1">
+      <w:start w:val="1"/>
+      <w:numFmt w:val="bullet"/>
+      <w:lvlText w:val=""/>
+      <w:lvlJc w:val="left"/>
+      <w:pPr>
+        <w:tabs>
+          <w:tab w:val="num" w:pos="5760"/>
+        </w:tabs>
+        <w:ind w:left="5760" w:hanging="360"/>
+      </w:pPr>
+      <w:rPr>
+        <w:rFonts w:ascii="Wingdings" w:hAnsi="Wingdings" w:hint="default"/>
+        <w:sz w:val="20"/>
+      </w:rPr>
+    </w:lvl>
+    <w:lvl w:ilvl="8" w:tentative="1">
+      <w:start w:val="1"/>
+      <w:numFmt w:val="bullet"/>
+      <w:lvlText w:val=""/>
+      <w:lvlJc w:val="left"/>
+      <w:pPr>
+        <w:tabs>
+          <w:tab w:val="num" w:pos="6480"/>
+        </w:tabs>
+        <w:ind w:left="6480" w:hanging="360"/>
+      </w:pPr>
+      <w:rPr>
+        <w:rFonts w:ascii="Wingdings" w:hAnsi="Wingdings" w:hint="default"/>
+        <w:sz w:val="20"/>
+      </w:rPr>
+    </w:lvl>
+  </w:abstractNum>
+  <w:abstractNum w:abstractNumId="1" w15:restartNumberingAfterBreak="0">
+    <w:nsid w:val="0B0F7C80"/>
+    <w:multiLevelType w:val="multilevel"/>
+    <w:tmpl w:val="F6A6DD86"/>
+    <w:lvl w:ilvl="0">
+      <w:start w:val="1"/>
+      <w:numFmt w:val="bullet"/>
+      <w:lvlText w:val=""/>
+      <w:lvlJc w:val="left"/>
+      <w:pPr>
+        <w:tabs>
+          <w:tab w:val="num" w:pos="720"/>
+        </w:tabs>
+        <w:ind w:left="720" w:hanging="360"/>
+      </w:pPr>
+      <w:rPr>
+        <w:rFonts w:ascii="Symbol" w:hAnsi="Symbol" w:hint="default"/>
+        <w:sz w:val="20"/>
+      </w:rPr>
+    </w:lvl>
+    <w:lvl w:ilvl="1" w:tentative="1">
+      <w:start w:val="1"/>
+      <w:numFmt w:val="bullet"/>
+      <w:lvlText w:val="o"/>
+      <w:lvlJc w:val="left"/>
+      <w:pPr>
+        <w:tabs>
+          <w:tab w:val="num" w:pos="1440"/>
+        </w:tabs>
+        <w:ind w:left="1440" w:hanging="360"/>
+      </w:pPr>
+      <w:rPr>
+        <w:rFonts w:ascii="Courier New" w:hAnsi="Courier New" w:hint="default"/>
+        <w:sz w:val="20"/>
+      </w:rPr>
+    </w:lvl>
+    <w:lvl w:ilvl="2" w:tentative="1">
+      <w:start w:val="1"/>
+      <w:numFmt w:val="bullet"/>
+      <w:lvlText w:val=""/>
+      <w:lvlJc w:val="left"/>
+      <w:pPr>
+        <w:tabs>
+          <w:tab w:val="num" w:pos="2160"/>
+        </w:tabs>
+        <w:ind w:left="2160" w:hanging="360"/>
+      </w:pPr>
+      <w:rPr>
+        <w:rFonts w:ascii="Wingdings" w:hAnsi="Wingdings" w:hint="default"/>
+        <w:sz w:val="20"/>
+      </w:rPr>
+    </w:lvl>
+    <w:lvl w:ilvl="3" w:tentative="1">
+      <w:start w:val="1"/>
+      <w:numFmt w:val="bullet"/>
+      <w:lvlText w:val=""/>
+      <w:lvlJc w:val="left"/>
+      <w:pPr>
+        <w:tabs>
+          <w:tab w:val="num" w:pos="2880"/>
+        </w:tabs>
+        <w:ind w:left="2880" w:hanging="360"/>
+      </w:pPr>
+      <w:rPr>
+        <w:rFonts w:ascii="Wingdings" w:hAnsi="Wingdings" w:hint="default"/>
+        <w:sz w:val="20"/>
+      </w:rPr>
+    </w:lvl>
+    <w:lvl w:ilvl="4" w:tentative="1">
+      <w:start w:val="1"/>
+      <w:numFmt w:val="bullet"/>
+      <w:lvlText w:val=""/>
+      <w:lvlJc w:val="left"/>
+      <w:pPr>
+        <w:tabs>
+          <w:tab w:val="num" w:pos="3600"/>
+        </w:tabs>
+        <w:ind w:left="3600" w:hanging="360"/>
+      </w:pPr>
+      <w:rPr>
+        <w:rFonts w:ascii="Wingdings" w:hAnsi="Wingdings" w:hint="default"/>
+        <w:sz w:val="20"/>
+      </w:rPr>
+    </w:lvl>
+    <w:lvl w:ilvl="5" w:tentative="1">
+      <w:start w:val="1"/>
+      <w:numFmt w:val="bullet"/>
+      <w:lvlText w:val=""/>
+      <w:lvlJc w:val="left"/>
+      <w:pPr>
+        <w:tabs>
+          <w:tab w:val="num" w:pos="4320"/>
+        </w:tabs>
+        <w:ind w:left="4320" w:hanging="360"/>
+      </w:pPr>
+      <w:rPr>
+        <w:rFonts w:ascii="Wingdings" w:hAnsi="Wingdings" w:hint="default"/>
+        <w:sz w:val="20"/>
+      </w:rPr>
+    </w:lvl>
+    <w:lvl w:ilvl="6" w:tentative="1">
+      <w:start w:val="1"/>
+      <w:numFmt w:val="bullet"/>
+      <w:lvlText w:val=""/>
+      <w:lvlJc w:val="left"/>
+      <w:pPr>
+        <w:tabs>
+          <w:tab w:val="num" w:pos="5040"/>
+        </w:tabs>
+        <w:ind w:left="5040" w:hanging="360"/>
+      </w:pPr>
+      <w:rPr>
+        <w:rFonts w:ascii="Wingdings" w:hAnsi="Wingdings" w:hint="default"/>
+        <w:sz w:val="20"/>
+      </w:rPr>
+    </w:lvl>
+    <w:lvl w:ilvl="7" w:tentative="1">
+      <w:start w:val="1"/>
+      <w:numFmt w:val="bullet"/>
+      <w:lvlText w:val=""/>
+      <w:lvlJc w:val="left"/>
+      <w:pPr>
+        <w:tabs>
+          <w:tab w:val="num" w:pos="5760"/>
+        </w:tabs>
+        <w:ind w:left="5760" w:hanging="360"/>
+      </w:pPr>
+      <w:rPr>
+        <w:rFonts w:ascii="Wingdings" w:hAnsi="Wingdings" w:hint="default"/>
+        <w:sz w:val="20"/>
+      </w:rPr>
+    </w:lvl>
+    <w:lvl w:ilvl="8" w:tentative="1">
+      <w:start w:val="1"/>
+      <w:numFmt w:val="bullet"/>
+      <w:lvlText w:val=""/>
+      <w:lvlJc w:val="left"/>
+      <w:pPr>
+        <w:tabs>
+          <w:tab w:val="num" w:pos="6480"/>
+        </w:tabs>
+        <w:ind w:left="6480" w:hanging="360"/>
+      </w:pPr>
+      <w:rPr>
+        <w:rFonts w:ascii="Wingdings" w:hAnsi="Wingdings" w:hint="default"/>
+        <w:sz w:val="20"/>
+      </w:rPr>
+    </w:lvl>
+  </w:abstractNum>
+  <w:abstractNum w:abstractNumId="2" w15:restartNumberingAfterBreak="0">
+    <w:nsid w:val="1BDF7225"/>
+    <w:multiLevelType w:val="multilevel"/>
+    <w:tmpl w:val="869EEAFA"/>
+    <w:lvl w:ilvl="0">
+      <w:start w:val="1"/>
+      <w:numFmt w:val="bullet"/>
+      <w:lvlText w:val=""/>
+      <w:lvlJc w:val="left"/>
+      <w:pPr>
+        <w:tabs>
+          <w:tab w:val="num" w:pos="720"/>
+        </w:tabs>
+        <w:ind w:left="720" w:hanging="360"/>
+      </w:pPr>
+      <w:rPr>
+        <w:rFonts w:ascii="Symbol" w:hAnsi="Symbol" w:hint="default"/>
+        <w:sz w:val="20"/>
+      </w:rPr>
+    </w:lvl>
+    <w:lvl w:ilvl="1" w:tentative="1">
+      <w:start w:val="1"/>
+      <w:numFmt w:val="bullet"/>
+      <w:lvlText w:val="o"/>
+      <w:lvlJc w:val="left"/>
+      <w:pPr>
+        <w:tabs>
+          <w:tab w:val="num" w:pos="1440"/>
+        </w:tabs>
+        <w:ind w:left="1440" w:hanging="360"/>
+      </w:pPr>
+      <w:rPr>
+        <w:rFonts w:ascii="Courier New" w:hAnsi="Courier New" w:hint="default"/>
+        <w:sz w:val="20"/>
+      </w:rPr>
+    </w:lvl>
+    <w:lvl w:ilvl="2" w:tentative="1">
+      <w:start w:val="1"/>
+      <w:numFmt w:val="bullet"/>
+      <w:lvlText w:val=""/>
+      <w:lvlJc w:val="left"/>
+      <w:pPr>
+        <w:tabs>
+          <w:tab w:val="num" w:pos="2160"/>
+        </w:tabs>
+        <w:ind w:left="2160" w:hanging="360"/>
+      </w:pPr>
+      <w:rPr>
+        <w:rFonts w:ascii="Wingdings" w:hAnsi="Wingdings" w:hint="default"/>
+        <w:sz w:val="20"/>
+      </w:rPr>
+    </w:lvl>
+    <w:lvl w:ilvl="3" w:tentative="1">
+      <w:start w:val="1"/>
+      <w:numFmt w:val="bullet"/>
+      <w:lvlText w:val=""/>
+      <w:lvlJc w:val="left"/>
+      <w:pPr>
+        <w:tabs>
+          <w:tab w:val="num" w:pos="2880"/>
+        </w:tabs>
+        <w:ind w:left="2880" w:hanging="360"/>
+      </w:pPr>
+      <w:rPr>
+        <w:rFonts w:ascii="Wingdings" w:hAnsi="Wingdings" w:hint="default"/>
+        <w:sz w:val="20"/>
+      </w:rPr>
+    </w:lvl>
+    <w:lvl w:ilvl="4" w:tentative="1">
+      <w:start w:val="1"/>
+      <w:numFmt w:val="bullet"/>
+      <w:lvlText w:val=""/>
+      <w:lvlJc w:val="left"/>
+      <w:pPr>
+        <w:tabs>
+          <w:tab w:val="num" w:pos="3600"/>
+        </w:tabs>
+        <w:ind w:left="3600" w:hanging="360"/>
+      </w:pPr>
+      <w:rPr>
+        <w:rFonts w:ascii="Wingdings" w:hAnsi="Wingdings" w:hint="default"/>
+        <w:sz w:val="20"/>
+      </w:rPr>
+    </w:lvl>
+    <w:lvl w:ilvl="5" w:tentative="1">
+      <w:start w:val="1"/>
+      <w:numFmt w:val="bullet"/>
+      <w:lvlText w:val=""/>
+      <w:lvlJc w:val="left"/>
+      <w:pPr>
+        <w:tabs>
+          <w:tab w:val="num" w:pos="4320"/>
+        </w:tabs>
+        <w:ind w:left="4320" w:hanging="360"/>
+      </w:pPr>
+      <w:rPr>
+        <w:rFonts w:ascii="Wingdings" w:hAnsi="Wingdings" w:hint="default"/>
+        <w:sz w:val="20"/>
+      </w:rPr>
+    </w:lvl>
+    <w:lvl w:ilvl="6" w:tentative="1">
+      <w:start w:val="1"/>
+      <w:numFmt w:val="bullet"/>
+      <w:lvlText w:val=""/>
+      <w:lvlJc w:val="left"/>
+      <w:pPr>
+        <w:tabs>
+          <w:tab w:val="num" w:pos="5040"/>
+        </w:tabs>
+        <w:ind w:left="5040" w:hanging="360"/>
+      </w:pPr>
+      <w:rPr>
+        <w:rFonts w:ascii="Wingdings" w:hAnsi="Wingdings" w:hint="default"/>
+        <w:sz w:val="20"/>
+      </w:rPr>
+    </w:lvl>
+    <w:lvl w:ilvl="7" w:tentative="1">
+      <w:start w:val="1"/>
+      <w:numFmt w:val="bullet"/>
+      <w:lvlText w:val=""/>
+      <w:lvlJc w:val="left"/>
+      <w:pPr>
+        <w:tabs>
+          <w:tab w:val="num" w:pos="5760"/>
+        </w:tabs>
+        <w:ind w:left="5760" w:hanging="360"/>
+      </w:pPr>
+      <w:rPr>
+        <w:rFonts w:ascii="Wingdings" w:hAnsi="Wingdings" w:hint="default"/>
+        <w:sz w:val="20"/>
+      </w:rPr>
+    </w:lvl>
+    <w:lvl w:ilvl="8" w:tentative="1">
+      <w:start w:val="1"/>
+      <w:numFmt w:val="bullet"/>
+      <w:lvlText w:val=""/>
+      <w:lvlJc w:val="left"/>
+      <w:pPr>
+        <w:tabs>
+          <w:tab w:val="num" w:pos="6480"/>
+        </w:tabs>
+        <w:ind w:left="6480" w:hanging="360"/>
+      </w:pPr>
+      <w:rPr>
+        <w:rFonts w:ascii="Wingdings" w:hAnsi="Wingdings" w:hint="default"/>
+        <w:sz w:val="20"/>
+      </w:rPr>
+    </w:lvl>
+  </w:abstractNum>
+  <w:abstractNum w:abstractNumId="3" w15:restartNumberingAfterBreak="0">
     <w:nsid w:val="317047D8"/>
     <w:multiLevelType w:val="hybridMultilevel"/>
     <w:tmpl w:val="67FE0B0A"/>
@@ -510,7 +4288,603 @@
       </w:rPr>
     </w:lvl>
   </w:abstractNum>
-  <w:abstractNum w:abstractNumId="1" w15:restartNumberingAfterBreak="0">
+  <w:abstractNum w:abstractNumId="4" w15:restartNumberingAfterBreak="0">
+    <w:nsid w:val="3D1C2142"/>
+    <w:multiLevelType w:val="multilevel"/>
+    <w:tmpl w:val="4F1C3734"/>
+    <w:lvl w:ilvl="0">
+      <w:start w:val="1"/>
+      <w:numFmt w:val="bullet"/>
+      <w:lvlText w:val=""/>
+      <w:lvlJc w:val="left"/>
+      <w:pPr>
+        <w:tabs>
+          <w:tab w:val="num" w:pos="720"/>
+        </w:tabs>
+        <w:ind w:left="720" w:hanging="360"/>
+      </w:pPr>
+      <w:rPr>
+        <w:rFonts w:ascii="Symbol" w:hAnsi="Symbol" w:hint="default"/>
+        <w:sz w:val="20"/>
+      </w:rPr>
+    </w:lvl>
+    <w:lvl w:ilvl="1" w:tentative="1">
+      <w:start w:val="1"/>
+      <w:numFmt w:val="bullet"/>
+      <w:lvlText w:val="o"/>
+      <w:lvlJc w:val="left"/>
+      <w:pPr>
+        <w:tabs>
+          <w:tab w:val="num" w:pos="1440"/>
+        </w:tabs>
+        <w:ind w:left="1440" w:hanging="360"/>
+      </w:pPr>
+      <w:rPr>
+        <w:rFonts w:ascii="Courier New" w:hAnsi="Courier New" w:hint="default"/>
+        <w:sz w:val="20"/>
+      </w:rPr>
+    </w:lvl>
+    <w:lvl w:ilvl="2" w:tentative="1">
+      <w:start w:val="1"/>
+      <w:numFmt w:val="bullet"/>
+      <w:lvlText w:val=""/>
+      <w:lvlJc w:val="left"/>
+      <w:pPr>
+        <w:tabs>
+          <w:tab w:val="num" w:pos="2160"/>
+        </w:tabs>
+        <w:ind w:left="2160" w:hanging="360"/>
+      </w:pPr>
+      <w:rPr>
+        <w:rFonts w:ascii="Wingdings" w:hAnsi="Wingdings" w:hint="default"/>
+        <w:sz w:val="20"/>
+      </w:rPr>
+    </w:lvl>
+    <w:lvl w:ilvl="3" w:tentative="1">
+      <w:start w:val="1"/>
+      <w:numFmt w:val="bullet"/>
+      <w:lvlText w:val=""/>
+      <w:lvlJc w:val="left"/>
+      <w:pPr>
+        <w:tabs>
+          <w:tab w:val="num" w:pos="2880"/>
+        </w:tabs>
+        <w:ind w:left="2880" w:hanging="360"/>
+      </w:pPr>
+      <w:rPr>
+        <w:rFonts w:ascii="Wingdings" w:hAnsi="Wingdings" w:hint="default"/>
+        <w:sz w:val="20"/>
+      </w:rPr>
+    </w:lvl>
+    <w:lvl w:ilvl="4" w:tentative="1">
+      <w:start w:val="1"/>
+      <w:numFmt w:val="bullet"/>
+      <w:lvlText w:val=""/>
+      <w:lvlJc w:val="left"/>
+      <w:pPr>
+        <w:tabs>
+          <w:tab w:val="num" w:pos="3600"/>
+        </w:tabs>
+        <w:ind w:left="3600" w:hanging="360"/>
+      </w:pPr>
+      <w:rPr>
+        <w:rFonts w:ascii="Wingdings" w:hAnsi="Wingdings" w:hint="default"/>
+        <w:sz w:val="20"/>
+      </w:rPr>
+    </w:lvl>
+    <w:lvl w:ilvl="5" w:tentative="1">
+      <w:start w:val="1"/>
+      <w:numFmt w:val="bullet"/>
+      <w:lvlText w:val=""/>
+      <w:lvlJc w:val="left"/>
+      <w:pPr>
+        <w:tabs>
+          <w:tab w:val="num" w:pos="4320"/>
+        </w:tabs>
+        <w:ind w:left="4320" w:hanging="360"/>
+      </w:pPr>
+      <w:rPr>
+        <w:rFonts w:ascii="Wingdings" w:hAnsi="Wingdings" w:hint="default"/>
+        <w:sz w:val="20"/>
+      </w:rPr>
+    </w:lvl>
+    <w:lvl w:ilvl="6" w:tentative="1">
+      <w:start w:val="1"/>
+      <w:numFmt w:val="bullet"/>
+      <w:lvlText w:val=""/>
+      <w:lvlJc w:val="left"/>
+      <w:pPr>
+        <w:tabs>
+          <w:tab w:val="num" w:pos="5040"/>
+        </w:tabs>
+        <w:ind w:left="5040" w:hanging="360"/>
+      </w:pPr>
+      <w:rPr>
+        <w:rFonts w:ascii="Wingdings" w:hAnsi="Wingdings" w:hint="default"/>
+        <w:sz w:val="20"/>
+      </w:rPr>
+    </w:lvl>
+    <w:lvl w:ilvl="7" w:tentative="1">
+      <w:start w:val="1"/>
+      <w:numFmt w:val="bullet"/>
+      <w:lvlText w:val=""/>
+      <w:lvlJc w:val="left"/>
+      <w:pPr>
+        <w:tabs>
+          <w:tab w:val="num" w:pos="5760"/>
+        </w:tabs>
+        <w:ind w:left="5760" w:hanging="360"/>
+      </w:pPr>
+      <w:rPr>
+        <w:rFonts w:ascii="Wingdings" w:hAnsi="Wingdings" w:hint="default"/>
+        <w:sz w:val="20"/>
+      </w:rPr>
+    </w:lvl>
+    <w:lvl w:ilvl="8" w:tentative="1">
+      <w:start w:val="1"/>
+      <w:numFmt w:val="bullet"/>
+      <w:lvlText w:val=""/>
+      <w:lvlJc w:val="left"/>
+      <w:pPr>
+        <w:tabs>
+          <w:tab w:val="num" w:pos="6480"/>
+        </w:tabs>
+        <w:ind w:left="6480" w:hanging="360"/>
+      </w:pPr>
+      <w:rPr>
+        <w:rFonts w:ascii="Wingdings" w:hAnsi="Wingdings" w:hint="default"/>
+        <w:sz w:val="20"/>
+      </w:rPr>
+    </w:lvl>
+  </w:abstractNum>
+  <w:abstractNum w:abstractNumId="5" w15:restartNumberingAfterBreak="0">
+    <w:nsid w:val="45EE706C"/>
+    <w:multiLevelType w:val="multilevel"/>
+    <w:tmpl w:val="783298F8"/>
+    <w:lvl w:ilvl="0">
+      <w:start w:val="1"/>
+      <w:numFmt w:val="bullet"/>
+      <w:lvlText w:val=""/>
+      <w:lvlJc w:val="left"/>
+      <w:pPr>
+        <w:tabs>
+          <w:tab w:val="num" w:pos="720"/>
+        </w:tabs>
+        <w:ind w:left="720" w:hanging="360"/>
+      </w:pPr>
+      <w:rPr>
+        <w:rFonts w:ascii="Symbol" w:hAnsi="Symbol" w:hint="default"/>
+        <w:sz w:val="20"/>
+      </w:rPr>
+    </w:lvl>
+    <w:lvl w:ilvl="1" w:tentative="1">
+      <w:start w:val="1"/>
+      <w:numFmt w:val="bullet"/>
+      <w:lvlText w:val="o"/>
+      <w:lvlJc w:val="left"/>
+      <w:pPr>
+        <w:tabs>
+          <w:tab w:val="num" w:pos="1440"/>
+        </w:tabs>
+        <w:ind w:left="1440" w:hanging="360"/>
+      </w:pPr>
+      <w:rPr>
+        <w:rFonts w:ascii="Courier New" w:hAnsi="Courier New" w:hint="default"/>
+        <w:sz w:val="20"/>
+      </w:rPr>
+    </w:lvl>
+    <w:lvl w:ilvl="2" w:tentative="1">
+      <w:start w:val="1"/>
+      <w:numFmt w:val="bullet"/>
+      <w:lvlText w:val=""/>
+      <w:lvlJc w:val="left"/>
+      <w:pPr>
+        <w:tabs>
+          <w:tab w:val="num" w:pos="2160"/>
+        </w:tabs>
+        <w:ind w:left="2160" w:hanging="360"/>
+      </w:pPr>
+      <w:rPr>
+        <w:rFonts w:ascii="Wingdings" w:hAnsi="Wingdings" w:hint="default"/>
+        <w:sz w:val="20"/>
+      </w:rPr>
+    </w:lvl>
+    <w:lvl w:ilvl="3" w:tentative="1">
+      <w:start w:val="1"/>
+      <w:numFmt w:val="bullet"/>
+      <w:lvlText w:val=""/>
+      <w:lvlJc w:val="left"/>
+      <w:pPr>
+        <w:tabs>
+          <w:tab w:val="num" w:pos="2880"/>
+        </w:tabs>
+        <w:ind w:left="2880" w:hanging="360"/>
+      </w:pPr>
+      <w:rPr>
+        <w:rFonts w:ascii="Wingdings" w:hAnsi="Wingdings" w:hint="default"/>
+        <w:sz w:val="20"/>
+      </w:rPr>
+    </w:lvl>
+    <w:lvl w:ilvl="4" w:tentative="1">
+      <w:start w:val="1"/>
+      <w:numFmt w:val="bullet"/>
+      <w:lvlText w:val=""/>
+      <w:lvlJc w:val="left"/>
+      <w:pPr>
+        <w:tabs>
+          <w:tab w:val="num" w:pos="3600"/>
+        </w:tabs>
+        <w:ind w:left="3600" w:hanging="360"/>
+      </w:pPr>
+      <w:rPr>
+        <w:rFonts w:ascii="Wingdings" w:hAnsi="Wingdings" w:hint="default"/>
+        <w:sz w:val="20"/>
+      </w:rPr>
+    </w:lvl>
+    <w:lvl w:ilvl="5" w:tentative="1">
+      <w:start w:val="1"/>
+      <w:numFmt w:val="bullet"/>
+      <w:lvlText w:val=""/>
+      <w:lvlJc w:val="left"/>
+      <w:pPr>
+        <w:tabs>
+          <w:tab w:val="num" w:pos="4320"/>
+        </w:tabs>
+        <w:ind w:left="4320" w:hanging="360"/>
+      </w:pPr>
+      <w:rPr>
+        <w:rFonts w:ascii="Wingdings" w:hAnsi="Wingdings" w:hint="default"/>
+        <w:sz w:val="20"/>
+      </w:rPr>
+    </w:lvl>
+    <w:lvl w:ilvl="6" w:tentative="1">
+      <w:start w:val="1"/>
+      <w:numFmt w:val="bullet"/>
+      <w:lvlText w:val=""/>
+      <w:lvlJc w:val="left"/>
+      <w:pPr>
+        <w:tabs>
+          <w:tab w:val="num" w:pos="5040"/>
+        </w:tabs>
+        <w:ind w:left="5040" w:hanging="360"/>
+      </w:pPr>
+      <w:rPr>
+        <w:rFonts w:ascii="Wingdings" w:hAnsi="Wingdings" w:hint="default"/>
+        <w:sz w:val="20"/>
+      </w:rPr>
+    </w:lvl>
+    <w:lvl w:ilvl="7" w:tentative="1">
+      <w:start w:val="1"/>
+      <w:numFmt w:val="bullet"/>
+      <w:lvlText w:val=""/>
+      <w:lvlJc w:val="left"/>
+      <w:pPr>
+        <w:tabs>
+          <w:tab w:val="num" w:pos="5760"/>
+        </w:tabs>
+        <w:ind w:left="5760" w:hanging="360"/>
+      </w:pPr>
+      <w:rPr>
+        <w:rFonts w:ascii="Wingdings" w:hAnsi="Wingdings" w:hint="default"/>
+        <w:sz w:val="20"/>
+      </w:rPr>
+    </w:lvl>
+    <w:lvl w:ilvl="8" w:tentative="1">
+      <w:start w:val="1"/>
+      <w:numFmt w:val="bullet"/>
+      <w:lvlText w:val=""/>
+      <w:lvlJc w:val="left"/>
+      <w:pPr>
+        <w:tabs>
+          <w:tab w:val="num" w:pos="6480"/>
+        </w:tabs>
+        <w:ind w:left="6480" w:hanging="360"/>
+      </w:pPr>
+      <w:rPr>
+        <w:rFonts w:ascii="Wingdings" w:hAnsi="Wingdings" w:hint="default"/>
+        <w:sz w:val="20"/>
+      </w:rPr>
+    </w:lvl>
+  </w:abstractNum>
+  <w:abstractNum w:abstractNumId="6" w15:restartNumberingAfterBreak="0">
+    <w:nsid w:val="4CFF265F"/>
+    <w:multiLevelType w:val="multilevel"/>
+    <w:tmpl w:val="7DA6B3D0"/>
+    <w:lvl w:ilvl="0">
+      <w:start w:val="1"/>
+      <w:numFmt w:val="bullet"/>
+      <w:lvlText w:val=""/>
+      <w:lvlJc w:val="left"/>
+      <w:pPr>
+        <w:tabs>
+          <w:tab w:val="num" w:pos="720"/>
+        </w:tabs>
+        <w:ind w:left="720" w:hanging="360"/>
+      </w:pPr>
+      <w:rPr>
+        <w:rFonts w:ascii="Symbol" w:hAnsi="Symbol" w:hint="default"/>
+        <w:sz w:val="20"/>
+      </w:rPr>
+    </w:lvl>
+    <w:lvl w:ilvl="1" w:tentative="1">
+      <w:start w:val="1"/>
+      <w:numFmt w:val="bullet"/>
+      <w:lvlText w:val="o"/>
+      <w:lvlJc w:val="left"/>
+      <w:pPr>
+        <w:tabs>
+          <w:tab w:val="num" w:pos="1440"/>
+        </w:tabs>
+        <w:ind w:left="1440" w:hanging="360"/>
+      </w:pPr>
+      <w:rPr>
+        <w:rFonts w:ascii="Courier New" w:hAnsi="Courier New" w:hint="default"/>
+        <w:sz w:val="20"/>
+      </w:rPr>
+    </w:lvl>
+    <w:lvl w:ilvl="2" w:tentative="1">
+      <w:start w:val="1"/>
+      <w:numFmt w:val="bullet"/>
+      <w:lvlText w:val=""/>
+      <w:lvlJc w:val="left"/>
+      <w:pPr>
+        <w:tabs>
+          <w:tab w:val="num" w:pos="2160"/>
+        </w:tabs>
+        <w:ind w:left="2160" w:hanging="360"/>
+      </w:pPr>
+      <w:rPr>
+        <w:rFonts w:ascii="Wingdings" w:hAnsi="Wingdings" w:hint="default"/>
+        <w:sz w:val="20"/>
+      </w:rPr>
+    </w:lvl>
+    <w:lvl w:ilvl="3" w:tentative="1">
+      <w:start w:val="1"/>
+      <w:numFmt w:val="bullet"/>
+      <w:lvlText w:val=""/>
+      <w:lvlJc w:val="left"/>
+      <w:pPr>
+        <w:tabs>
+          <w:tab w:val="num" w:pos="2880"/>
+        </w:tabs>
+        <w:ind w:left="2880" w:hanging="360"/>
+      </w:pPr>
+      <w:rPr>
+        <w:rFonts w:ascii="Wingdings" w:hAnsi="Wingdings" w:hint="default"/>
+        <w:sz w:val="20"/>
+      </w:rPr>
+    </w:lvl>
+    <w:lvl w:ilvl="4" w:tentative="1">
+      <w:start w:val="1"/>
+      <w:numFmt w:val="bullet"/>
+      <w:lvlText w:val=""/>
+      <w:lvlJc w:val="left"/>
+      <w:pPr>
+        <w:tabs>
+          <w:tab w:val="num" w:pos="3600"/>
+        </w:tabs>
+        <w:ind w:left="3600" w:hanging="360"/>
+      </w:pPr>
+      <w:rPr>
+        <w:rFonts w:ascii="Wingdings" w:hAnsi="Wingdings" w:hint="default"/>
+        <w:sz w:val="20"/>
+      </w:rPr>
+    </w:lvl>
+    <w:lvl w:ilvl="5" w:tentative="1">
+      <w:start w:val="1"/>
+      <w:numFmt w:val="bullet"/>
+      <w:lvlText w:val=""/>
+      <w:lvlJc w:val="left"/>
+      <w:pPr>
+        <w:tabs>
+          <w:tab w:val="num" w:pos="4320"/>
+        </w:tabs>
+        <w:ind w:left="4320" w:hanging="360"/>
+      </w:pPr>
+      <w:rPr>
+        <w:rFonts w:ascii="Wingdings" w:hAnsi="Wingdings" w:hint="default"/>
+        <w:sz w:val="20"/>
+      </w:rPr>
+    </w:lvl>
+    <w:lvl w:ilvl="6" w:tentative="1">
+      <w:start w:val="1"/>
+      <w:numFmt w:val="bullet"/>
+      <w:lvlText w:val=""/>
+      <w:lvlJc w:val="left"/>
+      <w:pPr>
+        <w:tabs>
+          <w:tab w:val="num" w:pos="5040"/>
+        </w:tabs>
+        <w:ind w:left="5040" w:hanging="360"/>
+      </w:pPr>
+      <w:rPr>
+        <w:rFonts w:ascii="Wingdings" w:hAnsi="Wingdings" w:hint="default"/>
+        <w:sz w:val="20"/>
+      </w:rPr>
+    </w:lvl>
+    <w:lvl w:ilvl="7" w:tentative="1">
+      <w:start w:val="1"/>
+      <w:numFmt w:val="bullet"/>
+      <w:lvlText w:val=""/>
+      <w:lvlJc w:val="left"/>
+      <w:pPr>
+        <w:tabs>
+          <w:tab w:val="num" w:pos="5760"/>
+        </w:tabs>
+        <w:ind w:left="5760" w:hanging="360"/>
+      </w:pPr>
+      <w:rPr>
+        <w:rFonts w:ascii="Wingdings" w:hAnsi="Wingdings" w:hint="default"/>
+        <w:sz w:val="20"/>
+      </w:rPr>
+    </w:lvl>
+    <w:lvl w:ilvl="8" w:tentative="1">
+      <w:start w:val="1"/>
+      <w:numFmt w:val="bullet"/>
+      <w:lvlText w:val=""/>
+      <w:lvlJc w:val="left"/>
+      <w:pPr>
+        <w:tabs>
+          <w:tab w:val="num" w:pos="6480"/>
+        </w:tabs>
+        <w:ind w:left="6480" w:hanging="360"/>
+      </w:pPr>
+      <w:rPr>
+        <w:rFonts w:ascii="Wingdings" w:hAnsi="Wingdings" w:hint="default"/>
+        <w:sz w:val="20"/>
+      </w:rPr>
+    </w:lvl>
+  </w:abstractNum>
+  <w:abstractNum w:abstractNumId="7" w15:restartNumberingAfterBreak="0">
+    <w:nsid w:val="4D9D32B0"/>
+    <w:multiLevelType w:val="multilevel"/>
+    <w:tmpl w:val="6EE6D8DC"/>
+    <w:lvl w:ilvl="0">
+      <w:start w:val="1"/>
+      <w:numFmt w:val="bullet"/>
+      <w:lvlText w:val=""/>
+      <w:lvlJc w:val="left"/>
+      <w:pPr>
+        <w:tabs>
+          <w:tab w:val="num" w:pos="720"/>
+        </w:tabs>
+        <w:ind w:left="720" w:hanging="360"/>
+      </w:pPr>
+      <w:rPr>
+        <w:rFonts w:ascii="Symbol" w:hAnsi="Symbol" w:hint="default"/>
+        <w:sz w:val="20"/>
+      </w:rPr>
+    </w:lvl>
+    <w:lvl w:ilvl="1" w:tentative="1">
+      <w:start w:val="1"/>
+      <w:numFmt w:val="bullet"/>
+      <w:lvlText w:val="o"/>
+      <w:lvlJc w:val="left"/>
+      <w:pPr>
+        <w:tabs>
+          <w:tab w:val="num" w:pos="1440"/>
+        </w:tabs>
+        <w:ind w:left="1440" w:hanging="360"/>
+      </w:pPr>
+      <w:rPr>
+        <w:rFonts w:ascii="Courier New" w:hAnsi="Courier New" w:hint="default"/>
+        <w:sz w:val="20"/>
+      </w:rPr>
+    </w:lvl>
+    <w:lvl w:ilvl="2" w:tentative="1">
+      <w:start w:val="1"/>
+      <w:numFmt w:val="bullet"/>
+      <w:lvlText w:val=""/>
+      <w:lvlJc w:val="left"/>
+      <w:pPr>
+        <w:tabs>
+          <w:tab w:val="num" w:pos="2160"/>
+        </w:tabs>
+        <w:ind w:left="2160" w:hanging="360"/>
+      </w:pPr>
+      <w:rPr>
+        <w:rFonts w:ascii="Wingdings" w:hAnsi="Wingdings" w:hint="default"/>
+        <w:sz w:val="20"/>
+      </w:rPr>
+    </w:lvl>
+    <w:lvl w:ilvl="3" w:tentative="1">
+      <w:start w:val="1"/>
+      <w:numFmt w:val="bullet"/>
+      <w:lvlText w:val=""/>
+      <w:lvlJc w:val="left"/>
+      <w:pPr>
+        <w:tabs>
+          <w:tab w:val="num" w:pos="2880"/>
+        </w:tabs>
+        <w:ind w:left="2880" w:hanging="360"/>
+      </w:pPr>
+      <w:rPr>
+        <w:rFonts w:ascii="Wingdings" w:hAnsi="Wingdings" w:hint="default"/>
+        <w:sz w:val="20"/>
+      </w:rPr>
+    </w:lvl>
+    <w:lvl w:ilvl="4" w:tentative="1">
+      <w:start w:val="1"/>
+      <w:numFmt w:val="bullet"/>
+      <w:lvlText w:val=""/>
+      <w:lvlJc w:val="left"/>
+      <w:pPr>
+        <w:tabs>
+          <w:tab w:val="num" w:pos="3600"/>
+        </w:tabs>
+        <w:ind w:left="3600" w:hanging="360"/>
+      </w:pPr>
+      <w:rPr>
+        <w:rFonts w:ascii="Wingdings" w:hAnsi="Wingdings" w:hint="default"/>
+        <w:sz w:val="20"/>
+      </w:rPr>
+    </w:lvl>
+    <w:lvl w:ilvl="5" w:tentative="1">
+      <w:start w:val="1"/>
+      <w:numFmt w:val="bullet"/>
+      <w:lvlText w:val=""/>
+      <w:lvlJc w:val="left"/>
+      <w:pPr>
+        <w:tabs>
+          <w:tab w:val="num" w:pos="4320"/>
+        </w:tabs>
+        <w:ind w:left="4320" w:hanging="360"/>
+      </w:pPr>
+      <w:rPr>
+        <w:rFonts w:ascii="Wingdings" w:hAnsi="Wingdings" w:hint="default"/>
+        <w:sz w:val="20"/>
+      </w:rPr>
+    </w:lvl>
+    <w:lvl w:ilvl="6" w:tentative="1">
+      <w:start w:val="1"/>
+      <w:numFmt w:val="bullet"/>
+      <w:lvlText w:val=""/>
+      <w:lvlJc w:val="left"/>
+      <w:pPr>
+        <w:tabs>
+          <w:tab w:val="num" w:pos="5040"/>
+        </w:tabs>
+        <w:ind w:left="5040" w:hanging="360"/>
+      </w:pPr>
+      <w:rPr>
+        <w:rFonts w:ascii="Wingdings" w:hAnsi="Wingdings" w:hint="default"/>
+        <w:sz w:val="20"/>
+      </w:rPr>
+    </w:lvl>
+    <w:lvl w:ilvl="7" w:tentative="1">
+      <w:start w:val="1"/>
+      <w:numFmt w:val="bullet"/>
+      <w:lvlText w:val=""/>
+      <w:lvlJc w:val="left"/>
+      <w:pPr>
+        <w:tabs>
+          <w:tab w:val="num" w:pos="5760"/>
+        </w:tabs>
+        <w:ind w:left="5760" w:hanging="360"/>
+      </w:pPr>
+      <w:rPr>
+        <w:rFonts w:ascii="Wingdings" w:hAnsi="Wingdings" w:hint="default"/>
+        <w:sz w:val="20"/>
+      </w:rPr>
+    </w:lvl>
+    <w:lvl w:ilvl="8" w:tentative="1">
+      <w:start w:val="1"/>
+      <w:numFmt w:val="bullet"/>
+      <w:lvlText w:val=""/>
+      <w:lvlJc w:val="left"/>
+      <w:pPr>
+        <w:tabs>
+          <w:tab w:val="num" w:pos="6480"/>
+        </w:tabs>
+        <w:ind w:left="6480" w:hanging="360"/>
+      </w:pPr>
+      <w:rPr>
+        <w:rFonts w:ascii="Wingdings" w:hAnsi="Wingdings" w:hint="default"/>
+        <w:sz w:val="20"/>
+      </w:rPr>
+    </w:lvl>
+  </w:abstractNum>
+  <w:abstractNum w:abstractNumId="8" w15:restartNumberingAfterBreak="0">
     <w:nsid w:val="521234C7"/>
     <w:multiLevelType w:val="hybridMultilevel"/>
     <w:tmpl w:val="4F94476C"/>
@@ -622,11 +4996,336 @@
       </w:rPr>
     </w:lvl>
   </w:abstractNum>
+  <w:abstractNum w:abstractNumId="9" w15:restartNumberingAfterBreak="0">
+    <w:nsid w:val="6C861BA2"/>
+    <w:multiLevelType w:val="multilevel"/>
+    <w:tmpl w:val="BC7C9AEE"/>
+    <w:lvl w:ilvl="0">
+      <w:start w:val="1"/>
+      <w:numFmt w:val="bullet"/>
+      <w:lvlText w:val=""/>
+      <w:lvlJc w:val="left"/>
+      <w:pPr>
+        <w:tabs>
+          <w:tab w:val="num" w:pos="720"/>
+        </w:tabs>
+        <w:ind w:left="720" w:hanging="360"/>
+      </w:pPr>
+      <w:rPr>
+        <w:rFonts w:ascii="Symbol" w:hAnsi="Symbol" w:hint="default"/>
+        <w:sz w:val="20"/>
+      </w:rPr>
+    </w:lvl>
+    <w:lvl w:ilvl="1" w:tentative="1">
+      <w:start w:val="1"/>
+      <w:numFmt w:val="bullet"/>
+      <w:lvlText w:val="o"/>
+      <w:lvlJc w:val="left"/>
+      <w:pPr>
+        <w:tabs>
+          <w:tab w:val="num" w:pos="1440"/>
+        </w:tabs>
+        <w:ind w:left="1440" w:hanging="360"/>
+      </w:pPr>
+      <w:rPr>
+        <w:rFonts w:ascii="Courier New" w:hAnsi="Courier New" w:hint="default"/>
+        <w:sz w:val="20"/>
+      </w:rPr>
+    </w:lvl>
+    <w:lvl w:ilvl="2" w:tentative="1">
+      <w:start w:val="1"/>
+      <w:numFmt w:val="bullet"/>
+      <w:lvlText w:val=""/>
+      <w:lvlJc w:val="left"/>
+      <w:pPr>
+        <w:tabs>
+          <w:tab w:val="num" w:pos="2160"/>
+        </w:tabs>
+        <w:ind w:left="2160" w:hanging="360"/>
+      </w:pPr>
+      <w:rPr>
+        <w:rFonts w:ascii="Wingdings" w:hAnsi="Wingdings" w:hint="default"/>
+        <w:sz w:val="20"/>
+      </w:rPr>
+    </w:lvl>
+    <w:lvl w:ilvl="3" w:tentative="1">
+      <w:start w:val="1"/>
+      <w:numFmt w:val="bullet"/>
+      <w:lvlText w:val=""/>
+      <w:lvlJc w:val="left"/>
+      <w:pPr>
+        <w:tabs>
+          <w:tab w:val="num" w:pos="2880"/>
+        </w:tabs>
+        <w:ind w:left="2880" w:hanging="360"/>
+      </w:pPr>
+      <w:rPr>
+        <w:rFonts w:ascii="Wingdings" w:hAnsi="Wingdings" w:hint="default"/>
+        <w:sz w:val="20"/>
+      </w:rPr>
+    </w:lvl>
+    <w:lvl w:ilvl="4" w:tentative="1">
+      <w:start w:val="1"/>
+      <w:numFmt w:val="bullet"/>
+      <w:lvlText w:val=""/>
+      <w:lvlJc w:val="left"/>
+      <w:pPr>
+        <w:tabs>
+          <w:tab w:val="num" w:pos="3600"/>
+        </w:tabs>
+        <w:ind w:left="3600" w:hanging="360"/>
+      </w:pPr>
+      <w:rPr>
+        <w:rFonts w:ascii="Wingdings" w:hAnsi="Wingdings" w:hint="default"/>
+        <w:sz w:val="20"/>
+      </w:rPr>
+    </w:lvl>
+    <w:lvl w:ilvl="5" w:tentative="1">
+      <w:start w:val="1"/>
+      <w:numFmt w:val="bullet"/>
+      <w:lvlText w:val=""/>
+      <w:lvlJc w:val="left"/>
+      <w:pPr>
+        <w:tabs>
+          <w:tab w:val="num" w:pos="4320"/>
+        </w:tabs>
+        <w:ind w:left="4320" w:hanging="360"/>
+      </w:pPr>
+      <w:rPr>
+        <w:rFonts w:ascii="Wingdings" w:hAnsi="Wingdings" w:hint="default"/>
+        <w:sz w:val="20"/>
+      </w:rPr>
+    </w:lvl>
+    <w:lvl w:ilvl="6" w:tentative="1">
+      <w:start w:val="1"/>
+      <w:numFmt w:val="bullet"/>
+      <w:lvlText w:val=""/>
+      <w:lvlJc w:val="left"/>
+      <w:pPr>
+        <w:tabs>
+          <w:tab w:val="num" w:pos="5040"/>
+        </w:tabs>
+        <w:ind w:left="5040" w:hanging="360"/>
+      </w:pPr>
+      <w:rPr>
+        <w:rFonts w:ascii="Wingdings" w:hAnsi="Wingdings" w:hint="default"/>
+        <w:sz w:val="20"/>
+      </w:rPr>
+    </w:lvl>
+    <w:lvl w:ilvl="7" w:tentative="1">
+      <w:start w:val="1"/>
+      <w:numFmt w:val="bullet"/>
+      <w:lvlText w:val=""/>
+      <w:lvlJc w:val="left"/>
+      <w:pPr>
+        <w:tabs>
+          <w:tab w:val="num" w:pos="5760"/>
+        </w:tabs>
+        <w:ind w:left="5760" w:hanging="360"/>
+      </w:pPr>
+      <w:rPr>
+        <w:rFonts w:ascii="Wingdings" w:hAnsi="Wingdings" w:hint="default"/>
+        <w:sz w:val="20"/>
+      </w:rPr>
+    </w:lvl>
+    <w:lvl w:ilvl="8" w:tentative="1">
+      <w:start w:val="1"/>
+      <w:numFmt w:val="bullet"/>
+      <w:lvlText w:val=""/>
+      <w:lvlJc w:val="left"/>
+      <w:pPr>
+        <w:tabs>
+          <w:tab w:val="num" w:pos="6480"/>
+        </w:tabs>
+        <w:ind w:left="6480" w:hanging="360"/>
+      </w:pPr>
+      <w:rPr>
+        <w:rFonts w:ascii="Wingdings" w:hAnsi="Wingdings" w:hint="default"/>
+        <w:sz w:val="20"/>
+      </w:rPr>
+    </w:lvl>
+  </w:abstractNum>
+  <w:abstractNum w:abstractNumId="10" w15:restartNumberingAfterBreak="0">
+    <w:nsid w:val="6FB37781"/>
+    <w:multiLevelType w:val="multilevel"/>
+    <w:tmpl w:val="B7EA0462"/>
+    <w:lvl w:ilvl="0">
+      <w:start w:val="1"/>
+      <w:numFmt w:val="bullet"/>
+      <w:lvlText w:val=""/>
+      <w:lvlJc w:val="left"/>
+      <w:pPr>
+        <w:tabs>
+          <w:tab w:val="num" w:pos="720"/>
+        </w:tabs>
+        <w:ind w:left="720" w:hanging="360"/>
+      </w:pPr>
+      <w:rPr>
+        <w:rFonts w:ascii="Symbol" w:hAnsi="Symbol" w:hint="default"/>
+        <w:sz w:val="20"/>
+      </w:rPr>
+    </w:lvl>
+    <w:lvl w:ilvl="1" w:tentative="1">
+      <w:start w:val="1"/>
+      <w:numFmt w:val="bullet"/>
+      <w:lvlText w:val="o"/>
+      <w:lvlJc w:val="left"/>
+      <w:pPr>
+        <w:tabs>
+          <w:tab w:val="num" w:pos="1440"/>
+        </w:tabs>
+        <w:ind w:left="1440" w:hanging="360"/>
+      </w:pPr>
+      <w:rPr>
+        <w:rFonts w:ascii="Courier New" w:hAnsi="Courier New" w:hint="default"/>
+        <w:sz w:val="20"/>
+      </w:rPr>
+    </w:lvl>
+    <w:lvl w:ilvl="2" w:tentative="1">
+      <w:start w:val="1"/>
+      <w:numFmt w:val="bullet"/>
+      <w:lvlText w:val=""/>
+      <w:lvlJc w:val="left"/>
+      <w:pPr>
+        <w:tabs>
+          <w:tab w:val="num" w:pos="2160"/>
+        </w:tabs>
+        <w:ind w:left="2160" w:hanging="360"/>
+      </w:pPr>
+      <w:rPr>
+        <w:rFonts w:ascii="Wingdings" w:hAnsi="Wingdings" w:hint="default"/>
+        <w:sz w:val="20"/>
+      </w:rPr>
+    </w:lvl>
+    <w:lvl w:ilvl="3" w:tentative="1">
+      <w:start w:val="1"/>
+      <w:numFmt w:val="bullet"/>
+      <w:lvlText w:val=""/>
+      <w:lvlJc w:val="left"/>
+      <w:pPr>
+        <w:tabs>
+          <w:tab w:val="num" w:pos="2880"/>
+        </w:tabs>
+        <w:ind w:left="2880" w:hanging="360"/>
+      </w:pPr>
+      <w:rPr>
+        <w:rFonts w:ascii="Wingdings" w:hAnsi="Wingdings" w:hint="default"/>
+        <w:sz w:val="20"/>
+      </w:rPr>
+    </w:lvl>
+    <w:lvl w:ilvl="4" w:tentative="1">
+      <w:start w:val="1"/>
+      <w:numFmt w:val="bullet"/>
+      <w:lvlText w:val=""/>
+      <w:lvlJc w:val="left"/>
+      <w:pPr>
+        <w:tabs>
+          <w:tab w:val="num" w:pos="3600"/>
+        </w:tabs>
+        <w:ind w:left="3600" w:hanging="360"/>
+      </w:pPr>
+      <w:rPr>
+        <w:rFonts w:ascii="Wingdings" w:hAnsi="Wingdings" w:hint="default"/>
+        <w:sz w:val="20"/>
+      </w:rPr>
+    </w:lvl>
+    <w:lvl w:ilvl="5" w:tentative="1">
+      <w:start w:val="1"/>
+      <w:numFmt w:val="bullet"/>
+      <w:lvlText w:val=""/>
+      <w:lvlJc w:val="left"/>
+      <w:pPr>
+        <w:tabs>
+          <w:tab w:val="num" w:pos="4320"/>
+        </w:tabs>
+        <w:ind w:left="4320" w:hanging="360"/>
+      </w:pPr>
+      <w:rPr>
+        <w:rFonts w:ascii="Wingdings" w:hAnsi="Wingdings" w:hint="default"/>
+        <w:sz w:val="20"/>
+      </w:rPr>
+    </w:lvl>
+    <w:lvl w:ilvl="6" w:tentative="1">
+      <w:start w:val="1"/>
+      <w:numFmt w:val="bullet"/>
+      <w:lvlText w:val=""/>
+      <w:lvlJc w:val="left"/>
+      <w:pPr>
+        <w:tabs>
+          <w:tab w:val="num" w:pos="5040"/>
+        </w:tabs>
+        <w:ind w:left="5040" w:hanging="360"/>
+      </w:pPr>
+      <w:rPr>
+        <w:rFonts w:ascii="Wingdings" w:hAnsi="Wingdings" w:hint="default"/>
+        <w:sz w:val="20"/>
+      </w:rPr>
+    </w:lvl>
+    <w:lvl w:ilvl="7" w:tentative="1">
+      <w:start w:val="1"/>
+      <w:numFmt w:val="bullet"/>
+      <w:lvlText w:val=""/>
+      <w:lvlJc w:val="left"/>
+      <w:pPr>
+        <w:tabs>
+          <w:tab w:val="num" w:pos="5760"/>
+        </w:tabs>
+        <w:ind w:left="5760" w:hanging="360"/>
+      </w:pPr>
+      <w:rPr>
+        <w:rFonts w:ascii="Wingdings" w:hAnsi="Wingdings" w:hint="default"/>
+        <w:sz w:val="20"/>
+      </w:rPr>
+    </w:lvl>
+    <w:lvl w:ilvl="8" w:tentative="1">
+      <w:start w:val="1"/>
+      <w:numFmt w:val="bullet"/>
+      <w:lvlText w:val=""/>
+      <w:lvlJc w:val="left"/>
+      <w:pPr>
+        <w:tabs>
+          <w:tab w:val="num" w:pos="6480"/>
+        </w:tabs>
+        <w:ind w:left="6480" w:hanging="360"/>
+      </w:pPr>
+      <w:rPr>
+        <w:rFonts w:ascii="Wingdings" w:hAnsi="Wingdings" w:hint="default"/>
+        <w:sz w:val="20"/>
+      </w:rPr>
+    </w:lvl>
+  </w:abstractNum>
   <w:num w:numId="1" w16cid:durableId="2135715173">
+    <w:abstractNumId w:val="3"/>
+  </w:num>
+  <w:num w:numId="2" w16cid:durableId="1856454654">
+    <w:abstractNumId w:val="8"/>
+  </w:num>
+  <w:num w:numId="3" w16cid:durableId="2123651736">
+    <w:abstractNumId w:val="1"/>
+  </w:num>
+  <w:num w:numId="4" w16cid:durableId="1954052351">
+    <w:abstractNumId w:val="6"/>
+  </w:num>
+  <w:num w:numId="5" w16cid:durableId="45299005">
+    <w:abstractNumId w:val="2"/>
+  </w:num>
+  <w:num w:numId="6" w16cid:durableId="114834774">
+    <w:abstractNumId w:val="9"/>
+  </w:num>
+  <w:num w:numId="7" w16cid:durableId="2125221499">
+    <w:abstractNumId w:val="5"/>
+  </w:num>
+  <w:num w:numId="8" w16cid:durableId="1375277044">
     <w:abstractNumId w:val="0"/>
   </w:num>
-  <w:num w:numId="2" w16cid:durableId="1856454654">
-    <w:abstractNumId w:val="1"/>
+  <w:num w:numId="9" w16cid:durableId="1074933591">
+    <w:abstractNumId w:val="10"/>
+  </w:num>
+  <w:num w:numId="10" w16cid:durableId="1947495728">
+    <w:abstractNumId w:val="7"/>
+  </w:num>
+  <w:num w:numId="11" w16cid:durableId="509369506">
+    <w:abstractNumId w:val="4"/>
   </w:num>
 </w:numbering>
 </file>
@@ -1039,7 +5738,6 @@
   <w:style w:type="character" w:default="1" w:styleId="DefaultParagraphFont">
     <w:name w:val="Default Paragraph Font"/>
     <w:uiPriority w:val="1"/>
-    <w:semiHidden/>
     <w:unhideWhenUsed/>
   </w:style>
   <w:style w:type="table" w:default="1" w:styleId="TableNormal">
